--- a/Lab1/Lab1_отчёт.docx
+++ b/Lab1/Lab1_отчёт.docx
@@ -123,25 +123,7 @@
           <w:color w:val="000000"/>
           <w:lang w:eastAsia="ru-RU"/>
         </w:rPr>
-        <w:t>(</w:t>
-      </w:r>
-      <w:proofErr w:type="spellStart"/>
-      <w:r>
-        <w:rPr>
-          <w:rFonts w:eastAsia="Times New Roman"/>
-          <w:color w:val="000000"/>
-          <w:lang w:eastAsia="ru-RU"/>
-        </w:rPr>
-        <w:t>ТвГТУ</w:t>
-      </w:r>
-      <w:proofErr w:type="spellEnd"/>
-      <w:r>
-        <w:rPr>
-          <w:rFonts w:eastAsia="Times New Roman"/>
-          <w:color w:val="000000"/>
-          <w:lang w:eastAsia="ru-RU"/>
-        </w:rPr>
-        <w:t>)</w:t>
+        <w:t>(ТвГТУ)</w:t>
       </w:r>
       <w:r>
         <w:rPr>
@@ -851,7 +833,15 @@
           <w:color w:val="000000"/>
           <w:lang w:eastAsia="ru-RU"/>
         </w:rPr>
-        <w:t>Тверь 2025</w:t>
+        <w:t>Тверь 202</w:t>
+      </w:r>
+      <w:r>
+        <w:rPr>
+          <w:rFonts w:eastAsia="Times New Roman"/>
+          <w:color w:val="000000"/>
+          <w:lang w:eastAsia="ru-RU"/>
+        </w:rPr>
+        <w:t>6</w:t>
       </w:r>
     </w:p>
     <w:p>
@@ -859,7 +849,6 @@
         <w:keepNext/>
         <w:keepLines/>
         <w:spacing w:before="240" w:after="0"/>
-        <w:jc w:val="center"/>
         <w:outlineLvl w:val="0"/>
         <w:rPr>
           <w:rFonts w:eastAsia="Yu Gothic Light"/>
@@ -879,7 +868,7 @@
           <w:b/>
         </w:rPr>
         <w:lastRenderedPageBreak/>
-        <w:t>Общие требования к лабораторным работам</w:t>
+        <w:t>Задание</w:t>
       </w:r>
     </w:p>
     <w:p>
@@ -890,38 +879,14 @@
         </w:numPr>
       </w:pPr>
       <w:r>
-        <w:t xml:space="preserve">Лабораторная работа выполняется в виде отдельного </w:t>
-      </w:r>
-      <w:proofErr w:type="spellStart"/>
-      <w:r>
-        <w:t>python</w:t>
-      </w:r>
-      <w:proofErr w:type="spellEnd"/>
-      <w:r>
-        <w:t>-скрипта. </w:t>
+        <w:t>Лабораторная работа выполняется в виде отдельного python-скрипта. </w:t>
       </w:r>
       <w:r>
         <w:rPr>
           <w:i/>
           <w:iCs/>
         </w:rPr>
-        <w:t xml:space="preserve">Дополнительный плюс можно получить усложнив себе задание и сопроводив скрипт </w:t>
-      </w:r>
-      <w:proofErr w:type="spellStart"/>
-      <w:r>
-        <w:rPr>
-          <w:i/>
-          <w:iCs/>
-        </w:rPr>
-        <w:t>python</w:t>
-      </w:r>
-      <w:proofErr w:type="spellEnd"/>
-      <w:r>
-        <w:rPr>
-          <w:i/>
-          <w:iCs/>
-        </w:rPr>
-        <w:t>-ноутбуком с решением.</w:t>
+        <w:t>Дополнительный плюс можно получить усложнив себе задание и сопроводив скрипт python-ноутбуком с решением.</w:t>
       </w:r>
     </w:p>
     <w:p>
@@ -932,15 +897,7 @@
         </w:numPr>
       </w:pPr>
       <w:r>
-        <w:t xml:space="preserve">Каждая лабораторная работа должна быть загружена в отдельный </w:t>
-      </w:r>
-      <w:proofErr w:type="spellStart"/>
-      <w:r>
-        <w:t>git</w:t>
-      </w:r>
-      <w:proofErr w:type="spellEnd"/>
-      <w:r>
-        <w:t>-репозиторий.</w:t>
+        <w:t>Каждая лабораторная работа должна быть загружена в отдельный git-репозиторий.</w:t>
       </w:r>
     </w:p>
     <w:p>
@@ -1031,7 +988,6 @@
       <w:r>
         <w:t> сформировать запросы для поиска изображений, контент на которых соответствует классам </w:t>
       </w:r>
-      <w:proofErr w:type="spellStart"/>
       <w:r>
         <w:rPr>
           <w:b/>
@@ -1041,11 +997,9 @@
         </w:rPr>
         <w:t>zebra</w:t>
       </w:r>
-      <w:proofErr w:type="spellEnd"/>
       <w:r>
         <w:t> и </w:t>
       </w:r>
-      <w:proofErr w:type="spellStart"/>
       <w:r>
         <w:rPr>
           <w:b/>
@@ -1053,9 +1007,11 @@
           <w:i/>
           <w:iCs/>
         </w:rPr>
-        <w:t>bay</w:t>
-      </w:r>
-      <w:proofErr w:type="spellEnd"/>
+        <w:t>bay horse</w:t>
+      </w:r>
+      <w:r>
+        <w:t>. Для каждого класса должно быть загружено не менее 1000 изображений. Изображения для каждого класса должны находиться в подпапке папки </w:t>
+      </w:r>
       <w:r>
         <w:rPr>
           <w:b/>
@@ -1063,43 +1019,10 @@
           <w:i/>
           <w:iCs/>
         </w:rPr>
-        <w:t xml:space="preserve"> </w:t>
-      </w:r>
-      <w:proofErr w:type="spellStart"/>
-      <w:r>
-        <w:rPr>
-          <w:b/>
-          <w:bCs/>
-          <w:i/>
-          <w:iCs/>
-        </w:rPr>
-        <w:t>horse</w:t>
-      </w:r>
-      <w:proofErr w:type="spellEnd"/>
-      <w:r>
-        <w:t>. Для каждого класса должно быть загружено не менее 1000 изображений. Изображения для каждого класса должны находиться в подпапке папки </w:t>
-      </w:r>
-      <w:proofErr w:type="spellStart"/>
-      <w:r>
-        <w:rPr>
-          <w:b/>
-          <w:bCs/>
-          <w:i/>
-          <w:iCs/>
-        </w:rPr>
         <w:t>dataset</w:t>
       </w:r>
-      <w:proofErr w:type="spellEnd"/>
-      <w:r>
-        <w:t xml:space="preserve"> с </w:t>
-      </w:r>
-      <w:proofErr w:type="spellStart"/>
-      <w:r>
-        <w:t>соответсвующим</w:t>
-      </w:r>
-      <w:proofErr w:type="spellEnd"/>
-      <w:r>
-        <w:t xml:space="preserve"> названием.</w:t>
+      <w:r>
+        <w:t> с соответсвующим названием.</w:t>
       </w:r>
     </w:p>
     <w:p>
@@ -1154,17 +1077,8 @@
           <w:i/>
           <w:iCs/>
         </w:rPr>
-        <w:t>.</w:t>
-      </w:r>
-      <w:proofErr w:type="spellStart"/>
-      <w:r>
-        <w:rPr>
-          <w:i/>
-          <w:iCs/>
-        </w:rPr>
-        <w:t>jpg</w:t>
-      </w:r>
-      <w:proofErr w:type="spellEnd"/>
+        <w:t>.jpg</w:t>
+      </w:r>
     </w:p>
     <w:p>
       <w:r>
@@ -1173,17 +1087,8 @@
     </w:p>
     <w:p>
       <w:r>
-        <w:t xml:space="preserve">Для дальнейшего удобства необходимо дополнять имя файла </w:t>
-      </w:r>
-      <w:proofErr w:type="spellStart"/>
-      <w:r>
-        <w:t>ведующими</w:t>
-      </w:r>
-      <w:proofErr w:type="spellEnd"/>
-      <w:r>
-        <w:t xml:space="preserve"> нулями (например, 0000, 0001, ..., 0999). Для этого необходимо использовать один из методов класса </w:t>
-      </w:r>
-      <w:proofErr w:type="spellStart"/>
+        <w:t>Для дальнейшего удобства необходимо дополнять имя файла ведующими нулями (например, 0000, 0001, ..., 0999). Для этого необходимо использовать один из методов класса </w:t>
+      </w:r>
       <w:r>
         <w:rPr>
           <w:b/>
@@ -1191,7 +1096,6 @@
         </w:rPr>
         <w:t>str</w:t>
       </w:r>
-      <w:proofErr w:type="spellEnd"/>
       <w:r>
         <w:t>.</w:t>
       </w:r>
@@ -1273,71 +1177,7 @@
       </w:r>
       <w:r>
         <w:br/>
-        <w:t>Подключаются requests (скачивание), playwright (автоматизация), urllib.parse (разбор/кодирование URL), </w:t>
-      </w:r>
-      <w:proofErr w:type="spellStart"/>
-      <w:r>
-        <w:t>time</w:t>
-      </w:r>
-      <w:proofErr w:type="spellEnd"/>
-      <w:r>
-        <w:t> (паузы) и </w:t>
-      </w:r>
-      <w:proofErr w:type="spellStart"/>
-      <w:r>
-        <w:t>pad_filename</w:t>
-      </w:r>
-      <w:proofErr w:type="spellEnd"/>
-      <w:r>
-        <w:t> (имена файлов). Константа REQUEST_URL — базовый адрес поиска. Функция </w:t>
-      </w:r>
-      <w:proofErr w:type="spellStart"/>
-      <w:r>
-        <w:t>download_yandex_images</w:t>
-      </w:r>
-      <w:proofErr w:type="spellEnd"/>
-      <w:r>
-        <w:t>(</w:t>
-      </w:r>
-      <w:proofErr w:type="spellStart"/>
-      <w:r>
-        <w:t>text</w:t>
-      </w:r>
-      <w:proofErr w:type="spellEnd"/>
-      <w:r>
-        <w:t xml:space="preserve">) запускает </w:t>
-      </w:r>
-      <w:proofErr w:type="spellStart"/>
-      <w:r>
-        <w:t>WebKit</w:t>
-      </w:r>
-      <w:proofErr w:type="spellEnd"/>
-      <w:r>
-        <w:t xml:space="preserve"> через </w:t>
-      </w:r>
-      <w:proofErr w:type="spellStart"/>
-      <w:r>
-        <w:t>sync_playwright</w:t>
-      </w:r>
-      <w:proofErr w:type="spellEnd"/>
-      <w:r>
-        <w:t>, открывает вкладку и переходит на страницу поиска с URL-кодированным запросом (</w:t>
-      </w:r>
-      <w:proofErr w:type="spellStart"/>
-      <w:r>
-        <w:t>quote</w:t>
-      </w:r>
-      <w:proofErr w:type="spellEnd"/>
-      <w:r>
-        <w:t>(</w:t>
-      </w:r>
-      <w:proofErr w:type="spellStart"/>
-      <w:r>
-        <w:t>text</w:t>
-      </w:r>
-      <w:proofErr w:type="spellEnd"/>
-      <w:r>
-        <w:t>)).</w:t>
+        <w:t>Подключаются requests (скачивание), playwright (автоматизация), urllib.parse (разбор/кодирование URL), time (паузы) и pad_filename (имена файлов). Константа REQUEST_URL — базовый адрес поиска. Функция download_yandex_images(text) запускает WebKit через sync_playwright, открывает вкладку и переходит на страницу поиска с URL-кодированным запросом (quote(text)).</w:t>
       </w:r>
     </w:p>
     <w:p>
@@ -1408,39 +1248,7 @@
       </w:r>
       <w:r>
         <w:br/>
-        <w:t>Кнопка «Показать ещё» ищется по тексту и ожидается её появление. В цикле </w:t>
-      </w:r>
-      <w:proofErr w:type="spellStart"/>
-      <w:r>
-        <w:t>while</w:t>
-      </w:r>
-      <w:proofErr w:type="spellEnd"/>
-      <w:r>
-        <w:t>, пока кнопка видна: прокрутка к ней, клик, пауза 2 с и ожидание исчезновения индикатора .Span2 — так собирается максимум результатов. Затем формируется путь </w:t>
-      </w:r>
-      <w:proofErr w:type="spellStart"/>
-      <w:r>
-        <w:t>dataset</w:t>
-      </w:r>
-      <w:proofErr w:type="spellEnd"/>
-      <w:r>
-        <w:t>/&lt;</w:t>
-      </w:r>
-      <w:proofErr w:type="spellStart"/>
-      <w:r>
-        <w:t>text</w:t>
-      </w:r>
-      <w:proofErr w:type="spellEnd"/>
-      <w:r>
-        <w:t>&gt; и создаётся директория (</w:t>
-      </w:r>
-      <w:proofErr w:type="spellStart"/>
-      <w:r>
-        <w:t>exist_ok</w:t>
-      </w:r>
-      <w:proofErr w:type="spellEnd"/>
-      <w:r>
-        <w:t>=True).</w:t>
+        <w:t>Кнопка «Показать ещё» ищется по тексту и ожидается её появление. В цикле while, пока кнопка видна: прокрутка к ней, клик, пауза 2 с и ожидание исчезновения индикатора .Span2 — так собирается максимум результатов. Затем формируется путь dataset/&lt;text&gt; и создаётся директория (exist_ok=True).</w:t>
       </w:r>
     </w:p>
     <w:p>
@@ -1495,79 +1303,7 @@
       </w:r>
       <w:r>
         <w:br/>
-        <w:t>Через </w:t>
-      </w:r>
-      <w:proofErr w:type="spellStart"/>
-      <w:r>
-        <w:t>query_selector_all</w:t>
-      </w:r>
-      <w:proofErr w:type="spellEnd"/>
-      <w:r>
-        <w:t>(".</w:t>
-      </w:r>
-      <w:proofErr w:type="spellStart"/>
-      <w:r>
-        <w:t>ImagesContentImage-Cover</w:t>
-      </w:r>
-      <w:proofErr w:type="spellEnd"/>
-      <w:r>
-        <w:t>") получаются все обёртки-ссылки на изображения (без рекламы). Для каждой из </w:t>
-      </w:r>
-      <w:proofErr w:type="spellStart"/>
-      <w:r>
-        <w:t>href</w:t>
-      </w:r>
-      <w:proofErr w:type="spellEnd"/>
-      <w:r>
-        <w:t> через </w:t>
-      </w:r>
-      <w:proofErr w:type="spellStart"/>
-      <w:r>
-        <w:t>urlparse</w:t>
-      </w:r>
-      <w:proofErr w:type="spellEnd"/>
-      <w:r>
-        <w:t>/</w:t>
-      </w:r>
-      <w:proofErr w:type="spellStart"/>
-      <w:r>
-        <w:t>parse_qs</w:t>
-      </w:r>
-      <w:proofErr w:type="spellEnd"/>
-      <w:r>
-        <w:t> достаётся параметр </w:t>
-      </w:r>
-      <w:proofErr w:type="spellStart"/>
-      <w:r>
-        <w:t>img_url</w:t>
-      </w:r>
-      <w:proofErr w:type="spellEnd"/>
-      <w:r>
-        <w:t> и декодируется </w:t>
-      </w:r>
-      <w:proofErr w:type="spellStart"/>
-      <w:r>
-        <w:t>unquote</w:t>
-      </w:r>
-      <w:proofErr w:type="spellEnd"/>
-      <w:r>
-        <w:t>. Всё обёрнуто в </w:t>
-      </w:r>
-      <w:proofErr w:type="spellStart"/>
-      <w:r>
-        <w:t>try</w:t>
-      </w:r>
-      <w:proofErr w:type="spellEnd"/>
-      <w:r>
-        <w:t>/</w:t>
-      </w:r>
-      <w:proofErr w:type="spellStart"/>
-      <w:r>
-        <w:t>except</w:t>
-      </w:r>
-      <w:proofErr w:type="spellEnd"/>
-      <w:r>
-        <w:t> для пропуска битых элементов.</w:t>
+        <w:t>Через query_selector_all(".ImagesContentImage-Cover") получаются все обёртки-ссылки на изображения (без рекламы). Для каждой из href через urlparse/parse_qs достаётся параметр img_url и декодируется unquote. Всё обёрнуто в try/except для пропуска битых элементов.</w:t>
       </w:r>
     </w:p>
     <w:p>
@@ -1622,67 +1358,11 @@
       </w:r>
       <w:r>
         <w:br/>
-        <w:t>Имя файла формируется </w:t>
-      </w:r>
-      <w:proofErr w:type="spellStart"/>
-      <w:r>
-        <w:t>pad_filename</w:t>
-      </w:r>
-      <w:proofErr w:type="spellEnd"/>
-      <w:r>
-        <w:t> (&lt;</w:t>
-      </w:r>
-      <w:proofErr w:type="spellStart"/>
-      <w:r>
-        <w:t>text</w:t>
-      </w:r>
-      <w:proofErr w:type="spellEnd"/>
-      <w:r>
-        <w:t>&gt;_001.jpg). Изображение скачивается </w:t>
-      </w:r>
-      <w:proofErr w:type="spellStart"/>
-      <w:r>
-        <w:t>requests.get</w:t>
-      </w:r>
-      <w:proofErr w:type="spellEnd"/>
-      <w:r>
-        <w:t> с таймаутом, проверяется </w:t>
-      </w:r>
-      <w:proofErr w:type="spellStart"/>
-      <w:r>
-        <w:t>raise_for_status</w:t>
-      </w:r>
-      <w:proofErr w:type="spellEnd"/>
-      <w:r>
-        <w:t xml:space="preserve">, пишется бинарно в файл. При ошибке выводится сообщение и цикл продолжается </w:t>
+        <w:t xml:space="preserve">Имя файла формируется pad_filename (&lt;text&gt;_001.jpg). Изображение скачивается requests.get с таймаутом, проверяется raise_for_status, пишется бинарно в файл. При ошибке выводится сообщение и цикл продолжается </w:t>
       </w:r>
       <w:r>
         <w:lastRenderedPageBreak/>
-        <w:t>(</w:t>
-      </w:r>
-      <w:proofErr w:type="spellStart"/>
-      <w:r>
-        <w:t>continue</w:t>
-      </w:r>
-      <w:proofErr w:type="spellEnd"/>
-      <w:r>
-        <w:t>). После каждой итерации — </w:t>
-      </w:r>
-      <w:proofErr w:type="spellStart"/>
-      <w:r>
-        <w:t>time.sleep</w:t>
-      </w:r>
-      <w:proofErr w:type="spellEnd"/>
-      <w:r>
-        <w:t>(2) для снижения нагрузки. По завершении — </w:t>
-      </w:r>
-      <w:proofErr w:type="spellStart"/>
-      <w:r>
-        <w:t>browser.close</w:t>
-      </w:r>
-      <w:proofErr w:type="spellEnd"/>
-      <w:r>
-        <w:t>().</w:t>
+        <w:t>(continue). После каждой итерации — time.sleep(2) для снижения нагрузки. По завершении — browser.close().</w:t>
       </w:r>
     </w:p>
     <w:p>
@@ -1747,103 +1427,7 @@
     </w:p>
     <w:p>
       <w:r>
-        <w:t>В ходе лабораторной работы был освоен автоматизированный сбор изображений классов </w:t>
-      </w:r>
-      <w:proofErr w:type="spellStart"/>
-      <w:r>
-        <w:t>zebra</w:t>
-      </w:r>
-      <w:proofErr w:type="spellEnd"/>
-      <w:r>
-        <w:t> и </w:t>
-      </w:r>
-      <w:proofErr w:type="spellStart"/>
-      <w:r>
-        <w:t>bay</w:t>
-      </w:r>
-      <w:proofErr w:type="spellEnd"/>
-      <w:r>
-        <w:t xml:space="preserve"> </w:t>
-      </w:r>
-      <w:proofErr w:type="spellStart"/>
-      <w:r>
-        <w:t>horse</w:t>
-      </w:r>
-      <w:proofErr w:type="spellEnd"/>
-      <w:r>
-        <w:t xml:space="preserve"> с </w:t>
-      </w:r>
-      <w:proofErr w:type="spellStart"/>
-      <w:r>
-        <w:t>Яндекс.Картинок</w:t>
-      </w:r>
-      <w:proofErr w:type="spellEnd"/>
-      <w:r>
-        <w:t>. Средствами Python реализовано создание папок </w:t>
-      </w:r>
-      <w:proofErr w:type="spellStart"/>
-      <w:r>
-        <w:t>dataset</w:t>
-      </w:r>
-      <w:proofErr w:type="spellEnd"/>
-      <w:r>
-        <w:t>/</w:t>
-      </w:r>
-      <w:proofErr w:type="spellStart"/>
-      <w:r>
-        <w:t>zebra</w:t>
-      </w:r>
-      <w:proofErr w:type="spellEnd"/>
-      <w:r>
-        <w:t> и </w:t>
-      </w:r>
-      <w:proofErr w:type="spellStart"/>
-      <w:r>
-        <w:t>dataset</w:t>
-      </w:r>
-      <w:proofErr w:type="spellEnd"/>
-      <w:r>
-        <w:t>/</w:t>
-      </w:r>
-      <w:proofErr w:type="spellStart"/>
-      <w:r>
-        <w:t>bay</w:t>
-      </w:r>
-      <w:proofErr w:type="spellEnd"/>
-      <w:r>
-        <w:t xml:space="preserve"> </w:t>
-      </w:r>
-      <w:proofErr w:type="spellStart"/>
-      <w:r>
-        <w:t>horse</w:t>
-      </w:r>
-      <w:proofErr w:type="spellEnd"/>
-      <w:r>
-        <w:t>, загрузка не менее 1000 изображений на класс в формате .</w:t>
-      </w:r>
-      <w:proofErr w:type="spellStart"/>
-      <w:r>
-        <w:t>jpg</w:t>
-      </w:r>
-      <w:proofErr w:type="spellEnd"/>
-      <w:r>
-        <w:t> с именованием по порядковому номеру и ведущими нулями (метод </w:t>
-      </w:r>
-      <w:proofErr w:type="spellStart"/>
-      <w:r>
-        <w:t>str.zfill</w:t>
-      </w:r>
-      <w:proofErr w:type="spellEnd"/>
-      <w:r>
-        <w:t>()), а также исключение дубликатов. Проведена визуальная проверка выборки и при необходимости — её дополнение. В результате получен структурированный датасет, пригодный для обучения моделей компьютерного зрения, и закреплены навыки веб-</w:t>
-      </w:r>
-      <w:proofErr w:type="spellStart"/>
-      <w:r>
-        <w:t>скрапинга</w:t>
-      </w:r>
-      <w:proofErr w:type="spellEnd"/>
-      <w:r>
-        <w:t xml:space="preserve"> и работы с файловой системой.</w:t>
+        <w:t>В ходе лабораторной работы был освоен автоматизированный сбор изображений классов zebra и bay horse с Яндекс.Картинок. Средствами Python реализовано создание папок dataset/zebra и dataset/bay horse, загрузка не менее 1000 изображений на класс в формате .jpg с именованием по порядковому номеру и ведущими нулями (метод str.zfill()), а также исключение дубликатов. Проведена визуальная проверка выборки и при необходимости — её дополнение. В результате получен структурированный датасет, пригодный для обучения моделей компьютерного зрения, и закреплены навыки веб-скрапинга и работы с файловой системой.</w:t>
       </w:r>
     </w:p>
     <w:p>
@@ -2048,25 +1632,7 @@
           <w:szCs w:val="16"/>
           <w:lang w:val="en-US"/>
         </w:rPr>
-        <w:t xml:space="preserve">: </w:t>
-      </w:r>
-      <w:proofErr w:type="spellStart"/>
-      <w:r>
-        <w:rPr>
-          <w:sz w:val="16"/>
-          <w:szCs w:val="16"/>
-          <w:lang w:val="en-US"/>
-        </w:rPr>
-        <w:t>HTTPSConnectionPool</w:t>
-      </w:r>
-      <w:proofErr w:type="spellEnd"/>
-      <w:r>
-        <w:rPr>
-          <w:sz w:val="16"/>
-          <w:szCs w:val="16"/>
-          <w:lang w:val="en-US"/>
-        </w:rPr>
-        <w:t>(host='www.transparentpng.com', port=443): Read timed out.</w:t>
+        <w:t>: HTTPSConnectionPool(host='www.transparentpng.com', port=443): Read timed out.</w:t>
       </w:r>
     </w:p>
     <w:p>
@@ -2130,25 +1696,7 @@
           <w:szCs w:val="16"/>
           <w:lang w:val="en-US"/>
         </w:rPr>
-        <w:t xml:space="preserve">: </w:t>
-      </w:r>
-      <w:proofErr w:type="spellStart"/>
-      <w:r>
-        <w:rPr>
-          <w:sz w:val="16"/>
-          <w:szCs w:val="16"/>
-          <w:lang w:val="en-US"/>
-        </w:rPr>
-        <w:t>HTTPSConnectionPool</w:t>
-      </w:r>
-      <w:proofErr w:type="spellEnd"/>
-      <w:r>
-        <w:rPr>
-          <w:sz w:val="16"/>
-          <w:szCs w:val="16"/>
-          <w:lang w:val="en-US"/>
-        </w:rPr>
-        <w:t>(host='purepng.com', port=443): Read timed out.</w:t>
+        <w:t>: HTTPSConnectionPool(host='purepng.com', port=443): Read timed out.</w:t>
       </w:r>
     </w:p>
     <w:p>
@@ -2212,25 +1760,7 @@
           <w:szCs w:val="16"/>
           <w:lang w:val="en-US"/>
         </w:rPr>
-        <w:t xml:space="preserve">: </w:t>
-      </w:r>
-      <w:proofErr w:type="spellStart"/>
-      <w:r>
-        <w:rPr>
-          <w:sz w:val="16"/>
-          <w:szCs w:val="16"/>
-          <w:lang w:val="en-US"/>
-        </w:rPr>
-        <w:t>HTTPSConnectionPool</w:t>
-      </w:r>
-      <w:proofErr w:type="spellEnd"/>
-      <w:r>
-        <w:rPr>
-          <w:sz w:val="16"/>
-          <w:szCs w:val="16"/>
-          <w:lang w:val="en-US"/>
-        </w:rPr>
-        <w:t>(host='banner2.cleanpng.com', port=443): Read timed out.</w:t>
+        <w:t>: HTTPSConnectionPool(host='banner2.cleanpng.com', port=443): Read timed out.</w:t>
       </w:r>
     </w:p>
     <w:p>
@@ -2262,43 +1792,7 @@
           <w:szCs w:val="16"/>
           <w:lang w:val="en-US"/>
         </w:rPr>
-        <w:t xml:space="preserve">: </w:t>
-      </w:r>
-      <w:proofErr w:type="spellStart"/>
-      <w:r>
-        <w:rPr>
-          <w:sz w:val="16"/>
-          <w:szCs w:val="16"/>
-          <w:lang w:val="en-US"/>
-        </w:rPr>
-        <w:t>HTTPSConnectionPool</w:t>
-      </w:r>
-      <w:proofErr w:type="spellEnd"/>
-      <w:r>
-        <w:rPr>
-          <w:sz w:val="16"/>
-          <w:szCs w:val="16"/>
-          <w:lang w:val="en-US"/>
-        </w:rPr>
-        <w:t>(host='</w:t>
-      </w:r>
-      <w:proofErr w:type="spellStart"/>
-      <w:r>
-        <w:rPr>
-          <w:sz w:val="16"/>
-          <w:szCs w:val="16"/>
-          <w:lang w:val="en-US"/>
-        </w:rPr>
-        <w:t>vectorimages.online</w:t>
-      </w:r>
-      <w:proofErr w:type="spellEnd"/>
-      <w:r>
-        <w:rPr>
-          <w:sz w:val="16"/>
-          <w:szCs w:val="16"/>
-          <w:lang w:val="en-US"/>
-        </w:rPr>
-        <w:t>', port=443): Read timed out.</w:t>
+        <w:t>: HTTPSConnectionPool(host='vectorimages.online', port=443): Read timed out.</w:t>
       </w:r>
     </w:p>
     <w:p>
@@ -2362,25 +1856,7 @@
           <w:szCs w:val="16"/>
           <w:lang w:val="en-US"/>
         </w:rPr>
-        <w:t xml:space="preserve">: </w:t>
-      </w:r>
-      <w:proofErr w:type="spellStart"/>
-      <w:r>
-        <w:rPr>
-          <w:sz w:val="16"/>
-          <w:szCs w:val="16"/>
-          <w:lang w:val="en-US"/>
-        </w:rPr>
-        <w:t>HTTPSConnectionPool</w:t>
-      </w:r>
-      <w:proofErr w:type="spellEnd"/>
-      <w:r>
-        <w:rPr>
-          <w:sz w:val="16"/>
-          <w:szCs w:val="16"/>
-          <w:lang w:val="en-US"/>
-        </w:rPr>
-        <w:t>(host='behaveglobal.com', port=443): Read timed out.</w:t>
+        <w:t>: HTTPSConnectionPool(host='behaveglobal.com', port=443): Read timed out.</w:t>
       </w:r>
     </w:p>
     <w:p>
@@ -2412,25 +1888,7 @@
           <w:szCs w:val="16"/>
           <w:lang w:val="en-US"/>
         </w:rPr>
-        <w:t xml:space="preserve">: </w:t>
-      </w:r>
-      <w:proofErr w:type="spellStart"/>
-      <w:r>
-        <w:rPr>
-          <w:sz w:val="16"/>
-          <w:szCs w:val="16"/>
-          <w:lang w:val="en-US"/>
-        </w:rPr>
-        <w:t>HTTPSConnectionPool</w:t>
-      </w:r>
-      <w:proofErr w:type="spellEnd"/>
-      <w:r>
-        <w:rPr>
-          <w:sz w:val="16"/>
-          <w:szCs w:val="16"/>
-          <w:lang w:val="en-US"/>
-        </w:rPr>
-        <w:t>(host='i.ytimg.com', port=443): Read timed out. (read timeout=5)</w:t>
+        <w:t>: HTTPSConnectionPool(host='i.ytimg.com', port=443): Read timed out. (read timeout=5)</w:t>
       </w:r>
     </w:p>
     <w:p>
@@ -2462,25 +1920,7 @@
           <w:szCs w:val="16"/>
           <w:lang w:val="en-US"/>
         </w:rPr>
-        <w:t xml:space="preserve">: </w:t>
-      </w:r>
-      <w:proofErr w:type="spellStart"/>
-      <w:r>
-        <w:rPr>
-          <w:sz w:val="16"/>
-          <w:szCs w:val="16"/>
-          <w:lang w:val="en-US"/>
-        </w:rPr>
-        <w:t>HTTPSConnectionPool</w:t>
-      </w:r>
-      <w:proofErr w:type="spellEnd"/>
-      <w:r>
-        <w:rPr>
-          <w:sz w:val="16"/>
-          <w:szCs w:val="16"/>
-          <w:lang w:val="en-US"/>
-        </w:rPr>
-        <w:t>(host='yt3.googleusercontent.com', port=443): Read timed out. (read timeout=5)</w:t>
+        <w:t>: HTTPSConnectionPool(host='yt3.googleusercontent.com', port=443): Read timed out. (read timeout=5)</w:t>
       </w:r>
     </w:p>
     <w:p>
@@ -2544,25 +1984,7 @@
           <w:szCs w:val="16"/>
           <w:lang w:val="en-US"/>
         </w:rPr>
-        <w:t xml:space="preserve">: </w:t>
-      </w:r>
-      <w:proofErr w:type="spellStart"/>
-      <w:r>
-        <w:rPr>
-          <w:sz w:val="16"/>
-          <w:szCs w:val="16"/>
-          <w:lang w:val="en-US"/>
-        </w:rPr>
-        <w:t>HTTPSConnectionPool</w:t>
-      </w:r>
-      <w:proofErr w:type="spellEnd"/>
-      <w:r>
-        <w:rPr>
-          <w:sz w:val="16"/>
-          <w:szCs w:val="16"/>
-          <w:lang w:val="en-US"/>
-        </w:rPr>
-        <w:t>(host='cdn.wallpapersafari.com', port=443): Read timed out. (read timeout=5)</w:t>
+        <w:t>: HTTPSConnectionPool(host='cdn.wallpapersafari.com', port=443): Read timed out. (read timeout=5)</w:t>
       </w:r>
     </w:p>
     <w:p>
@@ -2594,25 +2016,7 @@
           <w:szCs w:val="16"/>
           <w:lang w:val="en-US"/>
         </w:rPr>
-        <w:t>: '</w:t>
-      </w:r>
-      <w:proofErr w:type="spellStart"/>
-      <w:r>
-        <w:rPr>
-          <w:sz w:val="16"/>
-          <w:szCs w:val="16"/>
-          <w:lang w:val="en-US"/>
-        </w:rPr>
-        <w:t>img_url</w:t>
-      </w:r>
-      <w:proofErr w:type="spellEnd"/>
-      <w:r>
-        <w:rPr>
-          <w:sz w:val="16"/>
-          <w:szCs w:val="16"/>
-          <w:lang w:val="en-US"/>
-        </w:rPr>
-        <w:t>'</w:t>
+        <w:t>: 'img_url'</w:t>
       </w:r>
     </w:p>
     <w:p>
@@ -2644,25 +2048,7 @@
           <w:szCs w:val="16"/>
           <w:lang w:val="en-US"/>
         </w:rPr>
-        <w:t>: '</w:t>
-      </w:r>
-      <w:proofErr w:type="spellStart"/>
-      <w:r>
-        <w:rPr>
-          <w:sz w:val="16"/>
-          <w:szCs w:val="16"/>
-          <w:lang w:val="en-US"/>
-        </w:rPr>
-        <w:t>img_url</w:t>
-      </w:r>
-      <w:proofErr w:type="spellEnd"/>
-      <w:r>
-        <w:rPr>
-          <w:sz w:val="16"/>
-          <w:szCs w:val="16"/>
-          <w:lang w:val="en-US"/>
-        </w:rPr>
-        <w:t>'</w:t>
+        <w:t>: 'img_url'</w:t>
       </w:r>
     </w:p>
     <w:p>
@@ -2694,25 +2080,7 @@
           <w:szCs w:val="16"/>
           <w:lang w:val="en-US"/>
         </w:rPr>
-        <w:t>: '</w:t>
-      </w:r>
-      <w:proofErr w:type="spellStart"/>
-      <w:r>
-        <w:rPr>
-          <w:sz w:val="16"/>
-          <w:szCs w:val="16"/>
-          <w:lang w:val="en-US"/>
-        </w:rPr>
-        <w:t>img_url</w:t>
-      </w:r>
-      <w:proofErr w:type="spellEnd"/>
-      <w:r>
-        <w:rPr>
-          <w:sz w:val="16"/>
-          <w:szCs w:val="16"/>
-          <w:lang w:val="en-US"/>
-        </w:rPr>
-        <w:t>'</w:t>
+        <w:t>: 'img_url'</w:t>
       </w:r>
     </w:p>
     <w:p>
@@ -2744,25 +2112,7 @@
           <w:szCs w:val="16"/>
           <w:lang w:val="en-US"/>
         </w:rPr>
-        <w:t>: '</w:t>
-      </w:r>
-      <w:proofErr w:type="spellStart"/>
-      <w:r>
-        <w:rPr>
-          <w:sz w:val="16"/>
-          <w:szCs w:val="16"/>
-          <w:lang w:val="en-US"/>
-        </w:rPr>
-        <w:t>img_url</w:t>
-      </w:r>
-      <w:proofErr w:type="spellEnd"/>
-      <w:r>
-        <w:rPr>
-          <w:sz w:val="16"/>
-          <w:szCs w:val="16"/>
-          <w:lang w:val="en-US"/>
-        </w:rPr>
-        <w:t>'</w:t>
+        <w:t>: 'img_url'</w:t>
       </w:r>
     </w:p>
     <w:p>
@@ -2794,25 +2144,7 @@
           <w:szCs w:val="16"/>
           <w:lang w:val="en-US"/>
         </w:rPr>
-        <w:t>: '</w:t>
-      </w:r>
-      <w:proofErr w:type="spellStart"/>
-      <w:r>
-        <w:rPr>
-          <w:sz w:val="16"/>
-          <w:szCs w:val="16"/>
-          <w:lang w:val="en-US"/>
-        </w:rPr>
-        <w:t>img_url</w:t>
-      </w:r>
-      <w:proofErr w:type="spellEnd"/>
-      <w:r>
-        <w:rPr>
-          <w:sz w:val="16"/>
-          <w:szCs w:val="16"/>
-          <w:lang w:val="en-US"/>
-        </w:rPr>
-        <w:t>'</w:t>
+        <w:t>: 'img_url'</w:t>
       </w:r>
     </w:p>
     <w:p>
@@ -2844,25 +2176,7 @@
           <w:szCs w:val="16"/>
           <w:lang w:val="en-US"/>
         </w:rPr>
-        <w:t>: '</w:t>
-      </w:r>
-      <w:proofErr w:type="spellStart"/>
-      <w:r>
-        <w:rPr>
-          <w:sz w:val="16"/>
-          <w:szCs w:val="16"/>
-          <w:lang w:val="en-US"/>
-        </w:rPr>
-        <w:t>img_url</w:t>
-      </w:r>
-      <w:proofErr w:type="spellEnd"/>
-      <w:r>
-        <w:rPr>
-          <w:sz w:val="16"/>
-          <w:szCs w:val="16"/>
-          <w:lang w:val="en-US"/>
-        </w:rPr>
-        <w:t>'</w:t>
+        <w:t>: 'img_url'</w:t>
       </w:r>
     </w:p>
     <w:p>
@@ -2894,25 +2208,7 @@
           <w:szCs w:val="16"/>
           <w:lang w:val="en-US"/>
         </w:rPr>
-        <w:t>: '</w:t>
-      </w:r>
-      <w:proofErr w:type="spellStart"/>
-      <w:r>
-        <w:rPr>
-          <w:sz w:val="16"/>
-          <w:szCs w:val="16"/>
-          <w:lang w:val="en-US"/>
-        </w:rPr>
-        <w:t>img_url</w:t>
-      </w:r>
-      <w:proofErr w:type="spellEnd"/>
-      <w:r>
-        <w:rPr>
-          <w:sz w:val="16"/>
-          <w:szCs w:val="16"/>
-          <w:lang w:val="en-US"/>
-        </w:rPr>
-        <w:t>'</w:t>
+        <w:t>: 'img_url'</w:t>
       </w:r>
     </w:p>
     <w:p>
@@ -2944,25 +2240,7 @@
           <w:szCs w:val="16"/>
           <w:lang w:val="en-US"/>
         </w:rPr>
-        <w:t>: '</w:t>
-      </w:r>
-      <w:proofErr w:type="spellStart"/>
-      <w:r>
-        <w:rPr>
-          <w:sz w:val="16"/>
-          <w:szCs w:val="16"/>
-          <w:lang w:val="en-US"/>
-        </w:rPr>
-        <w:t>img_url</w:t>
-      </w:r>
-      <w:proofErr w:type="spellEnd"/>
-      <w:r>
-        <w:rPr>
-          <w:sz w:val="16"/>
-          <w:szCs w:val="16"/>
-          <w:lang w:val="en-US"/>
-        </w:rPr>
-        <w:t>'</w:t>
+        <w:t>: 'img_url'</w:t>
       </w:r>
     </w:p>
     <w:p>
@@ -2994,25 +2272,7 @@
           <w:szCs w:val="16"/>
           <w:lang w:val="en-US"/>
         </w:rPr>
-        <w:t>: '</w:t>
-      </w:r>
-      <w:proofErr w:type="spellStart"/>
-      <w:r>
-        <w:rPr>
-          <w:sz w:val="16"/>
-          <w:szCs w:val="16"/>
-          <w:lang w:val="en-US"/>
-        </w:rPr>
-        <w:t>img_url</w:t>
-      </w:r>
-      <w:proofErr w:type="spellEnd"/>
-      <w:r>
-        <w:rPr>
-          <w:sz w:val="16"/>
-          <w:szCs w:val="16"/>
-          <w:lang w:val="en-US"/>
-        </w:rPr>
-        <w:t>'</w:t>
+        <w:t>: 'img_url'</w:t>
       </w:r>
     </w:p>
     <w:p>
@@ -3044,25 +2304,7 @@
           <w:szCs w:val="16"/>
           <w:lang w:val="en-US"/>
         </w:rPr>
-        <w:t>: '</w:t>
-      </w:r>
-      <w:proofErr w:type="spellStart"/>
-      <w:r>
-        <w:rPr>
-          <w:sz w:val="16"/>
-          <w:szCs w:val="16"/>
-          <w:lang w:val="en-US"/>
-        </w:rPr>
-        <w:t>img_url</w:t>
-      </w:r>
-      <w:proofErr w:type="spellEnd"/>
-      <w:r>
-        <w:rPr>
-          <w:sz w:val="16"/>
-          <w:szCs w:val="16"/>
-          <w:lang w:val="en-US"/>
-        </w:rPr>
-        <w:t>'</w:t>
+        <w:t>: 'img_url'</w:t>
       </w:r>
     </w:p>
     <w:p>
@@ -3094,25 +2336,7 @@
           <w:szCs w:val="16"/>
           <w:lang w:val="en-US"/>
         </w:rPr>
-        <w:t xml:space="preserve">: </w:t>
-      </w:r>
-      <w:proofErr w:type="spellStart"/>
-      <w:r>
-        <w:rPr>
-          <w:sz w:val="16"/>
-          <w:szCs w:val="16"/>
-          <w:lang w:val="en-US"/>
-        </w:rPr>
-        <w:t>HTTPSConnectionPool</w:t>
-      </w:r>
-      <w:proofErr w:type="spellEnd"/>
-      <w:r>
-        <w:rPr>
-          <w:sz w:val="16"/>
-          <w:szCs w:val="16"/>
-          <w:lang w:val="en-US"/>
-        </w:rPr>
-        <w:t>(host='www.zastavki.com', port=443): Read timed out.</w:t>
+        <w:t>: HTTPSConnectionPool(host='www.zastavki.com', port=443): Read timed out.</w:t>
       </w:r>
     </w:p>
     <w:p>
@@ -3144,25 +2368,7 @@
           <w:szCs w:val="16"/>
           <w:lang w:val="en-US"/>
         </w:rPr>
-        <w:t xml:space="preserve">: </w:t>
-      </w:r>
-      <w:proofErr w:type="spellStart"/>
-      <w:r>
-        <w:rPr>
-          <w:sz w:val="16"/>
-          <w:szCs w:val="16"/>
-          <w:lang w:val="en-US"/>
-        </w:rPr>
-        <w:t>HTTPSConnectionPool</w:t>
-      </w:r>
-      <w:proofErr w:type="spellEnd"/>
-      <w:r>
-        <w:rPr>
-          <w:sz w:val="16"/>
-          <w:szCs w:val="16"/>
-          <w:lang w:val="en-US"/>
-        </w:rPr>
-        <w:t>(host='www.desktopbackground.org', port=443): Read timed out. (read timeout=5)</w:t>
+        <w:t>: HTTPSConnectionPool(host='www.desktopbackground.org', port=443): Read timed out. (read timeout=5)</w:t>
       </w:r>
     </w:p>
     <w:p>
@@ -3226,25 +2432,7 @@
           <w:szCs w:val="16"/>
           <w:lang w:val="en-US"/>
         </w:rPr>
-        <w:t xml:space="preserve">: </w:t>
-      </w:r>
-      <w:proofErr w:type="spellStart"/>
-      <w:r>
-        <w:rPr>
-          <w:sz w:val="16"/>
-          <w:szCs w:val="16"/>
-          <w:lang w:val="en-US"/>
-        </w:rPr>
-        <w:t>HTTPSConnectionPool</w:t>
-      </w:r>
-      <w:proofErr w:type="spellEnd"/>
-      <w:r>
-        <w:rPr>
-          <w:sz w:val="16"/>
-          <w:szCs w:val="16"/>
-          <w:lang w:val="en-US"/>
-        </w:rPr>
-        <w:t>(host='static2.bigstockphoto.com', port=443): Read timed out.</w:t>
+        <w:t>: HTTPSConnectionPool(host='static2.bigstockphoto.com', port=443): Read timed out.</w:t>
       </w:r>
     </w:p>
     <w:p>
@@ -3276,25 +2464,7 @@
           <w:szCs w:val="16"/>
           <w:lang w:val="en-US"/>
         </w:rPr>
-        <w:t xml:space="preserve">: </w:t>
-      </w:r>
-      <w:proofErr w:type="spellStart"/>
-      <w:r>
-        <w:rPr>
-          <w:sz w:val="16"/>
-          <w:szCs w:val="16"/>
-          <w:lang w:val="en-US"/>
-        </w:rPr>
-        <w:t>HTTPSConnectionPool</w:t>
-      </w:r>
-      <w:proofErr w:type="spellEnd"/>
-      <w:r>
-        <w:rPr>
-          <w:sz w:val="16"/>
-          <w:szCs w:val="16"/>
-          <w:lang w:val="en-US"/>
-        </w:rPr>
-        <w:t>(host='cdn4.telesco.pe', port=443): Max retries exceeded with url: /file/IRZWQnCTvXNBVJQBBwEOfeUCPZxIdh2YcCTBuche-f6Wuoi6_6EV7fZm7uH-KpubL-bdD6jszbzRkNi_QAuCmlVSjH-GryQjfEFziOkei1vsYi9WV8qQSN0sRP9mfIyn8liYoVysfJCYdCni5b_4Oqr3ogKRURY_hzQSi8GZUkDPt9fg8e3gEDaxmtgt-GsG2W43CfFy1kiMSJK7i6bl3y199yHeCJvA63OQmWNXlhMeEijFUHbQvaVahtxz8DS9w6nuFu11aI1gHcAF24wHRXphiQIMOf9KqIs</w:t>
+        <w:t>: HTTPSConnectionPool(host='cdn4.telesco.pe', port=443): Max retries exceeded with url: /file/IRZWQnCTvXNBVJQBBwEOfeUCPZxIdh2YcCTBuche-f6Wuoi6_6EV7fZm7uH-KpubL-bdD6jszbzRkNi_QAuCmlVSjH-GryQjfEFziOkei1vsYi9WV8qQSN0sRP9mfIyn8liYoVysfJCYdCni5b_4Oqr3ogKRURY_hzQSi8GZUkDPt9fg8e3gEDaxmtgt-GsG2W43CfFy1kiMSJK7i6bl3y199yHeCJvA63OQmWNXlhMeEijFUHbQvaVahtxz8DS9w6nuFu11aI1gHcAF24wHRXphiQIMOf9KqIs</w:t>
       </w:r>
       <w:r>
         <w:rPr>
@@ -3303,43 +2473,7 @@
           <w:lang w:val="en-US"/>
         </w:rPr>
         <w:lastRenderedPageBreak/>
-        <w:t xml:space="preserve">OrNI0LMlxhcFaU_9oCzUJx8QuApUgfTnbbTeq8EqOZgmOudvyxA.jpg (Caused by </w:t>
-      </w:r>
-      <w:proofErr w:type="spellStart"/>
-      <w:r>
-        <w:rPr>
-          <w:sz w:val="16"/>
-          <w:szCs w:val="16"/>
-          <w:lang w:val="en-US"/>
-        </w:rPr>
-        <w:t>ConnectTimeoutError</w:t>
-      </w:r>
-      <w:proofErr w:type="spellEnd"/>
-      <w:r>
-        <w:rPr>
-          <w:sz w:val="16"/>
-          <w:szCs w:val="16"/>
-          <w:lang w:val="en-US"/>
-        </w:rPr>
-        <w:t>(&lt;</w:t>
-      </w:r>
-      <w:proofErr w:type="spellStart"/>
-      <w:r>
-        <w:rPr>
-          <w:sz w:val="16"/>
-          <w:szCs w:val="16"/>
-          <w:lang w:val="en-US"/>
-        </w:rPr>
-        <w:t>HTTPSConnection</w:t>
-      </w:r>
-      <w:proofErr w:type="spellEnd"/>
-      <w:r>
-        <w:rPr>
-          <w:sz w:val="16"/>
-          <w:szCs w:val="16"/>
-          <w:lang w:val="en-US"/>
-        </w:rPr>
-        <w:t>(host='cdn4.telesco.pe', port=443) at 0x1e712d70e10&gt;, 'Connection to cdn4.telesco.pe timed out. (connect timeout=5)'))</w:t>
+        <w:t>OrNI0LMlxhcFaU_9oCzUJx8QuApUgfTnbbTeq8EqOZgmOudvyxA.jpg (Caused by ConnectTimeoutError(&lt;HTTPSConnection(host='cdn4.telesco.pe', port=443) at 0x1e712d70e10&gt;, 'Connection to cdn4.telesco.pe timed out. (connect timeout=5)'))</w:t>
       </w:r>
     </w:p>
     <w:p>
@@ -3403,25 +2537,7 @@
           <w:szCs w:val="16"/>
           <w:lang w:val="en-US"/>
         </w:rPr>
-        <w:t xml:space="preserve">: </w:t>
-      </w:r>
-      <w:proofErr w:type="spellStart"/>
-      <w:r>
-        <w:rPr>
-          <w:sz w:val="16"/>
-          <w:szCs w:val="16"/>
-          <w:lang w:val="en-US"/>
-        </w:rPr>
-        <w:t>HTTPSConnectionPool</w:t>
-      </w:r>
-      <w:proofErr w:type="spellEnd"/>
-      <w:r>
-        <w:rPr>
-          <w:sz w:val="16"/>
-          <w:szCs w:val="16"/>
-          <w:lang w:val="en-US"/>
-        </w:rPr>
-        <w:t>(host='t3.ftcdn.net', port=443): Read timed out. (read timeout=5)</w:t>
+        <w:t>: HTTPSConnectionPool(host='t3.ftcdn.net', port=443): Read timed out. (read timeout=5)</w:t>
       </w:r>
     </w:p>
     <w:p>
@@ -3773,25 +2889,7 @@
           <w:szCs w:val="16"/>
           <w:lang w:val="en-US"/>
         </w:rPr>
-        <w:t xml:space="preserve">: </w:t>
-      </w:r>
-      <w:proofErr w:type="spellStart"/>
-      <w:r>
-        <w:rPr>
-          <w:sz w:val="16"/>
-          <w:szCs w:val="16"/>
-          <w:lang w:val="en-US"/>
-        </w:rPr>
-        <w:t>HTTPSConnectionPool</w:t>
-      </w:r>
-      <w:proofErr w:type="spellEnd"/>
-      <w:r>
-        <w:rPr>
-          <w:sz w:val="16"/>
-          <w:szCs w:val="16"/>
-          <w:lang w:val="en-US"/>
-        </w:rPr>
-        <w:t>(host='i.ytimg.com', port=443): Read timed out. (read timeout=5)</w:t>
+        <w:t>: HTTPSConnectionPool(host='i.ytimg.com', port=443): Read timed out. (read timeout=5)</w:t>
       </w:r>
     </w:p>
     <w:p>
@@ -3823,25 +2921,7 @@
           <w:szCs w:val="16"/>
           <w:lang w:val="en-US"/>
         </w:rPr>
-        <w:t xml:space="preserve">: </w:t>
-      </w:r>
-      <w:proofErr w:type="spellStart"/>
-      <w:r>
-        <w:rPr>
-          <w:sz w:val="16"/>
-          <w:szCs w:val="16"/>
-          <w:lang w:val="en-US"/>
-        </w:rPr>
-        <w:t>HTTPSConnectionPool</w:t>
-      </w:r>
-      <w:proofErr w:type="spellEnd"/>
-      <w:r>
-        <w:rPr>
-          <w:sz w:val="16"/>
-          <w:szCs w:val="16"/>
-          <w:lang w:val="en-US"/>
-        </w:rPr>
-        <w:t>(host='buzzsharer.com', port=443): Read timed out.</w:t>
+        <w:t>: HTTPSConnectionPool(host='buzzsharer.com', port=443): Read timed out.</w:t>
       </w:r>
     </w:p>
     <w:p>
@@ -3905,25 +2985,7 @@
           <w:szCs w:val="16"/>
           <w:lang w:val="en-US"/>
         </w:rPr>
-        <w:t xml:space="preserve">: </w:t>
-      </w:r>
-      <w:proofErr w:type="spellStart"/>
-      <w:r>
-        <w:rPr>
-          <w:sz w:val="16"/>
-          <w:szCs w:val="16"/>
-          <w:lang w:val="en-US"/>
-        </w:rPr>
-        <w:t>HTTPSConnectionPool</w:t>
-      </w:r>
-      <w:proofErr w:type="spellEnd"/>
-      <w:r>
-        <w:rPr>
-          <w:sz w:val="16"/>
-          <w:szCs w:val="16"/>
-          <w:lang w:val="en-US"/>
-        </w:rPr>
-        <w:t>(host='www.sapere.it', port=443): Read timed out.</w:t>
+        <w:t>: HTTPSConnectionPool(host='www.sapere.it', port=443): Read timed out.</w:t>
       </w:r>
     </w:p>
     <w:p>
@@ -3987,25 +3049,7 @@
           <w:szCs w:val="16"/>
           <w:lang w:val="en-US"/>
         </w:rPr>
-        <w:t xml:space="preserve">: </w:t>
-      </w:r>
-      <w:proofErr w:type="spellStart"/>
-      <w:r>
-        <w:rPr>
-          <w:sz w:val="16"/>
-          <w:szCs w:val="16"/>
-          <w:lang w:val="en-US"/>
-        </w:rPr>
-        <w:t>HTTPSConnectionPool</w:t>
-      </w:r>
-      <w:proofErr w:type="spellEnd"/>
-      <w:r>
-        <w:rPr>
-          <w:sz w:val="16"/>
-          <w:szCs w:val="16"/>
-          <w:lang w:val="en-US"/>
-        </w:rPr>
-        <w:t>(host='st.depositphotos.com', port=443): Read timed out. (read timeout=5)</w:t>
+        <w:t>: HTTPSConnectionPool(host='st.depositphotos.com', port=443): Read timed out. (read timeout=5)</w:t>
       </w:r>
     </w:p>
     <w:p>
@@ -4037,25 +3081,7 @@
           <w:szCs w:val="16"/>
           <w:lang w:val="en-US"/>
         </w:rPr>
-        <w:t xml:space="preserve">: </w:t>
-      </w:r>
-      <w:proofErr w:type="spellStart"/>
-      <w:r>
-        <w:rPr>
-          <w:sz w:val="16"/>
-          <w:szCs w:val="16"/>
-          <w:lang w:val="en-US"/>
-        </w:rPr>
-        <w:t>HTTPSConnectionPool</w:t>
-      </w:r>
-      <w:proofErr w:type="spellEnd"/>
-      <w:r>
-        <w:rPr>
-          <w:sz w:val="16"/>
-          <w:szCs w:val="16"/>
-          <w:lang w:val="en-US"/>
-        </w:rPr>
-        <w:t>(host='img.holidaycalendar.io', port=443): Read timed out.</w:t>
+        <w:t>: HTTPSConnectionPool(host='img.holidaycalendar.io', port=443): Read timed out.</w:t>
       </w:r>
     </w:p>
     <w:p>
@@ -4119,25 +3145,7 @@
           <w:szCs w:val="16"/>
           <w:lang w:val="en-US"/>
         </w:rPr>
-        <w:t xml:space="preserve">: </w:t>
-      </w:r>
-      <w:proofErr w:type="spellStart"/>
-      <w:r>
-        <w:rPr>
-          <w:sz w:val="16"/>
-          <w:szCs w:val="16"/>
-          <w:lang w:val="en-US"/>
-        </w:rPr>
-        <w:t>HTTPSConnectionPool</w:t>
-      </w:r>
-      <w:proofErr w:type="spellEnd"/>
-      <w:r>
-        <w:rPr>
-          <w:sz w:val="16"/>
-          <w:szCs w:val="16"/>
-          <w:lang w:val="en-US"/>
-        </w:rPr>
-        <w:t>(host='c8.alamy.com', port=443): Read timed out. (read timeout=5)</w:t>
+        <w:t>: HTTPSConnectionPool(host='c8.alamy.com', port=443): Read timed out. (read timeout=5)</w:t>
       </w:r>
     </w:p>
     <w:p>
@@ -4169,25 +3177,7 @@
           <w:szCs w:val="16"/>
           <w:lang w:val="en-US"/>
         </w:rPr>
-        <w:t xml:space="preserve">: </w:t>
-      </w:r>
-      <w:proofErr w:type="spellStart"/>
-      <w:r>
-        <w:rPr>
-          <w:sz w:val="16"/>
-          <w:szCs w:val="16"/>
-          <w:lang w:val="en-US"/>
-        </w:rPr>
-        <w:t>HTTPSConnectionPool</w:t>
-      </w:r>
-      <w:proofErr w:type="spellEnd"/>
-      <w:r>
-        <w:rPr>
-          <w:sz w:val="16"/>
-          <w:szCs w:val="16"/>
-          <w:lang w:val="en-US"/>
-        </w:rPr>
-        <w:t>(host='static3.depositphotos.com', port=443): Read timed out. (read timeout=5)</w:t>
+        <w:t>: HTTPSConnectionPool(host='static3.depositphotos.com', port=443): Read timed out. (read timeout=5)</w:t>
       </w:r>
     </w:p>
     <w:p>
@@ -4219,25 +3209,7 @@
           <w:szCs w:val="16"/>
           <w:lang w:val="en-US"/>
         </w:rPr>
-        <w:t xml:space="preserve">: </w:t>
-      </w:r>
-      <w:proofErr w:type="spellStart"/>
-      <w:r>
-        <w:rPr>
-          <w:sz w:val="16"/>
-          <w:szCs w:val="16"/>
-          <w:lang w:val="en-US"/>
-        </w:rPr>
-        <w:t>HTTPSConnectionPool</w:t>
-      </w:r>
-      <w:proofErr w:type="spellEnd"/>
-      <w:r>
-        <w:rPr>
-          <w:sz w:val="16"/>
-          <w:szCs w:val="16"/>
-          <w:lang w:val="en-US"/>
-        </w:rPr>
-        <w:t>(host='st2.depositphotos.com', port=443): Read timed out. (read timeout=5)</w:t>
+        <w:t>: HTTPSConnectionPool(host='st2.depositphotos.com', port=443): Read timed out. (read timeout=5)</w:t>
       </w:r>
     </w:p>
     <w:p>
@@ -4269,25 +3241,7 @@
           <w:szCs w:val="16"/>
           <w:lang w:val="en-US"/>
         </w:rPr>
-        <w:t xml:space="preserve">: </w:t>
-      </w:r>
-      <w:proofErr w:type="spellStart"/>
-      <w:r>
-        <w:rPr>
-          <w:sz w:val="16"/>
-          <w:szCs w:val="16"/>
-          <w:lang w:val="en-US"/>
-        </w:rPr>
-        <w:t>HTTPSConnectionPool</w:t>
-      </w:r>
-      <w:proofErr w:type="spellEnd"/>
-      <w:r>
-        <w:rPr>
-          <w:sz w:val="16"/>
-          <w:szCs w:val="16"/>
-          <w:lang w:val="en-US"/>
-        </w:rPr>
-        <w:t>(host='as1.ftcdn.net', port=443): Read timed out. (read timeout=5)</w:t>
+        <w:t>: HTTPSConnectionPool(host='as1.ftcdn.net', port=443): Read timed out. (read timeout=5)</w:t>
       </w:r>
     </w:p>
     <w:p>
@@ -4319,25 +3273,7 @@
           <w:szCs w:val="16"/>
           <w:lang w:val="en-US"/>
         </w:rPr>
-        <w:t xml:space="preserve">: </w:t>
-      </w:r>
-      <w:proofErr w:type="spellStart"/>
-      <w:r>
-        <w:rPr>
-          <w:sz w:val="16"/>
-          <w:szCs w:val="16"/>
-          <w:lang w:val="en-US"/>
-        </w:rPr>
-        <w:t>HTTPSConnectionPool</w:t>
-      </w:r>
-      <w:proofErr w:type="spellEnd"/>
-      <w:r>
-        <w:rPr>
-          <w:sz w:val="16"/>
-          <w:szCs w:val="16"/>
-          <w:lang w:val="en-US"/>
-        </w:rPr>
-        <w:t>(host='i.ytimg.com', port=443): Read timed out. (read timeout=5)</w:t>
+        <w:t>: HTTPSConnectionPool(host='i.ytimg.com', port=443): Read timed out. (read timeout=5)</w:t>
       </w:r>
     </w:p>
     <w:p>
@@ -4401,25 +3337,7 @@
           <w:szCs w:val="16"/>
           <w:lang w:val="en-US"/>
         </w:rPr>
-        <w:t xml:space="preserve">: </w:t>
-      </w:r>
-      <w:proofErr w:type="spellStart"/>
-      <w:r>
-        <w:rPr>
-          <w:sz w:val="16"/>
-          <w:szCs w:val="16"/>
-          <w:lang w:val="en-US"/>
-        </w:rPr>
-        <w:t>HTTPSConnectionPool</w:t>
-      </w:r>
-      <w:proofErr w:type="spellEnd"/>
-      <w:r>
-        <w:rPr>
-          <w:sz w:val="16"/>
-          <w:szCs w:val="16"/>
-          <w:lang w:val="en-US"/>
-        </w:rPr>
-        <w:t>(host='cdn01.billigerluxus.de', port=443): Read timed out.</w:t>
+        <w:t>: HTTPSConnectionPool(host='cdn01.billigerluxus.de', port=443): Read timed out.</w:t>
       </w:r>
     </w:p>
     <w:p>
@@ -4452,25 +3370,7 @@
           <w:szCs w:val="16"/>
           <w:lang w:val="en-US"/>
         </w:rPr>
-        <w:t xml:space="preserve">: </w:t>
-      </w:r>
-      <w:proofErr w:type="spellStart"/>
-      <w:r>
-        <w:rPr>
-          <w:sz w:val="16"/>
-          <w:szCs w:val="16"/>
-          <w:lang w:val="en-US"/>
-        </w:rPr>
-        <w:t>HTTPSConnectionPool</w:t>
-      </w:r>
-      <w:proofErr w:type="spellEnd"/>
-      <w:r>
-        <w:rPr>
-          <w:sz w:val="16"/>
-          <w:szCs w:val="16"/>
-          <w:lang w:val="en-US"/>
-        </w:rPr>
-        <w:t>(host='as2.ftcdn.net', port=443): Read timed out. (read timeout=5)</w:t>
+        <w:t>: HTTPSConnectionPool(host='as2.ftcdn.net', port=443): Read timed out. (read timeout=5)</w:t>
       </w:r>
     </w:p>
     <w:p>
@@ -4598,25 +3498,7 @@
           <w:szCs w:val="16"/>
           <w:lang w:val="en-US"/>
         </w:rPr>
-        <w:t xml:space="preserve">: </w:t>
-      </w:r>
-      <w:proofErr w:type="spellStart"/>
-      <w:r>
-        <w:rPr>
-          <w:sz w:val="16"/>
-          <w:szCs w:val="16"/>
-          <w:lang w:val="en-US"/>
-        </w:rPr>
-        <w:t>HTTPSConnectionPool</w:t>
-      </w:r>
-      <w:proofErr w:type="spellEnd"/>
-      <w:r>
-        <w:rPr>
-          <w:sz w:val="16"/>
-          <w:szCs w:val="16"/>
-          <w:lang w:val="en-US"/>
-        </w:rPr>
-        <w:t>(host='banner2.cleanpng.com', port=443): Read timed out.</w:t>
+        <w:t>: HTTPSConnectionPool(host='banner2.cleanpng.com', port=443): Read timed out.</w:t>
       </w:r>
     </w:p>
     <w:p>
@@ -4680,25 +3562,7 @@
           <w:szCs w:val="16"/>
           <w:lang w:val="en-US"/>
         </w:rPr>
-        <w:t xml:space="preserve">: </w:t>
-      </w:r>
-      <w:proofErr w:type="spellStart"/>
-      <w:r>
-        <w:rPr>
-          <w:sz w:val="16"/>
-          <w:szCs w:val="16"/>
-          <w:lang w:val="en-US"/>
-        </w:rPr>
-        <w:t>HTTPSConnectionPool</w:t>
-      </w:r>
-      <w:proofErr w:type="spellEnd"/>
-      <w:r>
-        <w:rPr>
-          <w:sz w:val="16"/>
-          <w:szCs w:val="16"/>
-          <w:lang w:val="en-US"/>
-        </w:rPr>
-        <w:t>(host='plus.unsplash.com', port=443): Read timed out. (read timeout=5)</w:t>
+        <w:t>: HTTPSConnectionPool(host='plus.unsplash.com', port=443): Read timed out. (read timeout=5)</w:t>
       </w:r>
     </w:p>
     <w:p>
@@ -4730,25 +3594,7 @@
           <w:szCs w:val="16"/>
           <w:lang w:val="en-US"/>
         </w:rPr>
-        <w:t xml:space="preserve">: </w:t>
-      </w:r>
-      <w:proofErr w:type="spellStart"/>
-      <w:r>
-        <w:rPr>
-          <w:sz w:val="16"/>
-          <w:szCs w:val="16"/>
-          <w:lang w:val="en-US"/>
-        </w:rPr>
-        <w:t>HTTPSConnectionPool</w:t>
-      </w:r>
-      <w:proofErr w:type="spellEnd"/>
-      <w:r>
-        <w:rPr>
-          <w:sz w:val="16"/>
-          <w:szCs w:val="16"/>
-          <w:lang w:val="en-US"/>
-        </w:rPr>
-        <w:t>(host='c8.alamy.com', port=443): Read timed out. (read timeout=5)</w:t>
+        <w:t>: HTTPSConnectionPool(host='c8.alamy.com', port=443): Read timed out. (read timeout=5)</w:t>
       </w:r>
     </w:p>
     <w:p>
@@ -4812,25 +3658,7 @@
           <w:szCs w:val="16"/>
           <w:lang w:val="en-US"/>
         </w:rPr>
-        <w:t xml:space="preserve">: </w:t>
-      </w:r>
-      <w:proofErr w:type="spellStart"/>
-      <w:r>
-        <w:rPr>
-          <w:sz w:val="16"/>
-          <w:szCs w:val="16"/>
-          <w:lang w:val="en-US"/>
-        </w:rPr>
-        <w:t>HTTPSConnectionPool</w:t>
-      </w:r>
-      <w:proofErr w:type="spellEnd"/>
-      <w:r>
-        <w:rPr>
-          <w:sz w:val="16"/>
-          <w:szCs w:val="16"/>
-          <w:lang w:val="en-US"/>
-        </w:rPr>
-        <w:t>(host='c8.alamy.com', port=443): Read timed out. (read timeout=5)</w:t>
+        <w:t>: HTTPSConnectionPool(host='c8.alamy.com', port=443): Read timed out. (read timeout=5)</w:t>
       </w:r>
     </w:p>
     <w:p>
@@ -4894,25 +3722,7 @@
           <w:szCs w:val="16"/>
           <w:lang w:val="en-US"/>
         </w:rPr>
-        <w:t xml:space="preserve">: </w:t>
-      </w:r>
-      <w:proofErr w:type="spellStart"/>
-      <w:r>
-        <w:rPr>
-          <w:sz w:val="16"/>
-          <w:szCs w:val="16"/>
-          <w:lang w:val="en-US"/>
-        </w:rPr>
-        <w:t>HTTPSConnectionPool</w:t>
-      </w:r>
-      <w:proofErr w:type="spellEnd"/>
-      <w:r>
-        <w:rPr>
-          <w:sz w:val="16"/>
-          <w:szCs w:val="16"/>
-          <w:lang w:val="en-US"/>
-        </w:rPr>
-        <w:t>(host='helenstepchuk.com', port=443): Read timed out.</w:t>
+        <w:t>: HTTPSConnectionPool(host='helenstepchuk.com', port=443): Read timed out.</w:t>
       </w:r>
     </w:p>
     <w:p>
@@ -4944,25 +3754,7 @@
           <w:szCs w:val="16"/>
           <w:lang w:val="en-US"/>
         </w:rPr>
-        <w:t xml:space="preserve">: </w:t>
-      </w:r>
-      <w:proofErr w:type="spellStart"/>
-      <w:r>
-        <w:rPr>
-          <w:sz w:val="16"/>
-          <w:szCs w:val="16"/>
-          <w:lang w:val="en-US"/>
-        </w:rPr>
-        <w:t>HTTPSConnectionPool</w:t>
-      </w:r>
-      <w:proofErr w:type="spellEnd"/>
-      <w:r>
-        <w:rPr>
-          <w:sz w:val="16"/>
-          <w:szCs w:val="16"/>
-          <w:lang w:val="en-US"/>
-        </w:rPr>
-        <w:t>(host='images.unsplash.com', port=443): Read timed out. (read timeout=5)</w:t>
+        <w:t>: HTTPSConnectionPool(host='images.unsplash.com', port=443): Read timed out. (read timeout=5)</w:t>
       </w:r>
     </w:p>
     <w:p>
@@ -5058,25 +3850,7 @@
           <w:szCs w:val="16"/>
           <w:lang w:val="en-US"/>
         </w:rPr>
-        <w:t xml:space="preserve">: </w:t>
-      </w:r>
-      <w:proofErr w:type="spellStart"/>
-      <w:r>
-        <w:rPr>
-          <w:sz w:val="16"/>
-          <w:szCs w:val="16"/>
-          <w:lang w:val="en-US"/>
-        </w:rPr>
-        <w:t>HTTPSConnectionPool</w:t>
-      </w:r>
-      <w:proofErr w:type="spellEnd"/>
-      <w:r>
-        <w:rPr>
-          <w:sz w:val="16"/>
-          <w:szCs w:val="16"/>
-          <w:lang w:val="en-US"/>
-        </w:rPr>
-        <w:t>(host='cloudfront.safaribookings.com', port=443): Read timed out.</w:t>
+        <w:t>: HTTPSConnectionPool(host='cloudfront.safaribookings.com', port=443): Read timed out.</w:t>
       </w:r>
     </w:p>
     <w:p>
@@ -5140,25 +3914,7 @@
           <w:szCs w:val="16"/>
           <w:lang w:val="en-US"/>
         </w:rPr>
-        <w:t xml:space="preserve">: </w:t>
-      </w:r>
-      <w:proofErr w:type="spellStart"/>
-      <w:r>
-        <w:rPr>
-          <w:sz w:val="16"/>
-          <w:szCs w:val="16"/>
-          <w:lang w:val="en-US"/>
-        </w:rPr>
-        <w:t>HTTPSConnectionPool</w:t>
-      </w:r>
-      <w:proofErr w:type="spellEnd"/>
-      <w:r>
-        <w:rPr>
-          <w:sz w:val="16"/>
-          <w:szCs w:val="16"/>
-          <w:lang w:val="en-US"/>
-        </w:rPr>
-        <w:t>(host='1.bp.blogspot.com', port=443): Read timed out. (read timeout=5)</w:t>
+        <w:t>: HTTPSConnectionPool(host='1.bp.blogspot.com', port=443): Read timed out. (read timeout=5)</w:t>
       </w:r>
     </w:p>
     <w:p>
@@ -5222,25 +3978,7 @@
           <w:szCs w:val="16"/>
           <w:lang w:val="en-US"/>
         </w:rPr>
-        <w:t xml:space="preserve">: </w:t>
-      </w:r>
-      <w:proofErr w:type="spellStart"/>
-      <w:r>
-        <w:rPr>
-          <w:sz w:val="16"/>
-          <w:szCs w:val="16"/>
-          <w:lang w:val="en-US"/>
-        </w:rPr>
-        <w:t>HTTPSConnectionPool</w:t>
-      </w:r>
-      <w:proofErr w:type="spellEnd"/>
-      <w:r>
-        <w:rPr>
-          <w:sz w:val="16"/>
-          <w:szCs w:val="16"/>
-          <w:lang w:val="en-US"/>
-        </w:rPr>
-        <w:t>(host='cdn.creativefabrica.com', port=443): Read timed out.</w:t>
+        <w:t>: HTTPSConnectionPool(host='cdn.creativefabrica.com', port=443): Read timed out.</w:t>
       </w:r>
     </w:p>
     <w:p>
@@ -5272,25 +4010,7 @@
           <w:szCs w:val="16"/>
           <w:lang w:val="en-US"/>
         </w:rPr>
-        <w:t xml:space="preserve">: </w:t>
-      </w:r>
-      <w:proofErr w:type="spellStart"/>
-      <w:r>
-        <w:rPr>
-          <w:sz w:val="16"/>
-          <w:szCs w:val="16"/>
-          <w:lang w:val="en-US"/>
-        </w:rPr>
-        <w:t>HTTPSConnectionPool</w:t>
-      </w:r>
-      <w:proofErr w:type="spellEnd"/>
-      <w:r>
-        <w:rPr>
-          <w:sz w:val="16"/>
-          <w:szCs w:val="16"/>
-          <w:lang w:val="en-US"/>
-        </w:rPr>
-        <w:t>(host='fsd.multiurok.ru', port=443): Read timed out.</w:t>
+        <w:t>: HTTPSConnectionPool(host='fsd.multiurok.ru', port=443): Read timed out.</w:t>
       </w:r>
     </w:p>
     <w:p>
@@ -5386,25 +4106,7 @@
           <w:szCs w:val="16"/>
           <w:lang w:val="en-US"/>
         </w:rPr>
-        <w:t xml:space="preserve">: </w:t>
-      </w:r>
-      <w:proofErr w:type="spellStart"/>
-      <w:r>
-        <w:rPr>
-          <w:sz w:val="16"/>
-          <w:szCs w:val="16"/>
-          <w:lang w:val="en-US"/>
-        </w:rPr>
-        <w:t>HTTPSConnectionPool</w:t>
-      </w:r>
-      <w:proofErr w:type="spellEnd"/>
-      <w:r>
-        <w:rPr>
-          <w:sz w:val="16"/>
-          <w:szCs w:val="16"/>
-          <w:lang w:val="en-US"/>
-        </w:rPr>
-        <w:t>(host='teviottech.com', port=443): Read timed out.</w:t>
+        <w:t>: HTTPSConnectionPool(host='teviottech.com', port=443): Read timed out.</w:t>
       </w:r>
     </w:p>
     <w:p>
@@ -5565,25 +4267,7 @@
           <w:szCs w:val="16"/>
           <w:lang w:val="en-US"/>
         </w:rPr>
-        <w:t xml:space="preserve">: </w:t>
-      </w:r>
-      <w:proofErr w:type="spellStart"/>
-      <w:r>
-        <w:rPr>
-          <w:sz w:val="16"/>
-          <w:szCs w:val="16"/>
-          <w:lang w:val="en-US"/>
-        </w:rPr>
-        <w:t>HTTPSConnectionPool</w:t>
-      </w:r>
-      <w:proofErr w:type="spellEnd"/>
-      <w:r>
-        <w:rPr>
-          <w:sz w:val="16"/>
-          <w:szCs w:val="16"/>
-          <w:lang w:val="en-US"/>
-        </w:rPr>
-        <w:t>(host='cdn1.cdn-telegram.org', port=443): Max retries exceeded with url: /file/lx8tqNthkHPB-9Rf9JktiDCTeFmO-cQHRZAJkWlqQhTdk0sYbXWOtss413pdMrwKHc6fQW33yZRMfHQEnUj4AgA-r01qY0JdP90haRCgwC6tCS0mAaaO64fgFJdd4qsj5ExROtbr5SnfMtPYNTx3_TNwG97VT7IMo3XTSUKtHZxTyfkBUjn4wIqZqLlEtkfJllPEZGCEjlrPJDCcnIjSdY6jGQ27WNj6syHJwLykLnRGTb11jKSEqndg3B_LtQA3Pg7TMHTB5I9FlloyPyp3jg8OvpOmWS0EXswSIBok9uWfVUiErFb7Ge2FSLU-NlTC63awlh2bQ_cP6Aib6AZEdA.jpg (Caused by ConnectTimeoutError(&lt;HTTPSConnection(host='cdn1.cdn-telegram.org', port=443) at 0x1e714298690&gt;, 'Connection to cdn1.cdn-telegram.org timed out. (connect timeout=5)'))</w:t>
+        <w:t>: HTTPSConnectionPool(host='cdn1.cdn-telegram.org', port=443): Max retries exceeded with url: /file/lx8tqNthkHPB-9Rf9JktiDCTeFmO-cQHRZAJkWlqQhTdk0sYbXWOtss413pdMrwKHc6fQW33yZRMfHQEnUj4AgA-r01qY0JdP90haRCgwC6tCS0mAaaO64fgFJdd4qsj5ExROtbr5SnfMtPYNTx3_TNwG97VT7IMo3XTSUKtHZxTyfkBUjn4wIqZqLlEtkfJllPEZGCEjlrPJDCcnIjSdY6jGQ27WNj6syHJwLykLnRGTb11jKSEqndg3B_LtQA3Pg7TMHTB5I9FlloyPyp3jg8OvpOmWS0EXswSIBok9uWfVUiErFb7Ge2FSLU-NlTC63awlh2bQ_cP6Aib6AZEdA.jpg (Caused by ConnectTimeoutError(&lt;HTTPSConnection(host='cdn1.cdn-telegram.org', port=443) at 0x1e714298690&gt;, 'Connection to cdn1.cdn-telegram.org timed out. (connect timeout=5)'))</w:t>
       </w:r>
     </w:p>
     <w:p>
@@ -5647,25 +4331,7 @@
           <w:szCs w:val="16"/>
           <w:lang w:val="en-US"/>
         </w:rPr>
-        <w:t xml:space="preserve">: </w:t>
-      </w:r>
-      <w:proofErr w:type="spellStart"/>
-      <w:r>
-        <w:rPr>
-          <w:sz w:val="16"/>
-          <w:szCs w:val="16"/>
-          <w:lang w:val="en-US"/>
-        </w:rPr>
-        <w:t>HTTPSConnectionPool</w:t>
-      </w:r>
-      <w:proofErr w:type="spellEnd"/>
-      <w:r>
-        <w:rPr>
-          <w:sz w:val="16"/>
-          <w:szCs w:val="16"/>
-          <w:lang w:val="en-US"/>
-        </w:rPr>
-        <w:t>(host='www.forumdaily.com', port=443): Read timed out. (read timeout=5)</w:t>
+        <w:t>: HTTPSConnectionPool(host='www.forumdaily.com', port=443): Read timed out. (read timeout=5)</w:t>
       </w:r>
     </w:p>
     <w:p>
@@ -5697,61 +4363,7 @@
           <w:szCs w:val="16"/>
           <w:lang w:val="en-US"/>
         </w:rPr>
-        <w:t xml:space="preserve">: </w:t>
-      </w:r>
-      <w:proofErr w:type="spellStart"/>
-      <w:r>
-        <w:rPr>
-          <w:sz w:val="16"/>
-          <w:szCs w:val="16"/>
-          <w:lang w:val="en-US"/>
-        </w:rPr>
-        <w:t>HTTPSConnectionPool</w:t>
-      </w:r>
-      <w:proofErr w:type="spellEnd"/>
-      <w:r>
-        <w:rPr>
-          <w:sz w:val="16"/>
-          <w:szCs w:val="16"/>
-          <w:lang w:val="en-US"/>
-        </w:rPr>
-        <w:t xml:space="preserve">(host='www.fsayouthexchange.de', port=443): Max retries exceeded with url: /wp-content/uploads/2017/03/fsa_youth_exchange.jpg (Caused by </w:t>
-      </w:r>
-      <w:proofErr w:type="spellStart"/>
-      <w:r>
-        <w:rPr>
-          <w:sz w:val="16"/>
-          <w:szCs w:val="16"/>
-          <w:lang w:val="en-US"/>
-        </w:rPr>
-        <w:t>SSLError</w:t>
-      </w:r>
-      <w:proofErr w:type="spellEnd"/>
-      <w:r>
-        <w:rPr>
-          <w:sz w:val="16"/>
-          <w:szCs w:val="16"/>
-          <w:lang w:val="en-US"/>
-        </w:rPr>
-        <w:t>(</w:t>
-      </w:r>
-      <w:proofErr w:type="spellStart"/>
-      <w:r>
-        <w:rPr>
-          <w:sz w:val="16"/>
-          <w:szCs w:val="16"/>
-          <w:lang w:val="en-US"/>
-        </w:rPr>
-        <w:t>SSLCertVerificationError</w:t>
-      </w:r>
-      <w:proofErr w:type="spellEnd"/>
-      <w:r>
-        <w:rPr>
-          <w:sz w:val="16"/>
-          <w:szCs w:val="16"/>
-          <w:lang w:val="en-US"/>
-        </w:rPr>
-        <w:t>(1, '[SSL: CERTIFICATE_VERIFY_FAILED] certificate verify failed: self-signed certificate (_ssl.c:1081)')))</w:t>
+        <w:t>: HTTPSConnectionPool(host='www.fsayouthexchange.de', port=443): Max retries exceeded with url: /wp-content/uploads/2017/03/fsa_youth_exchange.jpg (Caused by SSLError(SSLCertVerificationError(1, '[SSL: CERTIFICATE_VERIFY_FAILED] certificate verify failed: self-signed certificate (_ssl.c:1081)')))</w:t>
       </w:r>
     </w:p>
     <w:p>
@@ -5943,25 +4555,7 @@
           <w:szCs w:val="16"/>
           <w:lang w:val="en-US"/>
         </w:rPr>
-        <w:t xml:space="preserve">: </w:t>
-      </w:r>
-      <w:proofErr w:type="spellStart"/>
-      <w:r>
-        <w:rPr>
-          <w:sz w:val="16"/>
-          <w:szCs w:val="16"/>
-          <w:lang w:val="en-US"/>
-        </w:rPr>
-        <w:t>HTTPSConnectionPool</w:t>
-      </w:r>
-      <w:proofErr w:type="spellEnd"/>
-      <w:r>
-        <w:rPr>
-          <w:sz w:val="16"/>
-          <w:szCs w:val="16"/>
-          <w:lang w:val="en-US"/>
-        </w:rPr>
-        <w:t>(host='static9.depositphotos.com', port=443): Read timed out. (read timeout=5)</w:t>
+        <w:t>: HTTPSConnectionPool(host='static9.depositphotos.com', port=443): Read timed out. (read timeout=5)</w:t>
       </w:r>
     </w:p>
     <w:p>
@@ -6025,25 +4619,7 @@
           <w:szCs w:val="16"/>
           <w:lang w:val="en-US"/>
         </w:rPr>
-        <w:t xml:space="preserve">: </w:t>
-      </w:r>
-      <w:proofErr w:type="spellStart"/>
-      <w:r>
-        <w:rPr>
-          <w:sz w:val="16"/>
-          <w:szCs w:val="16"/>
-          <w:lang w:val="en-US"/>
-        </w:rPr>
-        <w:t>HTTPSConnectionPool</w:t>
-      </w:r>
-      <w:proofErr w:type="spellEnd"/>
-      <w:r>
-        <w:rPr>
-          <w:sz w:val="16"/>
-          <w:szCs w:val="16"/>
-          <w:lang w:val="en-US"/>
-        </w:rPr>
-        <w:t>(host='www.zastavki.com', port=443): Read timed out. (read timeout=30)</w:t>
+        <w:t>: HTTPSConnectionPool(host='www.zastavki.com', port=443): Read timed out. (read timeout=30)</w:t>
       </w:r>
     </w:p>
     <w:p>
@@ -6107,25 +4683,7 @@
           <w:szCs w:val="16"/>
           <w:lang w:val="en-US"/>
         </w:rPr>
-        <w:t xml:space="preserve">: </w:t>
-      </w:r>
-      <w:proofErr w:type="spellStart"/>
-      <w:r>
-        <w:rPr>
-          <w:sz w:val="16"/>
-          <w:szCs w:val="16"/>
-          <w:lang w:val="en-US"/>
-        </w:rPr>
-        <w:t>HTTPSConnectionPool</w:t>
-      </w:r>
-      <w:proofErr w:type="spellEnd"/>
-      <w:r>
-        <w:rPr>
-          <w:sz w:val="16"/>
-          <w:szCs w:val="16"/>
-          <w:lang w:val="en-US"/>
-        </w:rPr>
-        <w:t>(host='t4.ftcdn.net', port=443): Read timed out. (read timeout=5)</w:t>
+        <w:t>: HTTPSConnectionPool(host='t4.ftcdn.net', port=443): Read timed out. (read timeout=5)</w:t>
       </w:r>
     </w:p>
     <w:p>
@@ -6189,25 +4747,7 @@
           <w:szCs w:val="16"/>
           <w:lang w:val="en-US"/>
         </w:rPr>
-        <w:t xml:space="preserve">: </w:t>
-      </w:r>
-      <w:proofErr w:type="spellStart"/>
-      <w:r>
-        <w:rPr>
-          <w:sz w:val="16"/>
-          <w:szCs w:val="16"/>
-          <w:lang w:val="en-US"/>
-        </w:rPr>
-        <w:t>HTTPSConnectionPool</w:t>
-      </w:r>
-      <w:proofErr w:type="spellEnd"/>
-      <w:r>
-        <w:rPr>
-          <w:sz w:val="16"/>
-          <w:szCs w:val="16"/>
-          <w:lang w:val="en-US"/>
-        </w:rPr>
-        <w:t>(host='www.pinclipart.com', port=443): Read timed out. (read timeout=5)</w:t>
+        <w:t>: HTTPSConnectionPool(host='www.pinclipart.com', port=443): Read timed out. (read timeout=5)</w:t>
       </w:r>
     </w:p>
     <w:p>
@@ -6239,25 +4779,7 @@
           <w:szCs w:val="16"/>
           <w:lang w:val="en-US"/>
         </w:rPr>
-        <w:t xml:space="preserve">: </w:t>
-      </w:r>
-      <w:proofErr w:type="spellStart"/>
-      <w:r>
-        <w:rPr>
-          <w:sz w:val="16"/>
-          <w:szCs w:val="16"/>
-          <w:lang w:val="en-US"/>
-        </w:rPr>
-        <w:t>HTTPSConnectionPool</w:t>
-      </w:r>
-      <w:proofErr w:type="spellEnd"/>
-      <w:r>
-        <w:rPr>
-          <w:sz w:val="16"/>
-          <w:szCs w:val="16"/>
-          <w:lang w:val="en-US"/>
-        </w:rPr>
-        <w:t>(host='c8.alamy.com', port=443): Read timed out. (read timeout=5)</w:t>
+        <w:t>: HTTPSConnectionPool(host='c8.alamy.com', port=443): Read timed out. (read timeout=5)</w:t>
       </w:r>
     </w:p>
     <w:p>
@@ -6353,25 +4875,7 @@
           <w:szCs w:val="16"/>
           <w:lang w:val="en-US"/>
         </w:rPr>
-        <w:t xml:space="preserve">: </w:t>
-      </w:r>
-      <w:proofErr w:type="spellStart"/>
-      <w:r>
-        <w:rPr>
-          <w:sz w:val="16"/>
-          <w:szCs w:val="16"/>
-          <w:lang w:val="en-US"/>
-        </w:rPr>
-        <w:t>HTTPSConnectionPool</w:t>
-      </w:r>
-      <w:proofErr w:type="spellEnd"/>
-      <w:r>
-        <w:rPr>
-          <w:sz w:val="16"/>
-          <w:szCs w:val="16"/>
-          <w:lang w:val="en-US"/>
-        </w:rPr>
-        <w:t>(host='c8.alamy.com', port=443): Read timed out. (read timeout=5)</w:t>
+        <w:t>: HTTPSConnectionPool(host='c8.alamy.com', port=443): Read timed out. (read timeout=5)</w:t>
       </w:r>
     </w:p>
     <w:p>
@@ -6403,25 +4907,7 @@
           <w:szCs w:val="16"/>
           <w:lang w:val="en-US"/>
         </w:rPr>
-        <w:t xml:space="preserve">: </w:t>
-      </w:r>
-      <w:proofErr w:type="spellStart"/>
-      <w:r>
-        <w:rPr>
-          <w:sz w:val="16"/>
-          <w:szCs w:val="16"/>
-          <w:lang w:val="en-US"/>
-        </w:rPr>
-        <w:t>HTTPSConnectionPool</w:t>
-      </w:r>
-      <w:proofErr w:type="spellEnd"/>
-      <w:r>
-        <w:rPr>
-          <w:sz w:val="16"/>
-          <w:szCs w:val="16"/>
-          <w:lang w:val="en-US"/>
-        </w:rPr>
-        <w:t>(host='wildlifevagabond.com', port=443): Read timed out.</w:t>
+        <w:t>: HTTPSConnectionPool(host='wildlifevagabond.com', port=443): Read timed out.</w:t>
       </w:r>
     </w:p>
     <w:p>
@@ -6485,25 +4971,7 @@
           <w:szCs w:val="16"/>
           <w:lang w:val="en-US"/>
         </w:rPr>
-        <w:t xml:space="preserve">: </w:t>
-      </w:r>
-      <w:proofErr w:type="spellStart"/>
-      <w:r>
-        <w:rPr>
-          <w:sz w:val="16"/>
-          <w:szCs w:val="16"/>
-          <w:lang w:val="en-US"/>
-        </w:rPr>
-        <w:t>HTTPSConnectionPool</w:t>
-      </w:r>
-      <w:proofErr w:type="spellEnd"/>
-      <w:r>
-        <w:rPr>
-          <w:sz w:val="16"/>
-          <w:szCs w:val="16"/>
-          <w:lang w:val="en-US"/>
-        </w:rPr>
-        <w:t>(host='2.bp.blogspot.com', port=443): Read timed out. (read timeout=5)</w:t>
+        <w:t>: HTTPSConnectionPool(host='2.bp.blogspot.com', port=443): Read timed out. (read timeout=5)</w:t>
       </w:r>
     </w:p>
     <w:p>
@@ -6535,25 +5003,7 @@
           <w:szCs w:val="16"/>
           <w:lang w:val="en-US"/>
         </w:rPr>
-        <w:t xml:space="preserve">: </w:t>
-      </w:r>
-      <w:proofErr w:type="spellStart"/>
-      <w:r>
-        <w:rPr>
-          <w:sz w:val="16"/>
-          <w:szCs w:val="16"/>
-          <w:lang w:val="en-US"/>
-        </w:rPr>
-        <w:t>HTTPSConnectionPool</w:t>
-      </w:r>
-      <w:proofErr w:type="spellEnd"/>
-      <w:r>
-        <w:rPr>
-          <w:sz w:val="16"/>
-          <w:szCs w:val="16"/>
-          <w:lang w:val="en-US"/>
-        </w:rPr>
-        <w:t>(host='www.emaratalyoum.com', port=443): Read timed out. (read timeout=30)</w:t>
+        <w:t>: HTTPSConnectionPool(host='www.emaratalyoum.com', port=443): Read timed out. (read timeout=30)</w:t>
       </w:r>
     </w:p>
     <w:p>
@@ -6585,25 +5035,7 @@
           <w:szCs w:val="16"/>
           <w:lang w:val="en-US"/>
         </w:rPr>
-        <w:t xml:space="preserve">: </w:t>
-      </w:r>
-      <w:proofErr w:type="spellStart"/>
-      <w:r>
-        <w:rPr>
-          <w:sz w:val="16"/>
-          <w:szCs w:val="16"/>
-          <w:lang w:val="en-US"/>
-        </w:rPr>
-        <w:t>HTTPSConnectionPool</w:t>
-      </w:r>
-      <w:proofErr w:type="spellEnd"/>
-      <w:r>
-        <w:rPr>
-          <w:sz w:val="16"/>
-          <w:szCs w:val="16"/>
-          <w:lang w:val="en-US"/>
-        </w:rPr>
-        <w:t>(host='storage.ghost.io', port=443): Read timed out. (read timeout=5)</w:t>
+        <w:t>: HTTPSConnectionPool(host='storage.ghost.io', port=443): Read timed out. (read timeout=5)</w:t>
       </w:r>
     </w:p>
     <w:p>
@@ -6699,25 +5131,7 @@
           <w:szCs w:val="16"/>
           <w:lang w:val="en-US"/>
         </w:rPr>
-        <w:t xml:space="preserve">: </w:t>
-      </w:r>
-      <w:proofErr w:type="spellStart"/>
-      <w:r>
-        <w:rPr>
-          <w:sz w:val="16"/>
-          <w:szCs w:val="16"/>
-          <w:lang w:val="en-US"/>
-        </w:rPr>
-        <w:t>HTTPSConnectionPool</w:t>
-      </w:r>
-      <w:proofErr w:type="spellEnd"/>
-      <w:r>
-        <w:rPr>
-          <w:sz w:val="16"/>
-          <w:szCs w:val="16"/>
-          <w:lang w:val="en-US"/>
-        </w:rPr>
-        <w:t>(host='c8.alamy.com', port=443): Read timed out. (read timeout=5)</w:t>
+        <w:t>: HTTPSConnectionPool(host='c8.alamy.com', port=443): Read timed out. (read timeout=5)</w:t>
       </w:r>
     </w:p>
     <w:p>
@@ -6846,25 +5260,7 @@
           <w:szCs w:val="16"/>
           <w:lang w:val="en-US"/>
         </w:rPr>
-        <w:t xml:space="preserve">: </w:t>
-      </w:r>
-      <w:proofErr w:type="spellStart"/>
-      <w:r>
-        <w:rPr>
-          <w:sz w:val="16"/>
-          <w:szCs w:val="16"/>
-          <w:lang w:val="en-US"/>
-        </w:rPr>
-        <w:t>HTTPSConnectionPool</w:t>
-      </w:r>
-      <w:proofErr w:type="spellEnd"/>
-      <w:r>
-        <w:rPr>
-          <w:sz w:val="16"/>
-          <w:szCs w:val="16"/>
-          <w:lang w:val="en-US"/>
-        </w:rPr>
-        <w:t>(host='static2.bigstockphoto.com', port=443): Read timed out.</w:t>
+        <w:t>: HTTPSConnectionPool(host='static2.bigstockphoto.com', port=443): Read timed out.</w:t>
       </w:r>
     </w:p>
     <w:p>
@@ -6896,25 +5292,7 @@
           <w:szCs w:val="16"/>
           <w:lang w:val="en-US"/>
         </w:rPr>
-        <w:t xml:space="preserve">: </w:t>
-      </w:r>
-      <w:proofErr w:type="spellStart"/>
-      <w:r>
-        <w:rPr>
-          <w:sz w:val="16"/>
-          <w:szCs w:val="16"/>
-          <w:lang w:val="en-US"/>
-        </w:rPr>
-        <w:t>HTTPSConnectionPool</w:t>
-      </w:r>
-      <w:proofErr w:type="spellEnd"/>
-      <w:r>
-        <w:rPr>
-          <w:sz w:val="16"/>
-          <w:szCs w:val="16"/>
-          <w:lang w:val="en-US"/>
-        </w:rPr>
-        <w:t>(host='senecaparkzoo.org', port=443): Read timed out. (read timeout=5)</w:t>
+        <w:t>: HTTPSConnectionPool(host='senecaparkzoo.org', port=443): Read timed out. (read timeout=5)</w:t>
       </w:r>
     </w:p>
     <w:p>
@@ -6946,25 +5324,7 @@
           <w:szCs w:val="16"/>
           <w:lang w:val="en-US"/>
         </w:rPr>
-        <w:t xml:space="preserve">: </w:t>
-      </w:r>
-      <w:proofErr w:type="spellStart"/>
-      <w:r>
-        <w:rPr>
-          <w:sz w:val="16"/>
-          <w:szCs w:val="16"/>
-          <w:lang w:val="en-US"/>
-        </w:rPr>
-        <w:t>HTTPSConnectionPool</w:t>
-      </w:r>
-      <w:proofErr w:type="spellEnd"/>
-      <w:r>
-        <w:rPr>
-          <w:sz w:val="16"/>
-          <w:szCs w:val="16"/>
-          <w:lang w:val="en-US"/>
-        </w:rPr>
-        <w:t>(host='cdn.creativefabrica.com', port=443): Read timed out. (read timeout=30)</w:t>
+        <w:t>: HTTPSConnectionPool(host='cdn.creativefabrica.com', port=443): Read timed out. (read timeout=30)</w:t>
       </w:r>
     </w:p>
     <w:p>
@@ -7028,25 +5388,7 @@
           <w:szCs w:val="16"/>
           <w:lang w:val="en-US"/>
         </w:rPr>
-        <w:t xml:space="preserve">: </w:t>
-      </w:r>
-      <w:proofErr w:type="spellStart"/>
-      <w:r>
-        <w:rPr>
-          <w:sz w:val="16"/>
-          <w:szCs w:val="16"/>
-          <w:lang w:val="en-US"/>
-        </w:rPr>
-        <w:t>HTTPSConnectionPool</w:t>
-      </w:r>
-      <w:proofErr w:type="spellEnd"/>
-      <w:r>
-        <w:rPr>
-          <w:sz w:val="16"/>
-          <w:szCs w:val="16"/>
-          <w:lang w:val="en-US"/>
-        </w:rPr>
-        <w:t>(host='imgcdn.flamingotravels.co.in', port=443): Read timed out.</w:t>
+        <w:t>: HTTPSConnectionPool(host='imgcdn.flamingotravels.co.in', port=443): Read timed out.</w:t>
       </w:r>
     </w:p>
     <w:p>
@@ -7078,25 +5420,7 @@
           <w:szCs w:val="16"/>
           <w:lang w:val="en-US"/>
         </w:rPr>
-        <w:t xml:space="preserve">: </w:t>
-      </w:r>
-      <w:proofErr w:type="spellStart"/>
-      <w:r>
-        <w:rPr>
-          <w:sz w:val="16"/>
-          <w:szCs w:val="16"/>
-          <w:lang w:val="en-US"/>
-        </w:rPr>
-        <w:t>HTTPSConnectionPool</w:t>
-      </w:r>
-      <w:proofErr w:type="spellEnd"/>
-      <w:r>
-        <w:rPr>
-          <w:sz w:val="16"/>
-          <w:szCs w:val="16"/>
-          <w:lang w:val="en-US"/>
-        </w:rPr>
-        <w:t>(host='africanconservation.org', port=443): Read timed out.</w:t>
+        <w:t>: HTTPSConnectionPool(host='africanconservation.org', port=443): Read timed out.</w:t>
       </w:r>
     </w:p>
     <w:p>
@@ -7128,25 +5452,7 @@
           <w:szCs w:val="16"/>
           <w:lang w:val="en-US"/>
         </w:rPr>
-        <w:t xml:space="preserve">: </w:t>
-      </w:r>
-      <w:proofErr w:type="spellStart"/>
-      <w:r>
-        <w:rPr>
-          <w:sz w:val="16"/>
-          <w:szCs w:val="16"/>
-          <w:lang w:val="en-US"/>
-        </w:rPr>
-        <w:t>HTTPSConnectionPool</w:t>
-      </w:r>
-      <w:proofErr w:type="spellEnd"/>
-      <w:r>
-        <w:rPr>
-          <w:sz w:val="16"/>
-          <w:szCs w:val="16"/>
-          <w:lang w:val="en-US"/>
-        </w:rPr>
-        <w:t>(host='www.zastavki.com', port=443): Read timed out.</w:t>
+        <w:t>: HTTPSConnectionPool(host='www.zastavki.com', port=443): Read timed out.</w:t>
       </w:r>
     </w:p>
     <w:p>
@@ -7306,25 +5612,7 @@
           <w:szCs w:val="16"/>
           <w:lang w:val="en-US"/>
         </w:rPr>
-        <w:t xml:space="preserve">: </w:t>
-      </w:r>
-      <w:proofErr w:type="spellStart"/>
-      <w:r>
-        <w:rPr>
-          <w:sz w:val="16"/>
-          <w:szCs w:val="16"/>
-          <w:lang w:val="en-US"/>
-        </w:rPr>
-        <w:t>HTTPSConnectionPool</w:t>
-      </w:r>
-      <w:proofErr w:type="spellEnd"/>
-      <w:r>
-        <w:rPr>
-          <w:sz w:val="16"/>
-          <w:szCs w:val="16"/>
-          <w:lang w:val="en-US"/>
-        </w:rPr>
-        <w:t>(host='www.123fakta.com', port=443): Read timed out.</w:t>
+        <w:t>: HTTPSConnectionPool(host='www.123fakta.com', port=443): Read timed out.</w:t>
       </w:r>
     </w:p>
     <w:p>
@@ -7356,25 +5644,7 @@
           <w:szCs w:val="16"/>
           <w:lang w:val="en-US"/>
         </w:rPr>
-        <w:t xml:space="preserve">: </w:t>
-      </w:r>
-      <w:proofErr w:type="spellStart"/>
-      <w:r>
-        <w:rPr>
-          <w:sz w:val="16"/>
-          <w:szCs w:val="16"/>
-          <w:lang w:val="en-US"/>
-        </w:rPr>
-        <w:t>HTTPSConnectionPool</w:t>
-      </w:r>
-      <w:proofErr w:type="spellEnd"/>
-      <w:r>
-        <w:rPr>
-          <w:sz w:val="16"/>
-          <w:szCs w:val="16"/>
-          <w:lang w:val="en-US"/>
-        </w:rPr>
-        <w:t>(host='static.esea.net', port=443): Read timed out.</w:t>
+        <w:t>: HTTPSConnectionPool(host='static.esea.net', port=443): Read timed out.</w:t>
       </w:r>
     </w:p>
     <w:p>
@@ -7566,25 +5836,7 @@
           <w:szCs w:val="16"/>
           <w:lang w:val="en-US"/>
         </w:rPr>
-        <w:t xml:space="preserve">: </w:t>
-      </w:r>
-      <w:proofErr w:type="spellStart"/>
-      <w:r>
-        <w:rPr>
-          <w:sz w:val="16"/>
-          <w:szCs w:val="16"/>
-          <w:lang w:val="en-US"/>
-        </w:rPr>
-        <w:t>HTTPSConnectionPool</w:t>
-      </w:r>
-      <w:proofErr w:type="spellEnd"/>
-      <w:r>
-        <w:rPr>
-          <w:sz w:val="16"/>
-          <w:szCs w:val="16"/>
-          <w:lang w:val="en-US"/>
-        </w:rPr>
-        <w:t>(host='st.depositphotos.com', port=443): Read timed out. (read timeout=5)</w:t>
+        <w:t>: HTTPSConnectionPool(host='st.depositphotos.com', port=443): Read timed out. (read timeout=5)</w:t>
       </w:r>
     </w:p>
     <w:p>
@@ -7648,25 +5900,7 @@
           <w:szCs w:val="16"/>
           <w:lang w:val="en-US"/>
         </w:rPr>
-        <w:t xml:space="preserve">: </w:t>
-      </w:r>
-      <w:proofErr w:type="spellStart"/>
-      <w:r>
-        <w:rPr>
-          <w:sz w:val="16"/>
-          <w:szCs w:val="16"/>
-          <w:lang w:val="en-US"/>
-        </w:rPr>
-        <w:t>HTTPSConnectionPool</w:t>
-      </w:r>
-      <w:proofErr w:type="spellEnd"/>
-      <w:r>
-        <w:rPr>
-          <w:sz w:val="16"/>
-          <w:szCs w:val="16"/>
-          <w:lang w:val="en-US"/>
-        </w:rPr>
-        <w:t>(host='www.kenyaselfdrive.com', port=443): Read timed out. (read timeout=5)</w:t>
+        <w:t>: HTTPSConnectionPool(host='www.kenyaselfdrive.com', port=443): Read timed out. (read timeout=5)</w:t>
       </w:r>
     </w:p>
     <w:p>
@@ -7698,25 +5932,7 @@
           <w:szCs w:val="16"/>
           <w:lang w:val="en-US"/>
         </w:rPr>
-        <w:t xml:space="preserve">: </w:t>
-      </w:r>
-      <w:proofErr w:type="spellStart"/>
-      <w:r>
-        <w:rPr>
-          <w:sz w:val="16"/>
-          <w:szCs w:val="16"/>
-          <w:lang w:val="en-US"/>
-        </w:rPr>
-        <w:t>HTTPSConnectionPool</w:t>
-      </w:r>
-      <w:proofErr w:type="spellEnd"/>
-      <w:r>
-        <w:rPr>
-          <w:sz w:val="16"/>
-          <w:szCs w:val="16"/>
-          <w:lang w:val="en-US"/>
-        </w:rPr>
-        <w:t>(host='t3.ftcdn.net', port=443): Read timed out. (read timeout=5)</w:t>
+        <w:t>: HTTPSConnectionPool(host='t3.ftcdn.net', port=443): Read timed out. (read timeout=5)</w:t>
       </w:r>
     </w:p>
     <w:p>
@@ -7844,25 +6060,7 @@
           <w:szCs w:val="16"/>
           <w:lang w:val="en-US"/>
         </w:rPr>
-        <w:t xml:space="preserve">: </w:t>
-      </w:r>
-      <w:proofErr w:type="spellStart"/>
-      <w:r>
-        <w:rPr>
-          <w:sz w:val="16"/>
-          <w:szCs w:val="16"/>
-          <w:lang w:val="en-US"/>
-        </w:rPr>
-        <w:t>HTTPSConnectionPool</w:t>
-      </w:r>
-      <w:proofErr w:type="spellEnd"/>
-      <w:r>
-        <w:rPr>
-          <w:sz w:val="16"/>
-          <w:szCs w:val="16"/>
-          <w:lang w:val="en-US"/>
-        </w:rPr>
-        <w:t>(host='static1.bigstockphoto.com', port=443): Read timed out.</w:t>
+        <w:t>: HTTPSConnectionPool(host='static1.bigstockphoto.com', port=443): Read timed out.</w:t>
       </w:r>
     </w:p>
     <w:p>
@@ -7894,25 +6092,7 @@
           <w:szCs w:val="16"/>
           <w:lang w:val="en-US"/>
         </w:rPr>
-        <w:t xml:space="preserve">: </w:t>
-      </w:r>
-      <w:proofErr w:type="spellStart"/>
-      <w:r>
-        <w:rPr>
-          <w:sz w:val="16"/>
-          <w:szCs w:val="16"/>
-          <w:lang w:val="en-US"/>
-        </w:rPr>
-        <w:t>HTTPSConnectionPool</w:t>
-      </w:r>
-      <w:proofErr w:type="spellEnd"/>
-      <w:r>
-        <w:rPr>
-          <w:sz w:val="16"/>
-          <w:szCs w:val="16"/>
-          <w:lang w:val="en-US"/>
-        </w:rPr>
-        <w:t>(host='t3.ftcdn.net', port=443): Read timed out. (read timeout=5)</w:t>
+        <w:t>: HTTPSConnectionPool(host='t3.ftcdn.net', port=443): Read timed out. (read timeout=5)</w:t>
       </w:r>
     </w:p>
     <w:p>
@@ -7944,25 +6124,7 @@
           <w:szCs w:val="16"/>
           <w:lang w:val="en-US"/>
         </w:rPr>
-        <w:t xml:space="preserve">: </w:t>
-      </w:r>
-      <w:proofErr w:type="spellStart"/>
-      <w:r>
-        <w:rPr>
-          <w:sz w:val="16"/>
-          <w:szCs w:val="16"/>
-          <w:lang w:val="en-US"/>
-        </w:rPr>
-        <w:t>HTTPSConnectionPool</w:t>
-      </w:r>
-      <w:proofErr w:type="spellEnd"/>
-      <w:r>
-        <w:rPr>
-          <w:sz w:val="16"/>
-          <w:szCs w:val="16"/>
-          <w:lang w:val="en-US"/>
-        </w:rPr>
-        <w:t>(host='i.ytimg.com', port=443): Read timed out. (read timeout=5)</w:t>
+        <w:t>: HTTPSConnectionPool(host='i.ytimg.com', port=443): Read timed out. (read timeout=5)</w:t>
       </w:r>
     </w:p>
     <w:p>
@@ -8027,25 +6189,7 @@
           <w:szCs w:val="16"/>
           <w:lang w:val="en-US"/>
         </w:rPr>
-        <w:t xml:space="preserve">: </w:t>
-      </w:r>
-      <w:proofErr w:type="spellStart"/>
-      <w:r>
-        <w:rPr>
-          <w:sz w:val="16"/>
-          <w:szCs w:val="16"/>
-          <w:lang w:val="en-US"/>
-        </w:rPr>
-        <w:t>HTTPSConnectionPool</w:t>
-      </w:r>
-      <w:proofErr w:type="spellEnd"/>
-      <w:r>
-        <w:rPr>
-          <w:sz w:val="16"/>
-          <w:szCs w:val="16"/>
-          <w:lang w:val="en-US"/>
-        </w:rPr>
-        <w:t>(host='emaarakvaryum.com', port=443): Read timed out. (read timeout=5)</w:t>
+        <w:t>: HTTPSConnectionPool(host='emaarakvaryum.com', port=443): Read timed out. (read timeout=5)</w:t>
       </w:r>
     </w:p>
     <w:p>
@@ -8109,25 +6253,7 @@
           <w:szCs w:val="16"/>
           <w:lang w:val="en-US"/>
         </w:rPr>
-        <w:t xml:space="preserve">: </w:t>
-      </w:r>
-      <w:proofErr w:type="spellStart"/>
-      <w:r>
-        <w:rPr>
-          <w:sz w:val="16"/>
-          <w:szCs w:val="16"/>
-          <w:lang w:val="en-US"/>
-        </w:rPr>
-        <w:t>HTTPSConnectionPool</w:t>
-      </w:r>
-      <w:proofErr w:type="spellEnd"/>
-      <w:r>
-        <w:rPr>
-          <w:sz w:val="16"/>
-          <w:szCs w:val="16"/>
-          <w:lang w:val="en-US"/>
-        </w:rPr>
-        <w:t>(host='c8.alamy.com', port=443): Read timed out. (read timeout=5)</w:t>
+        <w:t>: HTTPSConnectionPool(host='c8.alamy.com', port=443): Read timed out. (read timeout=5)</w:t>
       </w:r>
     </w:p>
     <w:p>
@@ -8159,25 +6285,7 @@
           <w:szCs w:val="16"/>
           <w:lang w:val="en-US"/>
         </w:rPr>
-        <w:t xml:space="preserve">: </w:t>
-      </w:r>
-      <w:proofErr w:type="spellStart"/>
-      <w:r>
-        <w:rPr>
-          <w:sz w:val="16"/>
-          <w:szCs w:val="16"/>
-          <w:lang w:val="en-US"/>
-        </w:rPr>
-        <w:t>HTTPSConnectionPool</w:t>
-      </w:r>
-      <w:proofErr w:type="spellEnd"/>
-      <w:r>
-        <w:rPr>
-          <w:sz w:val="16"/>
-          <w:szCs w:val="16"/>
-          <w:lang w:val="en-US"/>
-        </w:rPr>
-        <w:t>(host='b.rgbimg.com', port=443): Read timed out.</w:t>
+        <w:t>: HTTPSConnectionPool(host='b.rgbimg.com', port=443): Read timed out.</w:t>
       </w:r>
     </w:p>
     <w:p>
@@ -8241,25 +6349,7 @@
           <w:szCs w:val="16"/>
           <w:lang w:val="en-US"/>
         </w:rPr>
-        <w:t xml:space="preserve">: </w:t>
-      </w:r>
-      <w:proofErr w:type="spellStart"/>
-      <w:r>
-        <w:rPr>
-          <w:sz w:val="16"/>
-          <w:szCs w:val="16"/>
-          <w:lang w:val="en-US"/>
-        </w:rPr>
-        <w:t>HTTPSConnectionPool</w:t>
-      </w:r>
-      <w:proofErr w:type="spellEnd"/>
-      <w:r>
-        <w:rPr>
-          <w:sz w:val="16"/>
-          <w:szCs w:val="16"/>
-          <w:lang w:val="en-US"/>
-        </w:rPr>
-        <w:t>(host='yt3.googleusercontent.com', port=443): Read timed out. (read timeout=5)</w:t>
+        <w:t>: HTTPSConnectionPool(host='yt3.googleusercontent.com', port=443): Read timed out. (read timeout=5)</w:t>
       </w:r>
     </w:p>
     <w:p>
@@ -8355,25 +6445,7 @@
           <w:szCs w:val="16"/>
           <w:lang w:val="en-US"/>
         </w:rPr>
-        <w:t xml:space="preserve">: </w:t>
-      </w:r>
-      <w:proofErr w:type="spellStart"/>
-      <w:r>
-        <w:rPr>
-          <w:sz w:val="16"/>
-          <w:szCs w:val="16"/>
-          <w:lang w:val="en-US"/>
-        </w:rPr>
-        <w:t>HTTPSConnectionPool</w:t>
-      </w:r>
-      <w:proofErr w:type="spellEnd"/>
-      <w:r>
-        <w:rPr>
-          <w:sz w:val="16"/>
-          <w:szCs w:val="16"/>
-          <w:lang w:val="en-US"/>
-        </w:rPr>
-        <w:t>(host='i.ytimg.com', port=443): Read timed out. (read timeout=5)</w:t>
+        <w:t>: HTTPSConnectionPool(host='i.ytimg.com', port=443): Read timed out. (read timeout=5)</w:t>
       </w:r>
     </w:p>
     <w:p>
@@ -8405,25 +6477,7 @@
           <w:szCs w:val="16"/>
           <w:lang w:val="en-US"/>
         </w:rPr>
-        <w:t xml:space="preserve">: </w:t>
-      </w:r>
-      <w:proofErr w:type="spellStart"/>
-      <w:r>
-        <w:rPr>
-          <w:sz w:val="16"/>
-          <w:szCs w:val="16"/>
-          <w:lang w:val="en-US"/>
-        </w:rPr>
-        <w:t>HTTPSConnectionPool</w:t>
-      </w:r>
-      <w:proofErr w:type="spellEnd"/>
-      <w:r>
-        <w:rPr>
-          <w:sz w:val="16"/>
-          <w:szCs w:val="16"/>
-          <w:lang w:val="en-US"/>
-        </w:rPr>
-        <w:t>(host='static1.bigstockphoto.com', port=443): Read timed out.</w:t>
+        <w:t>: HTTPSConnectionPool(host='static1.bigstockphoto.com', port=443): Read timed out.</w:t>
       </w:r>
     </w:p>
     <w:p>
@@ -8455,25 +6509,7 @@
           <w:szCs w:val="16"/>
           <w:lang w:val="en-US"/>
         </w:rPr>
-        <w:t xml:space="preserve">: </w:t>
-      </w:r>
-      <w:proofErr w:type="spellStart"/>
-      <w:r>
-        <w:rPr>
-          <w:sz w:val="16"/>
-          <w:szCs w:val="16"/>
-          <w:lang w:val="en-US"/>
-        </w:rPr>
-        <w:t>HTTPSConnectionPool</w:t>
-      </w:r>
-      <w:proofErr w:type="spellEnd"/>
-      <w:r>
-        <w:rPr>
-          <w:sz w:val="16"/>
-          <w:szCs w:val="16"/>
-          <w:lang w:val="en-US"/>
-        </w:rPr>
-        <w:t>(host='static1.bigstockphoto.com', port=443): Read timed out.</w:t>
+        <w:t>: HTTPSConnectionPool(host='static1.bigstockphoto.com', port=443): Read timed out.</w:t>
       </w:r>
     </w:p>
     <w:p>
@@ -8505,25 +6541,7 @@
           <w:szCs w:val="16"/>
           <w:lang w:val="en-US"/>
         </w:rPr>
-        <w:t xml:space="preserve">: </w:t>
-      </w:r>
-      <w:proofErr w:type="spellStart"/>
-      <w:r>
-        <w:rPr>
-          <w:sz w:val="16"/>
-          <w:szCs w:val="16"/>
-          <w:lang w:val="en-US"/>
-        </w:rPr>
-        <w:t>HTTPSConnectionPool</w:t>
-      </w:r>
-      <w:proofErr w:type="spellEnd"/>
-      <w:r>
-        <w:rPr>
-          <w:sz w:val="16"/>
-          <w:szCs w:val="16"/>
-          <w:lang w:val="en-US"/>
-        </w:rPr>
-        <w:t>(host='md.top100.travel', port=443): Read timed out.</w:t>
+        <w:t>: HTTPSConnectionPool(host='md.top100.travel', port=443): Read timed out.</w:t>
       </w:r>
     </w:p>
     <w:p>
@@ -8587,25 +6605,7 @@
           <w:szCs w:val="16"/>
           <w:lang w:val="en-US"/>
         </w:rPr>
-        <w:t xml:space="preserve">: </w:t>
-      </w:r>
-      <w:proofErr w:type="spellStart"/>
-      <w:r>
-        <w:rPr>
-          <w:sz w:val="16"/>
-          <w:szCs w:val="16"/>
-          <w:lang w:val="en-US"/>
-        </w:rPr>
-        <w:t>HTTPSConnectionPool</w:t>
-      </w:r>
-      <w:proofErr w:type="spellEnd"/>
-      <w:r>
-        <w:rPr>
-          <w:sz w:val="16"/>
-          <w:szCs w:val="16"/>
-          <w:lang w:val="en-US"/>
-        </w:rPr>
-        <w:t>(host='c8.alamy.com', port=443): Read timed out. (read timeout=5)</w:t>
+        <w:t>: HTTPSConnectionPool(host='c8.alamy.com', port=443): Read timed out. (read timeout=5)</w:t>
       </w:r>
     </w:p>
     <w:p>
@@ -8701,25 +6701,7 @@
           <w:szCs w:val="16"/>
           <w:lang w:val="en-US"/>
         </w:rPr>
-        <w:t xml:space="preserve">: </w:t>
-      </w:r>
-      <w:proofErr w:type="spellStart"/>
-      <w:r>
-        <w:rPr>
-          <w:sz w:val="16"/>
-          <w:szCs w:val="16"/>
-          <w:lang w:val="en-US"/>
-        </w:rPr>
-        <w:t>HTTPSConnectionPool</w:t>
-      </w:r>
-      <w:proofErr w:type="spellEnd"/>
-      <w:r>
-        <w:rPr>
-          <w:sz w:val="16"/>
-          <w:szCs w:val="16"/>
-          <w:lang w:val="en-US"/>
-        </w:rPr>
-        <w:t>(host='3.bp.blogspot.com', port=443): Read timed out. (read timeout=5)</w:t>
+        <w:t>: HTTPSConnectionPool(host='3.bp.blogspot.com', port=443): Read timed out. (read timeout=5)</w:t>
       </w:r>
     </w:p>
     <w:p>
@@ -8751,25 +6733,7 @@
           <w:szCs w:val="16"/>
           <w:lang w:val="en-US"/>
         </w:rPr>
-        <w:t xml:space="preserve">: </w:t>
-      </w:r>
-      <w:proofErr w:type="spellStart"/>
-      <w:r>
-        <w:rPr>
-          <w:sz w:val="16"/>
-          <w:szCs w:val="16"/>
-          <w:lang w:val="en-US"/>
-        </w:rPr>
-        <w:t>HTTPSConnectionPool</w:t>
-      </w:r>
-      <w:proofErr w:type="spellEnd"/>
-      <w:r>
-        <w:rPr>
-          <w:sz w:val="16"/>
-          <w:szCs w:val="16"/>
-          <w:lang w:val="en-US"/>
-        </w:rPr>
-        <w:t>(host='st.depositphotos.com', port=443): Read timed out. (read timeout=5)</w:t>
+        <w:t>: HTTPSConnectionPool(host='st.depositphotos.com', port=443): Read timed out. (read timeout=5)</w:t>
       </w:r>
     </w:p>
     <w:p>
@@ -8833,25 +6797,7 @@
           <w:szCs w:val="16"/>
           <w:lang w:val="en-US"/>
         </w:rPr>
-        <w:t xml:space="preserve">: </w:t>
-      </w:r>
-      <w:proofErr w:type="spellStart"/>
-      <w:r>
-        <w:rPr>
-          <w:sz w:val="16"/>
-          <w:szCs w:val="16"/>
-          <w:lang w:val="en-US"/>
-        </w:rPr>
-        <w:t>HTTPSConnectionPool</w:t>
-      </w:r>
-      <w:proofErr w:type="spellEnd"/>
-      <w:r>
-        <w:rPr>
-          <w:sz w:val="16"/>
-          <w:szCs w:val="16"/>
-          <w:lang w:val="en-US"/>
-        </w:rPr>
-        <w:t>(host='yt3.googleusercontent.com', port=443): Read timed out. (read timeout=5)</w:t>
+        <w:t>: HTTPSConnectionPool(host='yt3.googleusercontent.com', port=443): Read timed out. (read timeout=5)</w:t>
       </w:r>
     </w:p>
     <w:p>
@@ -8883,43 +6829,7 @@
           <w:szCs w:val="16"/>
           <w:lang w:val="en-US"/>
         </w:rPr>
-        <w:t xml:space="preserve">: </w:t>
-      </w:r>
-      <w:proofErr w:type="spellStart"/>
-      <w:r>
-        <w:rPr>
-          <w:sz w:val="16"/>
-          <w:szCs w:val="16"/>
-          <w:lang w:val="en-US"/>
-        </w:rPr>
-        <w:t>HTTPSConnectionPool</w:t>
-      </w:r>
-      <w:proofErr w:type="spellEnd"/>
-      <w:r>
-        <w:rPr>
-          <w:sz w:val="16"/>
-          <w:szCs w:val="16"/>
-          <w:lang w:val="en-US"/>
-        </w:rPr>
-        <w:t>(host='</w:t>
-      </w:r>
-      <w:proofErr w:type="spellStart"/>
-      <w:r>
-        <w:rPr>
-          <w:sz w:val="16"/>
-          <w:szCs w:val="16"/>
-          <w:lang w:val="en-US"/>
-        </w:rPr>
-        <w:t>billiken.lat</w:t>
-      </w:r>
-      <w:proofErr w:type="spellEnd"/>
-      <w:r>
-        <w:rPr>
-          <w:sz w:val="16"/>
-          <w:szCs w:val="16"/>
-          <w:lang w:val="en-US"/>
-        </w:rPr>
-        <w:t>', port=443): Read timed out. (read timeout=5)</w:t>
+        <w:t>: HTTPSConnectionPool(host='billiken.lat', port=443): Read timed out. (read timeout=5)</w:t>
       </w:r>
     </w:p>
     <w:p>
@@ -8951,25 +6861,7 @@
           <w:szCs w:val="16"/>
           <w:lang w:val="en-US"/>
         </w:rPr>
-        <w:t xml:space="preserve">: </w:t>
-      </w:r>
-      <w:proofErr w:type="spellStart"/>
-      <w:r>
-        <w:rPr>
-          <w:sz w:val="16"/>
-          <w:szCs w:val="16"/>
-          <w:lang w:val="en-US"/>
-        </w:rPr>
-        <w:t>HTTPSConnectionPool</w:t>
-      </w:r>
-      <w:proofErr w:type="spellEnd"/>
-      <w:r>
-        <w:rPr>
-          <w:sz w:val="16"/>
-          <w:szCs w:val="16"/>
-          <w:lang w:val="en-US"/>
-        </w:rPr>
-        <w:t>(host='yt3.googleusercontent.com', port=443): Read timed out. (read timeout=5)</w:t>
+        <w:t>: HTTPSConnectionPool(host='yt3.googleusercontent.com', port=443): Read timed out. (read timeout=5)</w:t>
       </w:r>
     </w:p>
     <w:p>
@@ -9001,25 +6893,7 @@
           <w:szCs w:val="16"/>
           <w:lang w:val="en-US"/>
         </w:rPr>
-        <w:t xml:space="preserve">: </w:t>
-      </w:r>
-      <w:proofErr w:type="spellStart"/>
-      <w:r>
-        <w:rPr>
-          <w:sz w:val="16"/>
-          <w:szCs w:val="16"/>
-          <w:lang w:val="en-US"/>
-        </w:rPr>
-        <w:t>HTTPSConnectionPool</w:t>
-      </w:r>
-      <w:proofErr w:type="spellEnd"/>
-      <w:r>
-        <w:rPr>
-          <w:sz w:val="16"/>
-          <w:szCs w:val="16"/>
-          <w:lang w:val="en-US"/>
-        </w:rPr>
-        <w:t>(host='banner2.cleanpng.com', port=443): Read timed out.</w:t>
+        <w:t>: HTTPSConnectionPool(host='banner2.cleanpng.com', port=443): Read timed out.</w:t>
       </w:r>
     </w:p>
     <w:p>
@@ -9115,61 +6989,7 @@
           <w:szCs w:val="16"/>
           <w:lang w:val="en-US"/>
         </w:rPr>
-        <w:t xml:space="preserve">: </w:t>
-      </w:r>
-      <w:proofErr w:type="spellStart"/>
-      <w:r>
-        <w:rPr>
-          <w:sz w:val="16"/>
-          <w:szCs w:val="16"/>
-          <w:lang w:val="en-US"/>
-        </w:rPr>
-        <w:t>HTTPSConnectionPool</w:t>
-      </w:r>
-      <w:proofErr w:type="spellEnd"/>
-      <w:r>
-        <w:rPr>
-          <w:sz w:val="16"/>
-          <w:szCs w:val="16"/>
-          <w:lang w:val="en-US"/>
-        </w:rPr>
-        <w:t xml:space="preserve">(host='telegra.ph', port=443): Max retries exceeded with url: /file/f0cb07246c6cf3f564361.png (Caused by </w:t>
-      </w:r>
-      <w:proofErr w:type="spellStart"/>
-      <w:r>
-        <w:rPr>
-          <w:sz w:val="16"/>
-          <w:szCs w:val="16"/>
-          <w:lang w:val="en-US"/>
-        </w:rPr>
-        <w:t>ConnectTimeoutError</w:t>
-      </w:r>
-      <w:proofErr w:type="spellEnd"/>
-      <w:r>
-        <w:rPr>
-          <w:sz w:val="16"/>
-          <w:szCs w:val="16"/>
-          <w:lang w:val="en-US"/>
-        </w:rPr>
-        <w:t>(&lt;</w:t>
-      </w:r>
-      <w:proofErr w:type="spellStart"/>
-      <w:r>
-        <w:rPr>
-          <w:sz w:val="16"/>
-          <w:szCs w:val="16"/>
-          <w:lang w:val="en-US"/>
-        </w:rPr>
-        <w:t>HTTPSConnection</w:t>
-      </w:r>
-      <w:proofErr w:type="spellEnd"/>
-      <w:r>
-        <w:rPr>
-          <w:sz w:val="16"/>
-          <w:szCs w:val="16"/>
-          <w:lang w:val="en-US"/>
-        </w:rPr>
-        <w:t>(host='telegra.ph', port=443) at 0x1e714298e10&gt;, 'Connection to telegra.ph timed out. (connect timeout=5)'))</w:t>
+        <w:t>: HTTPSConnectionPool(host='telegra.ph', port=443): Max retries exceeded with url: /file/f0cb07246c6cf3f564361.png (Caused by ConnectTimeoutError(&lt;HTTPSConnection(host='telegra.ph', port=443) at 0x1e714298e10&gt;, 'Connection to telegra.ph timed out. (connect timeout=5)'))</w:t>
       </w:r>
     </w:p>
     <w:p>
@@ -9201,25 +7021,7 @@
           <w:szCs w:val="16"/>
           <w:lang w:val="en-US"/>
         </w:rPr>
-        <w:t xml:space="preserve">: </w:t>
-      </w:r>
-      <w:proofErr w:type="spellStart"/>
-      <w:r>
-        <w:rPr>
-          <w:sz w:val="16"/>
-          <w:szCs w:val="16"/>
-          <w:lang w:val="en-US"/>
-        </w:rPr>
-        <w:t>HTTPSConnectionPool</w:t>
-      </w:r>
-      <w:proofErr w:type="spellEnd"/>
-      <w:r>
-        <w:rPr>
-          <w:sz w:val="16"/>
-          <w:szCs w:val="16"/>
-          <w:lang w:val="en-US"/>
-        </w:rPr>
-        <w:t>(host='c8.alamy.com', port=443): Read timed out. (read timeout=5)</w:t>
+        <w:t>: HTTPSConnectionPool(host='c8.alamy.com', port=443): Read timed out. (read timeout=5)</w:t>
       </w:r>
     </w:p>
     <w:p>
@@ -9315,25 +7117,7 @@
           <w:szCs w:val="16"/>
           <w:lang w:val="en-US"/>
         </w:rPr>
-        <w:t xml:space="preserve">: </w:t>
-      </w:r>
-      <w:proofErr w:type="spellStart"/>
-      <w:r>
-        <w:rPr>
-          <w:sz w:val="16"/>
-          <w:szCs w:val="16"/>
-          <w:lang w:val="en-US"/>
-        </w:rPr>
-        <w:t>HTTPSConnectionPool</w:t>
-      </w:r>
-      <w:proofErr w:type="spellEnd"/>
-      <w:r>
-        <w:rPr>
-          <w:sz w:val="16"/>
-          <w:szCs w:val="16"/>
-          <w:lang w:val="en-US"/>
-        </w:rPr>
-        <w:t>(host='i1.sndcdn.com', port=443): Read timed out. (read timeout=5)</w:t>
+        <w:t>: HTTPSConnectionPool(host='i1.sndcdn.com', port=443): Read timed out. (read timeout=5)</w:t>
       </w:r>
     </w:p>
     <w:p>
@@ -9365,25 +7149,7 @@
           <w:szCs w:val="16"/>
           <w:lang w:val="en-US"/>
         </w:rPr>
-        <w:t xml:space="preserve">: </w:t>
-      </w:r>
-      <w:proofErr w:type="spellStart"/>
-      <w:r>
-        <w:rPr>
-          <w:sz w:val="16"/>
-          <w:szCs w:val="16"/>
-          <w:lang w:val="en-US"/>
-        </w:rPr>
-        <w:t>HTTPSConnectionPool</w:t>
-      </w:r>
-      <w:proofErr w:type="spellEnd"/>
-      <w:r>
-        <w:rPr>
-          <w:sz w:val="16"/>
-          <w:szCs w:val="16"/>
-          <w:lang w:val="en-US"/>
-        </w:rPr>
-        <w:t>(host='www.zastavki.com', port=443): Read timed out. (read timeout=30)</w:t>
+        <w:t>: HTTPSConnectionPool(host='www.zastavki.com', port=443): Read timed out. (read timeout=30)</w:t>
       </w:r>
     </w:p>
     <w:p>
@@ -9415,25 +7181,7 @@
           <w:szCs w:val="16"/>
           <w:lang w:val="en-US"/>
         </w:rPr>
-        <w:t xml:space="preserve">: </w:t>
-      </w:r>
-      <w:proofErr w:type="spellStart"/>
-      <w:r>
-        <w:rPr>
-          <w:sz w:val="16"/>
-          <w:szCs w:val="16"/>
-          <w:lang w:val="en-US"/>
-        </w:rPr>
-        <w:t>HTTPSConnectionPool</w:t>
-      </w:r>
-      <w:proofErr w:type="spellEnd"/>
-      <w:r>
-        <w:rPr>
-          <w:sz w:val="16"/>
-          <w:szCs w:val="16"/>
-          <w:lang w:val="en-US"/>
-        </w:rPr>
-        <w:t>(host='static9.depositphotos.com', port=443): Read timed out. (read timeout=5)</w:t>
+        <w:t>: HTTPSConnectionPool(host='static9.depositphotos.com', port=443): Read timed out. (read timeout=5)</w:t>
       </w:r>
     </w:p>
     <w:p>
@@ -9530,25 +7278,7 @@
           <w:szCs w:val="16"/>
           <w:lang w:val="en-US"/>
         </w:rPr>
-        <w:t xml:space="preserve">: </w:t>
-      </w:r>
-      <w:proofErr w:type="spellStart"/>
-      <w:r>
-        <w:rPr>
-          <w:sz w:val="16"/>
-          <w:szCs w:val="16"/>
-          <w:lang w:val="en-US"/>
-        </w:rPr>
-        <w:t>HTTPSConnectionPool</w:t>
-      </w:r>
-      <w:proofErr w:type="spellEnd"/>
-      <w:r>
-        <w:rPr>
-          <w:sz w:val="16"/>
-          <w:szCs w:val="16"/>
-          <w:lang w:val="en-US"/>
-        </w:rPr>
-        <w:t>(host='static1.bigstockphoto.com', port=443): Read timed out.</w:t>
+        <w:t>: HTTPSConnectionPool(host='static1.bigstockphoto.com', port=443): Read timed out.</w:t>
       </w:r>
     </w:p>
     <w:p>
@@ -9644,25 +7374,7 @@
           <w:szCs w:val="16"/>
           <w:lang w:val="en-US"/>
         </w:rPr>
-        <w:t xml:space="preserve">: </w:t>
-      </w:r>
-      <w:proofErr w:type="spellStart"/>
-      <w:r>
-        <w:rPr>
-          <w:sz w:val="16"/>
-          <w:szCs w:val="16"/>
-          <w:lang w:val="en-US"/>
-        </w:rPr>
-        <w:t>HTTPSConnectionPool</w:t>
-      </w:r>
-      <w:proofErr w:type="spellEnd"/>
-      <w:r>
-        <w:rPr>
-          <w:sz w:val="16"/>
-          <w:szCs w:val="16"/>
-          <w:lang w:val="en-US"/>
-        </w:rPr>
-        <w:t>(host='i.insider.com', port=443): Read timed out. (read timeout=5)</w:t>
+        <w:t>: HTTPSConnectionPool(host='i.insider.com', port=443): Read timed out. (read timeout=5)</w:t>
       </w:r>
     </w:p>
     <w:p>
@@ -9694,25 +7406,7 @@
           <w:szCs w:val="16"/>
           <w:lang w:val="en-US"/>
         </w:rPr>
-        <w:t xml:space="preserve">: </w:t>
-      </w:r>
-      <w:proofErr w:type="spellStart"/>
-      <w:r>
-        <w:rPr>
-          <w:sz w:val="16"/>
-          <w:szCs w:val="16"/>
-          <w:lang w:val="en-US"/>
-        </w:rPr>
-        <w:t>HTTPSConnectionPool</w:t>
-      </w:r>
-      <w:proofErr w:type="spellEnd"/>
-      <w:r>
-        <w:rPr>
-          <w:sz w:val="16"/>
-          <w:szCs w:val="16"/>
-          <w:lang w:val="en-US"/>
-        </w:rPr>
-        <w:t>(host='www.worldanimalprotection.us', port=443): Read timed out.</w:t>
+        <w:t>: HTTPSConnectionPool(host='www.worldanimalprotection.us', port=443): Read timed out.</w:t>
       </w:r>
     </w:p>
     <w:p>
@@ -9744,79 +7438,7 @@
           <w:szCs w:val="16"/>
           <w:lang w:val="en-US"/>
         </w:rPr>
-        <w:t xml:space="preserve">: </w:t>
-      </w:r>
-      <w:proofErr w:type="spellStart"/>
-      <w:r>
-        <w:rPr>
-          <w:sz w:val="16"/>
-          <w:szCs w:val="16"/>
-          <w:lang w:val="en-US"/>
-        </w:rPr>
-        <w:t>HTTPSConnectionPool</w:t>
-      </w:r>
-      <w:proofErr w:type="spellEnd"/>
-      <w:r>
-        <w:rPr>
-          <w:sz w:val="16"/>
-          <w:szCs w:val="16"/>
-          <w:lang w:val="en-US"/>
-        </w:rPr>
-        <w:t>(host='en-academic.com', port=443): Max retries exceeded with url: /pictures/</w:t>
-      </w:r>
-      <w:proofErr w:type="spellStart"/>
-      <w:r>
-        <w:rPr>
-          <w:sz w:val="16"/>
-          <w:szCs w:val="16"/>
-          <w:lang w:val="en-US"/>
-        </w:rPr>
-        <w:t>enwiki</w:t>
-      </w:r>
-      <w:proofErr w:type="spellEnd"/>
-      <w:r>
-        <w:rPr>
-          <w:sz w:val="16"/>
-          <w:szCs w:val="16"/>
-          <w:lang w:val="en-US"/>
-        </w:rPr>
-        <w:t xml:space="preserve">/90/Zebra_standing_alone_crop.jpg (Caused by </w:t>
-      </w:r>
-      <w:proofErr w:type="spellStart"/>
-      <w:r>
-        <w:rPr>
-          <w:sz w:val="16"/>
-          <w:szCs w:val="16"/>
-          <w:lang w:val="en-US"/>
-        </w:rPr>
-        <w:t>SSLError</w:t>
-      </w:r>
-      <w:proofErr w:type="spellEnd"/>
-      <w:r>
-        <w:rPr>
-          <w:sz w:val="16"/>
-          <w:szCs w:val="16"/>
-          <w:lang w:val="en-US"/>
-        </w:rPr>
-        <w:t>(</w:t>
-      </w:r>
-      <w:proofErr w:type="spellStart"/>
-      <w:r>
-        <w:rPr>
-          <w:sz w:val="16"/>
-          <w:szCs w:val="16"/>
-          <w:lang w:val="en-US"/>
-        </w:rPr>
-        <w:t>SSLCertVerificationError</w:t>
-      </w:r>
-      <w:proofErr w:type="spellEnd"/>
-      <w:r>
-        <w:rPr>
-          <w:sz w:val="16"/>
-          <w:szCs w:val="16"/>
-          <w:lang w:val="en-US"/>
-        </w:rPr>
-        <w:t>(1, '[SSL: CERTIFICATE_VERIFY_FAILED] certificate verify failed: certificate has expired (_ssl.c:1081)')))</w:t>
+        <w:t>: HTTPSConnectionPool(host='en-academic.com', port=443): Max retries exceeded with url: /pictures/enwiki/90/Zebra_standing_alone_crop.jpg (Caused by SSLError(SSLCertVerificationError(1, '[SSL: CERTIFICATE_VERIFY_FAILED] certificate verify failed: certificate has expired (_ssl.c:1081)')))</w:t>
       </w:r>
     </w:p>
     <w:p>
@@ -9848,25 +7470,7 @@
           <w:szCs w:val="16"/>
           <w:lang w:val="en-US"/>
         </w:rPr>
-        <w:t xml:space="preserve">: </w:t>
-      </w:r>
-      <w:proofErr w:type="spellStart"/>
-      <w:r>
-        <w:rPr>
-          <w:sz w:val="16"/>
-          <w:szCs w:val="16"/>
-          <w:lang w:val="en-US"/>
-        </w:rPr>
-        <w:t>HTTPSConnectionPool</w:t>
-      </w:r>
-      <w:proofErr w:type="spellEnd"/>
-      <w:r>
-        <w:rPr>
-          <w:sz w:val="16"/>
-          <w:szCs w:val="16"/>
-          <w:lang w:val="en-US"/>
-        </w:rPr>
-        <w:t>(host='c.files.bbci.co.uk', port=443): Read timed out. (read timeout=5)</w:t>
+        <w:t>: HTTPSConnectionPool(host='c.files.bbci.co.uk', port=443): Read timed out. (read timeout=5)</w:t>
       </w:r>
     </w:p>
     <w:p>
@@ -9898,25 +7502,7 @@
           <w:szCs w:val="16"/>
           <w:lang w:val="en-US"/>
         </w:rPr>
-        <w:t xml:space="preserve">: </w:t>
-      </w:r>
-      <w:proofErr w:type="spellStart"/>
-      <w:r>
-        <w:rPr>
-          <w:sz w:val="16"/>
-          <w:szCs w:val="16"/>
-          <w:lang w:val="en-US"/>
-        </w:rPr>
-        <w:t>HTTPSConnectionPool</w:t>
-      </w:r>
-      <w:proofErr w:type="spellEnd"/>
-      <w:r>
-        <w:rPr>
-          <w:sz w:val="16"/>
-          <w:szCs w:val="16"/>
-          <w:lang w:val="en-US"/>
-        </w:rPr>
-        <w:t>(host='c8.alamy.com', port=443): Read timed out. (read timeout=5)</w:t>
+        <w:t>: HTTPSConnectionPool(host='c8.alamy.com', port=443): Read timed out. (read timeout=5)</w:t>
       </w:r>
     </w:p>
     <w:p>
@@ -9980,25 +7566,7 @@
           <w:szCs w:val="16"/>
           <w:lang w:val="en-US"/>
         </w:rPr>
-        <w:t xml:space="preserve">: </w:t>
-      </w:r>
-      <w:proofErr w:type="spellStart"/>
-      <w:r>
-        <w:rPr>
-          <w:sz w:val="16"/>
-          <w:szCs w:val="16"/>
-          <w:lang w:val="en-US"/>
-        </w:rPr>
-        <w:t>HTTPSConnectionPool</w:t>
-      </w:r>
-      <w:proofErr w:type="spellEnd"/>
-      <w:r>
-        <w:rPr>
-          <w:sz w:val="16"/>
-          <w:szCs w:val="16"/>
-          <w:lang w:val="en-US"/>
-        </w:rPr>
-        <w:t>(host='c8.alamy.com', port=443): Read timed out. (read timeout=5)</w:t>
+        <w:t>: HTTPSConnectionPool(host='c8.alamy.com', port=443): Read timed out. (read timeout=5)</w:t>
       </w:r>
     </w:p>
     <w:p>
@@ -10030,25 +7598,7 @@
           <w:szCs w:val="16"/>
           <w:lang w:val="en-US"/>
         </w:rPr>
-        <w:t xml:space="preserve">: </w:t>
-      </w:r>
-      <w:proofErr w:type="spellStart"/>
-      <w:r>
-        <w:rPr>
-          <w:sz w:val="16"/>
-          <w:szCs w:val="16"/>
-          <w:lang w:val="en-US"/>
-        </w:rPr>
-        <w:t>HTTPSConnectionPool</w:t>
-      </w:r>
-      <w:proofErr w:type="spellEnd"/>
-      <w:r>
-        <w:rPr>
-          <w:sz w:val="16"/>
-          <w:szCs w:val="16"/>
-          <w:lang w:val="en-US"/>
-        </w:rPr>
-        <w:t>(host='yt3.googleusercontent.com', port=443): Read timed out. (read timeout=5)</w:t>
+        <w:t>: HTTPSConnectionPool(host='yt3.googleusercontent.com', port=443): Read timed out. (read timeout=5)</w:t>
       </w:r>
     </w:p>
     <w:p>
@@ -10080,25 +7630,7 @@
           <w:szCs w:val="16"/>
           <w:lang w:val="en-US"/>
         </w:rPr>
-        <w:t xml:space="preserve">: </w:t>
-      </w:r>
-      <w:proofErr w:type="spellStart"/>
-      <w:r>
-        <w:rPr>
-          <w:sz w:val="16"/>
-          <w:szCs w:val="16"/>
-          <w:lang w:val="en-US"/>
-        </w:rPr>
-        <w:t>HTTPSConnectionPool</w:t>
-      </w:r>
-      <w:proofErr w:type="spellEnd"/>
-      <w:r>
-        <w:rPr>
-          <w:sz w:val="16"/>
-          <w:szCs w:val="16"/>
-          <w:lang w:val="en-US"/>
-        </w:rPr>
-        <w:t>(host='cliparts.co', port=443): Read timed out.</w:t>
+        <w:t>: HTTPSConnectionPool(host='cliparts.co', port=443): Read timed out.</w:t>
       </w:r>
     </w:p>
     <w:p>
@@ -10130,25 +7662,7 @@
           <w:szCs w:val="16"/>
           <w:lang w:val="en-US"/>
         </w:rPr>
-        <w:t xml:space="preserve">: </w:t>
-      </w:r>
-      <w:proofErr w:type="spellStart"/>
-      <w:r>
-        <w:rPr>
-          <w:sz w:val="16"/>
-          <w:szCs w:val="16"/>
-          <w:lang w:val="en-US"/>
-        </w:rPr>
-        <w:t>HTTPSConnectionPool</w:t>
-      </w:r>
-      <w:proofErr w:type="spellEnd"/>
-      <w:r>
-        <w:rPr>
-          <w:sz w:val="16"/>
-          <w:szCs w:val="16"/>
-          <w:lang w:val="en-US"/>
-        </w:rPr>
-        <w:t>(host='www.desktopbackground.org', port=443): Read timed out. (read timeout=5)</w:t>
+        <w:t>: HTTPSConnectionPool(host='www.desktopbackground.org', port=443): Read timed out. (read timeout=5)</w:t>
       </w:r>
     </w:p>
     <w:p>
@@ -10212,25 +7726,7 @@
           <w:szCs w:val="16"/>
           <w:lang w:val="en-US"/>
         </w:rPr>
-        <w:t xml:space="preserve">: </w:t>
-      </w:r>
-      <w:proofErr w:type="spellStart"/>
-      <w:r>
-        <w:rPr>
-          <w:sz w:val="16"/>
-          <w:szCs w:val="16"/>
-          <w:lang w:val="en-US"/>
-        </w:rPr>
-        <w:t>HTTPSConnectionPool</w:t>
-      </w:r>
-      <w:proofErr w:type="spellEnd"/>
-      <w:r>
-        <w:rPr>
-          <w:sz w:val="16"/>
-          <w:szCs w:val="16"/>
-          <w:lang w:val="en-US"/>
-        </w:rPr>
-        <w:t>(host='static1.bigstockphoto.com', port=443): Read timed out.</w:t>
+        <w:t>: HTTPSConnectionPool(host='static1.bigstockphoto.com', port=443): Read timed out.</w:t>
       </w:r>
     </w:p>
     <w:p>
@@ -10262,25 +7758,7 @@
           <w:szCs w:val="16"/>
           <w:lang w:val="en-US"/>
         </w:rPr>
-        <w:t xml:space="preserve">: </w:t>
-      </w:r>
-      <w:proofErr w:type="spellStart"/>
-      <w:r>
-        <w:rPr>
-          <w:sz w:val="16"/>
-          <w:szCs w:val="16"/>
-          <w:lang w:val="en-US"/>
-        </w:rPr>
-        <w:t>HTTPSConnectionPool</w:t>
-      </w:r>
-      <w:proofErr w:type="spellEnd"/>
-      <w:r>
-        <w:rPr>
-          <w:sz w:val="16"/>
-          <w:szCs w:val="16"/>
-          <w:lang w:val="en-US"/>
-        </w:rPr>
-        <w:t>(host='as2.ftcdn.net', port=443): Read timed out. (read timeout=5)</w:t>
+        <w:t>: HTTPSConnectionPool(host='as2.ftcdn.net', port=443): Read timed out. (read timeout=5)</w:t>
       </w:r>
     </w:p>
     <w:p>
@@ -10312,25 +7790,7 @@
           <w:szCs w:val="16"/>
           <w:lang w:val="en-US"/>
         </w:rPr>
-        <w:t xml:space="preserve">: </w:t>
-      </w:r>
-      <w:proofErr w:type="spellStart"/>
-      <w:r>
-        <w:rPr>
-          <w:sz w:val="16"/>
-          <w:szCs w:val="16"/>
-          <w:lang w:val="en-US"/>
-        </w:rPr>
-        <w:t>HTTPSConnectionPool</w:t>
-      </w:r>
-      <w:proofErr w:type="spellEnd"/>
-      <w:r>
-        <w:rPr>
-          <w:sz w:val="16"/>
-          <w:szCs w:val="16"/>
-          <w:lang w:val="en-US"/>
-        </w:rPr>
-        <w:t>(host='c8.alamy.com', port=443): Read timed out. (read timeout=5)</w:t>
+        <w:t>: HTTPSConnectionPool(host='c8.alamy.com', port=443): Read timed out. (read timeout=5)</w:t>
       </w:r>
     </w:p>
     <w:p>
@@ -10362,25 +7822,7 @@
           <w:szCs w:val="16"/>
           <w:lang w:val="en-US"/>
         </w:rPr>
-        <w:t xml:space="preserve">: </w:t>
-      </w:r>
-      <w:proofErr w:type="spellStart"/>
-      <w:r>
-        <w:rPr>
-          <w:sz w:val="16"/>
-          <w:szCs w:val="16"/>
-          <w:lang w:val="en-US"/>
-        </w:rPr>
-        <w:t>HTTPSConnectionPool</w:t>
-      </w:r>
-      <w:proofErr w:type="spellEnd"/>
-      <w:r>
-        <w:rPr>
-          <w:sz w:val="16"/>
-          <w:szCs w:val="16"/>
-          <w:lang w:val="en-US"/>
-        </w:rPr>
-        <w:t>(host='i.ytimg.com', port=443): Read timed out. (read timeout=5)</w:t>
+        <w:t>: HTTPSConnectionPool(host='i.ytimg.com', port=443): Read timed out. (read timeout=5)</w:t>
       </w:r>
     </w:p>
     <w:p>
@@ -10412,25 +7854,7 @@
           <w:szCs w:val="16"/>
           <w:lang w:val="en-US"/>
         </w:rPr>
-        <w:t xml:space="preserve">: </w:t>
-      </w:r>
-      <w:proofErr w:type="spellStart"/>
-      <w:r>
-        <w:rPr>
-          <w:sz w:val="16"/>
-          <w:szCs w:val="16"/>
-          <w:lang w:val="en-US"/>
-        </w:rPr>
-        <w:t>HTTPSConnectionPool</w:t>
-      </w:r>
-      <w:proofErr w:type="spellEnd"/>
-      <w:r>
-        <w:rPr>
-          <w:sz w:val="16"/>
-          <w:szCs w:val="16"/>
-          <w:lang w:val="en-US"/>
-        </w:rPr>
-        <w:t>(host='i.ytimg.com', port=443): Read timed out. (read timeout=5)</w:t>
+        <w:t>: HTTPSConnectionPool(host='i.ytimg.com', port=443): Read timed out. (read timeout=5)</w:t>
       </w:r>
     </w:p>
     <w:p>
@@ -10462,25 +7886,7 @@
           <w:szCs w:val="16"/>
           <w:lang w:val="en-US"/>
         </w:rPr>
-        <w:t xml:space="preserve">: </w:t>
-      </w:r>
-      <w:proofErr w:type="spellStart"/>
-      <w:r>
-        <w:rPr>
-          <w:sz w:val="16"/>
-          <w:szCs w:val="16"/>
-          <w:lang w:val="en-US"/>
-        </w:rPr>
-        <w:t>HTTPSConnectionPool</w:t>
-      </w:r>
-      <w:proofErr w:type="spellEnd"/>
-      <w:r>
-        <w:rPr>
-          <w:sz w:val="16"/>
-          <w:szCs w:val="16"/>
-          <w:lang w:val="en-US"/>
-        </w:rPr>
-        <w:t>(host='c8.alamy.com', port=443): Read timed out. (read timeout=5)</w:t>
+        <w:t>: HTTPSConnectionPool(host='c8.alamy.com', port=443): Read timed out. (read timeout=5)</w:t>
       </w:r>
     </w:p>
     <w:p>
@@ -10640,25 +8046,7 @@
           <w:szCs w:val="16"/>
           <w:lang w:val="en-US"/>
         </w:rPr>
-        <w:t xml:space="preserve">: </w:t>
-      </w:r>
-      <w:proofErr w:type="spellStart"/>
-      <w:r>
-        <w:rPr>
-          <w:sz w:val="16"/>
-          <w:szCs w:val="16"/>
-          <w:lang w:val="en-US"/>
-        </w:rPr>
-        <w:t>HTTPSConnectionPool</w:t>
-      </w:r>
-      <w:proofErr w:type="spellEnd"/>
-      <w:r>
-        <w:rPr>
-          <w:sz w:val="16"/>
-          <w:szCs w:val="16"/>
-          <w:lang w:val="en-US"/>
-        </w:rPr>
-        <w:t>(host='cdn.creativefabrica.com', port=443): Read timed out.</w:t>
+        <w:t>: HTTPSConnectionPool(host='cdn.creativefabrica.com', port=443): Read timed out.</w:t>
       </w:r>
     </w:p>
     <w:p>
@@ -10690,25 +8078,7 @@
           <w:szCs w:val="16"/>
           <w:lang w:val="en-US"/>
         </w:rPr>
-        <w:t xml:space="preserve">: </w:t>
-      </w:r>
-      <w:proofErr w:type="spellStart"/>
-      <w:r>
-        <w:rPr>
-          <w:sz w:val="16"/>
-          <w:szCs w:val="16"/>
-          <w:lang w:val="en-US"/>
-        </w:rPr>
-        <w:t>HTTPSConnectionPool</w:t>
-      </w:r>
-      <w:proofErr w:type="spellEnd"/>
-      <w:r>
-        <w:rPr>
-          <w:sz w:val="16"/>
-          <w:szCs w:val="16"/>
-          <w:lang w:val="en-US"/>
-        </w:rPr>
-        <w:t>(host='t3.ftcdn.net', port=443): Read timed out. (read timeout=5)</w:t>
+        <w:t>: HTTPSConnectionPool(host='t3.ftcdn.net', port=443): Read timed out. (read timeout=5)</w:t>
       </w:r>
     </w:p>
     <w:p>
@@ -10740,25 +8110,7 @@
           <w:szCs w:val="16"/>
           <w:lang w:val="en-US"/>
         </w:rPr>
-        <w:t xml:space="preserve">: </w:t>
-      </w:r>
-      <w:proofErr w:type="spellStart"/>
-      <w:r>
-        <w:rPr>
-          <w:sz w:val="16"/>
-          <w:szCs w:val="16"/>
-          <w:lang w:val="en-US"/>
-        </w:rPr>
-        <w:t>HTTPSConnectionPool</w:t>
-      </w:r>
-      <w:proofErr w:type="spellEnd"/>
-      <w:r>
-        <w:rPr>
-          <w:sz w:val="16"/>
-          <w:szCs w:val="16"/>
-          <w:lang w:val="en-US"/>
-        </w:rPr>
-        <w:t>(host='assets.st-note.com', port=443): Read timed out.</w:t>
+        <w:t>: HTTPSConnectionPool(host='assets.st-note.com', port=443): Read timed out.</w:t>
       </w:r>
     </w:p>
     <w:p>
@@ -10790,25 +8142,7 @@
           <w:szCs w:val="16"/>
           <w:lang w:val="en-US"/>
         </w:rPr>
-        <w:t xml:space="preserve">: </w:t>
-      </w:r>
-      <w:proofErr w:type="spellStart"/>
-      <w:r>
-        <w:rPr>
-          <w:sz w:val="16"/>
-          <w:szCs w:val="16"/>
-          <w:lang w:val="en-US"/>
-        </w:rPr>
-        <w:t>HTTPSConnectionPool</w:t>
-      </w:r>
-      <w:proofErr w:type="spellEnd"/>
-      <w:r>
-        <w:rPr>
-          <w:sz w:val="16"/>
-          <w:szCs w:val="16"/>
-          <w:lang w:val="en-US"/>
-        </w:rPr>
-        <w:t>(host='b.rgbimg.com', port=443): Read timed out.</w:t>
+        <w:t>: HTTPSConnectionPool(host='b.rgbimg.com', port=443): Read timed out.</w:t>
       </w:r>
     </w:p>
     <w:p>
@@ -10873,61 +8207,7 @@
           <w:szCs w:val="16"/>
           <w:lang w:val="en-US"/>
         </w:rPr>
-        <w:t xml:space="preserve">: </w:t>
-      </w:r>
-      <w:proofErr w:type="spellStart"/>
-      <w:r>
-        <w:rPr>
-          <w:sz w:val="16"/>
-          <w:szCs w:val="16"/>
-          <w:lang w:val="en-US"/>
-        </w:rPr>
-        <w:t>HTTPSConnectionPool</w:t>
-      </w:r>
-      <w:proofErr w:type="spellEnd"/>
-      <w:r>
-        <w:rPr>
-          <w:sz w:val="16"/>
-          <w:szCs w:val="16"/>
-          <w:lang w:val="en-US"/>
-        </w:rPr>
-        <w:t xml:space="preserve">(host='wallpapers.com', port=443): Max retries exceeded with url: /images/hd/black-and-white-striped-background-1920-x-1200-lzyh8jl9ixer0t80.jpg (Caused by </w:t>
-      </w:r>
-      <w:proofErr w:type="spellStart"/>
-      <w:r>
-        <w:rPr>
-          <w:sz w:val="16"/>
-          <w:szCs w:val="16"/>
-          <w:lang w:val="en-US"/>
-        </w:rPr>
-        <w:t>ConnectTimeoutError</w:t>
-      </w:r>
-      <w:proofErr w:type="spellEnd"/>
-      <w:r>
-        <w:rPr>
-          <w:sz w:val="16"/>
-          <w:szCs w:val="16"/>
-          <w:lang w:val="en-US"/>
-        </w:rPr>
-        <w:t>(&lt;</w:t>
-      </w:r>
-      <w:proofErr w:type="spellStart"/>
-      <w:r>
-        <w:rPr>
-          <w:sz w:val="16"/>
-          <w:szCs w:val="16"/>
-          <w:lang w:val="en-US"/>
-        </w:rPr>
-        <w:t>HTTPSConnection</w:t>
-      </w:r>
-      <w:proofErr w:type="spellEnd"/>
-      <w:r>
-        <w:rPr>
-          <w:sz w:val="16"/>
-          <w:szCs w:val="16"/>
-          <w:lang w:val="en-US"/>
-        </w:rPr>
-        <w:t>(host='wallpapers.com', port=443) at 0x1e712d70f50&gt;, 'Connection to wallpapers.com timed out. (connect timeout=5)'))</w:t>
+        <w:t>: HTTPSConnectionPool(host='wallpapers.com', port=443): Max retries exceeded with url: /images/hd/black-and-white-striped-background-1920-x-1200-lzyh8jl9ixer0t80.jpg (Caused by ConnectTimeoutError(&lt;HTTPSConnection(host='wallpapers.com', port=443) at 0x1e712d70f50&gt;, 'Connection to wallpapers.com timed out. (connect timeout=5)'))</w:t>
       </w:r>
     </w:p>
     <w:p>
@@ -10991,25 +8271,7 @@
           <w:szCs w:val="16"/>
           <w:lang w:val="en-US"/>
         </w:rPr>
-        <w:t xml:space="preserve">: </w:t>
-      </w:r>
-      <w:proofErr w:type="spellStart"/>
-      <w:r>
-        <w:rPr>
-          <w:sz w:val="16"/>
-          <w:szCs w:val="16"/>
-          <w:lang w:val="en-US"/>
-        </w:rPr>
-        <w:t>HTTPSConnectionPool</w:t>
-      </w:r>
-      <w:proofErr w:type="spellEnd"/>
-      <w:r>
-        <w:rPr>
-          <w:sz w:val="16"/>
-          <w:szCs w:val="16"/>
-          <w:lang w:val="en-US"/>
-        </w:rPr>
-        <w:t>(host='banner2.cleanpng.com', port=443): Read timed out.</w:t>
+        <w:t>: HTTPSConnectionPool(host='banner2.cleanpng.com', port=443): Read timed out.</w:t>
       </w:r>
     </w:p>
     <w:p>
@@ -11041,79 +8303,7 @@
           <w:szCs w:val="16"/>
           <w:lang w:val="en-US"/>
         </w:rPr>
-        <w:t xml:space="preserve">: </w:t>
-      </w:r>
-      <w:proofErr w:type="spellStart"/>
-      <w:r>
-        <w:rPr>
-          <w:sz w:val="16"/>
-          <w:szCs w:val="16"/>
-          <w:lang w:val="en-US"/>
-        </w:rPr>
-        <w:t>HTTPSConnectionPool</w:t>
-      </w:r>
-      <w:proofErr w:type="spellEnd"/>
-      <w:r>
-        <w:rPr>
-          <w:sz w:val="16"/>
-          <w:szCs w:val="16"/>
-          <w:lang w:val="en-US"/>
-        </w:rPr>
-        <w:t>(host='kaktusenok.com', port=443): Max retries exceeded with url: /</w:t>
-      </w:r>
-      <w:proofErr w:type="spellStart"/>
-      <w:r>
-        <w:rPr>
-          <w:sz w:val="16"/>
-          <w:szCs w:val="16"/>
-          <w:lang w:val="en-US"/>
-        </w:rPr>
-        <w:t>img</w:t>
-      </w:r>
-      <w:proofErr w:type="spellEnd"/>
-      <w:r>
-        <w:rPr>
-          <w:sz w:val="16"/>
-          <w:szCs w:val="16"/>
-          <w:lang w:val="en-US"/>
-        </w:rPr>
-        <w:t xml:space="preserve">/animals/27/zebra-7.jpg (Caused by </w:t>
-      </w:r>
-      <w:proofErr w:type="spellStart"/>
-      <w:r>
-        <w:rPr>
-          <w:sz w:val="16"/>
-          <w:szCs w:val="16"/>
-          <w:lang w:val="en-US"/>
-        </w:rPr>
-        <w:t>ConnectTimeoutError</w:t>
-      </w:r>
-      <w:proofErr w:type="spellEnd"/>
-      <w:r>
-        <w:rPr>
-          <w:sz w:val="16"/>
-          <w:szCs w:val="16"/>
-          <w:lang w:val="en-US"/>
-        </w:rPr>
-        <w:t>(&lt;</w:t>
-      </w:r>
-      <w:proofErr w:type="spellStart"/>
-      <w:r>
-        <w:rPr>
-          <w:sz w:val="16"/>
-          <w:szCs w:val="16"/>
-          <w:lang w:val="en-US"/>
-        </w:rPr>
-        <w:t>HTTPSConnection</w:t>
-      </w:r>
-      <w:proofErr w:type="spellEnd"/>
-      <w:r>
-        <w:rPr>
-          <w:sz w:val="16"/>
-          <w:szCs w:val="16"/>
-          <w:lang w:val="en-US"/>
-        </w:rPr>
-        <w:t>(host='kaktusenok.com', port=443) at 0x1e712d707d0&gt;, 'Connection to kaktusenok.com timed out. (connect timeout=5)'))</w:t>
+        <w:t>: HTTPSConnectionPool(host='kaktusenok.com', port=443): Max retries exceeded with url: /img/animals/27/zebra-7.jpg (Caused by ConnectTimeoutError(&lt;HTTPSConnection(host='kaktusenok.com', port=443) at 0x1e712d707d0&gt;, 'Connection to kaktusenok.com timed out. (connect timeout=5)'))</w:t>
       </w:r>
     </w:p>
     <w:p>
@@ -11177,25 +8367,7 @@
           <w:szCs w:val="16"/>
           <w:lang w:val="en-US"/>
         </w:rPr>
-        <w:t xml:space="preserve">: </w:t>
-      </w:r>
-      <w:proofErr w:type="spellStart"/>
-      <w:r>
-        <w:rPr>
-          <w:sz w:val="16"/>
-          <w:szCs w:val="16"/>
-          <w:lang w:val="en-US"/>
-        </w:rPr>
-        <w:t>HTTPSConnectionPool</w:t>
-      </w:r>
-      <w:proofErr w:type="spellEnd"/>
-      <w:r>
-        <w:rPr>
-          <w:sz w:val="16"/>
-          <w:szCs w:val="16"/>
-          <w:lang w:val="en-US"/>
-        </w:rPr>
-        <w:t>(host='www.try-travel.com', port=443): Read timed out.</w:t>
+        <w:t>: HTTPSConnectionPool(host='www.try-travel.com', port=443): Read timed out.</w:t>
       </w:r>
     </w:p>
     <w:p>
@@ -11323,25 +8495,7 @@
           <w:szCs w:val="16"/>
           <w:lang w:val="en-US"/>
         </w:rPr>
-        <w:t xml:space="preserve">: </w:t>
-      </w:r>
-      <w:proofErr w:type="spellStart"/>
-      <w:r>
-        <w:rPr>
-          <w:sz w:val="16"/>
-          <w:szCs w:val="16"/>
-          <w:lang w:val="en-US"/>
-        </w:rPr>
-        <w:t>HTTPSConnectionPool</w:t>
-      </w:r>
-      <w:proofErr w:type="spellEnd"/>
-      <w:r>
-        <w:rPr>
-          <w:sz w:val="16"/>
-          <w:szCs w:val="16"/>
-          <w:lang w:val="en-US"/>
-        </w:rPr>
-        <w:t>(host='4.bp.blogspot.com', port=443): Read timed out. (read timeout=5)</w:t>
+        <w:t>: HTTPSConnectionPool(host='4.bp.blogspot.com', port=443): Read timed out. (read timeout=5)</w:t>
       </w:r>
     </w:p>
     <w:p>
@@ -11405,25 +8559,7 @@
           <w:szCs w:val="16"/>
           <w:lang w:val="en-US"/>
         </w:rPr>
-        <w:t xml:space="preserve">: </w:t>
-      </w:r>
-      <w:proofErr w:type="spellStart"/>
-      <w:r>
-        <w:rPr>
-          <w:sz w:val="16"/>
-          <w:szCs w:val="16"/>
-          <w:lang w:val="en-US"/>
-        </w:rPr>
-        <w:t>HTTPSConnectionPool</w:t>
-      </w:r>
-      <w:proofErr w:type="spellEnd"/>
-      <w:r>
-        <w:rPr>
-          <w:sz w:val="16"/>
-          <w:szCs w:val="16"/>
-          <w:lang w:val="en-US"/>
-        </w:rPr>
-        <w:t>(host='i.ytimg.com', port=443): Read timed out. (read timeout=5)</w:t>
+        <w:t>: HTTPSConnectionPool(host='i.ytimg.com', port=443): Read timed out. (read timeout=5)</w:t>
       </w:r>
     </w:p>
     <w:p>
@@ -11583,25 +8719,7 @@
           <w:szCs w:val="16"/>
           <w:lang w:val="en-US"/>
         </w:rPr>
-        <w:t xml:space="preserve">: </w:t>
-      </w:r>
-      <w:proofErr w:type="spellStart"/>
-      <w:r>
-        <w:rPr>
-          <w:sz w:val="16"/>
-          <w:szCs w:val="16"/>
-          <w:lang w:val="en-US"/>
-        </w:rPr>
-        <w:t>HTTPSConnectionPool</w:t>
-      </w:r>
-      <w:proofErr w:type="spellEnd"/>
-      <w:r>
-        <w:rPr>
-          <w:sz w:val="16"/>
-          <w:szCs w:val="16"/>
-          <w:lang w:val="en-US"/>
-        </w:rPr>
-        <w:t>(host='i.ytimg.com', port=443): Read timed out. (read timeout=5)</w:t>
+        <w:t>: HTTPSConnectionPool(host='i.ytimg.com', port=443): Read timed out. (read timeout=5)</w:t>
       </w:r>
     </w:p>
     <w:p>
@@ -11633,25 +8751,7 @@
           <w:szCs w:val="16"/>
           <w:lang w:val="en-US"/>
         </w:rPr>
-        <w:t xml:space="preserve">: </w:t>
-      </w:r>
-      <w:proofErr w:type="spellStart"/>
-      <w:r>
-        <w:rPr>
-          <w:sz w:val="16"/>
-          <w:szCs w:val="16"/>
-          <w:lang w:val="en-US"/>
-        </w:rPr>
-        <w:t>HTTPSConnectionPool</w:t>
-      </w:r>
-      <w:proofErr w:type="spellEnd"/>
-      <w:r>
-        <w:rPr>
-          <w:sz w:val="16"/>
-          <w:szCs w:val="16"/>
-          <w:lang w:val="en-US"/>
-        </w:rPr>
-        <w:t>(host='i.ytimg.com', port=443): Read timed out. (read timeout=5)</w:t>
+        <w:t>: HTTPSConnectionPool(host='i.ytimg.com', port=443): Read timed out. (read timeout=5)</w:t>
       </w:r>
     </w:p>
     <w:p>
@@ -11715,25 +8815,7 @@
           <w:szCs w:val="16"/>
           <w:lang w:val="en-US"/>
         </w:rPr>
-        <w:t xml:space="preserve">: </w:t>
-      </w:r>
-      <w:proofErr w:type="spellStart"/>
-      <w:r>
-        <w:rPr>
-          <w:sz w:val="16"/>
-          <w:szCs w:val="16"/>
-          <w:lang w:val="en-US"/>
-        </w:rPr>
-        <w:t>HTTPSConnectionPool</w:t>
-      </w:r>
-      <w:proofErr w:type="spellEnd"/>
-      <w:r>
-        <w:rPr>
-          <w:sz w:val="16"/>
-          <w:szCs w:val="16"/>
-          <w:lang w:val="en-US"/>
-        </w:rPr>
-        <w:t>(host='img.getaway.co.za', port=443): Read timed out.</w:t>
+        <w:t>: HTTPSConnectionPool(host='img.getaway.co.za', port=443): Read timed out.</w:t>
       </w:r>
     </w:p>
     <w:p>
@@ -11765,25 +8847,7 @@
           <w:szCs w:val="16"/>
           <w:lang w:val="en-US"/>
         </w:rPr>
-        <w:t xml:space="preserve">: </w:t>
-      </w:r>
-      <w:proofErr w:type="spellStart"/>
-      <w:r>
-        <w:rPr>
-          <w:sz w:val="16"/>
-          <w:szCs w:val="16"/>
-          <w:lang w:val="en-US"/>
-        </w:rPr>
-        <w:t>HTTPSConnectionPool</w:t>
-      </w:r>
-      <w:proofErr w:type="spellEnd"/>
-      <w:r>
-        <w:rPr>
-          <w:sz w:val="16"/>
-          <w:szCs w:val="16"/>
-          <w:lang w:val="en-US"/>
-        </w:rPr>
-        <w:t>(host='www.colorwithleo.com', port=443): Read timed out.</w:t>
+        <w:t>: HTTPSConnectionPool(host='www.colorwithleo.com', port=443): Read timed out.</w:t>
       </w:r>
     </w:p>
     <w:p>
@@ -11815,43 +8879,7 @@
           <w:szCs w:val="16"/>
           <w:lang w:val="en-US"/>
         </w:rPr>
-        <w:t xml:space="preserve">: </w:t>
-      </w:r>
-      <w:proofErr w:type="spellStart"/>
-      <w:r>
-        <w:rPr>
-          <w:sz w:val="16"/>
-          <w:szCs w:val="16"/>
-          <w:lang w:val="en-US"/>
-        </w:rPr>
-        <w:t>HTTPSConnectionPool</w:t>
-      </w:r>
-      <w:proofErr w:type="spellEnd"/>
-      <w:r>
-        <w:rPr>
-          <w:sz w:val="16"/>
-          <w:szCs w:val="16"/>
-          <w:lang w:val="en-US"/>
-        </w:rPr>
-        <w:t>(host='</w:t>
-      </w:r>
-      <w:proofErr w:type="spellStart"/>
-      <w:r>
-        <w:rPr>
-          <w:sz w:val="16"/>
-          <w:szCs w:val="16"/>
-          <w:lang w:val="en-US"/>
-        </w:rPr>
-        <w:t>vectorimages.online</w:t>
-      </w:r>
-      <w:proofErr w:type="spellEnd"/>
-      <w:r>
-        <w:rPr>
-          <w:sz w:val="16"/>
-          <w:szCs w:val="16"/>
-          <w:lang w:val="en-US"/>
-        </w:rPr>
-        <w:t>', port=443): Read timed out.</w:t>
+        <w:t>: HTTPSConnectionPool(host='vectorimages.online', port=443): Read timed out.</w:t>
       </w:r>
     </w:p>
     <w:p>
@@ -11915,25 +8943,7 @@
           <w:szCs w:val="16"/>
           <w:lang w:val="en-US"/>
         </w:rPr>
-        <w:t xml:space="preserve">: </w:t>
-      </w:r>
-      <w:proofErr w:type="spellStart"/>
-      <w:r>
-        <w:rPr>
-          <w:sz w:val="16"/>
-          <w:szCs w:val="16"/>
-          <w:lang w:val="en-US"/>
-        </w:rPr>
-        <w:t>HTTPSConnectionPool</w:t>
-      </w:r>
-      <w:proofErr w:type="spellEnd"/>
-      <w:r>
-        <w:rPr>
-          <w:sz w:val="16"/>
-          <w:szCs w:val="16"/>
-          <w:lang w:val="en-US"/>
-        </w:rPr>
-        <w:t>(host='c8.alamy.com', port=443): Read timed out. (read timeout=5)</w:t>
+        <w:t>: HTTPSConnectionPool(host='c8.alamy.com', port=443): Read timed out. (read timeout=5)</w:t>
       </w:r>
     </w:p>
     <w:p>
@@ -11997,25 +9007,7 @@
           <w:szCs w:val="16"/>
           <w:lang w:val="en-US"/>
         </w:rPr>
-        <w:t xml:space="preserve">: </w:t>
-      </w:r>
-      <w:proofErr w:type="spellStart"/>
-      <w:r>
-        <w:rPr>
-          <w:sz w:val="16"/>
-          <w:szCs w:val="16"/>
-          <w:lang w:val="en-US"/>
-        </w:rPr>
-        <w:t>HTTPSConnectionPool</w:t>
-      </w:r>
-      <w:proofErr w:type="spellEnd"/>
-      <w:r>
-        <w:rPr>
-          <w:sz w:val="16"/>
-          <w:szCs w:val="16"/>
-          <w:lang w:val="en-US"/>
-        </w:rPr>
-        <w:t>(host='www.parknplay.fr', port=443): Read timed out.</w:t>
+        <w:t>: HTTPSConnectionPool(host='www.parknplay.fr', port=443): Read timed out.</w:t>
       </w:r>
     </w:p>
     <w:p>
@@ -12047,25 +9039,7 @@
           <w:szCs w:val="16"/>
           <w:lang w:val="en-US"/>
         </w:rPr>
-        <w:t xml:space="preserve">: </w:t>
-      </w:r>
-      <w:proofErr w:type="spellStart"/>
-      <w:r>
-        <w:rPr>
-          <w:sz w:val="16"/>
-          <w:szCs w:val="16"/>
-          <w:lang w:val="en-US"/>
-        </w:rPr>
-        <w:t>HTTPSConnectionPool</w:t>
-      </w:r>
-      <w:proofErr w:type="spellEnd"/>
-      <w:r>
-        <w:rPr>
-          <w:sz w:val="16"/>
-          <w:szCs w:val="16"/>
-          <w:lang w:val="en-US"/>
-        </w:rPr>
-        <w:t>(host='pngteam.com', port=443): Read timed out.</w:t>
+        <w:t>: HTTPSConnectionPool(host='pngteam.com', port=443): Read timed out.</w:t>
       </w:r>
     </w:p>
     <w:p>
@@ -12194,25 +9168,7 @@
           <w:szCs w:val="16"/>
           <w:lang w:val="en-US"/>
         </w:rPr>
-        <w:t xml:space="preserve">: </w:t>
-      </w:r>
-      <w:proofErr w:type="spellStart"/>
-      <w:r>
-        <w:rPr>
-          <w:sz w:val="16"/>
-          <w:szCs w:val="16"/>
-          <w:lang w:val="en-US"/>
-        </w:rPr>
-        <w:t>HTTPSConnectionPool</w:t>
-      </w:r>
-      <w:proofErr w:type="spellEnd"/>
-      <w:r>
-        <w:rPr>
-          <w:sz w:val="16"/>
-          <w:szCs w:val="16"/>
-          <w:lang w:val="en-US"/>
-        </w:rPr>
-        <w:t>(host='storge.pic2.me', port=443): Read timed out.</w:t>
+        <w:t>: HTTPSConnectionPool(host='storge.pic2.me', port=443): Read timed out.</w:t>
       </w:r>
     </w:p>
     <w:p>
@@ -12276,25 +9232,7 @@
           <w:szCs w:val="16"/>
           <w:lang w:val="en-US"/>
         </w:rPr>
-        <w:t xml:space="preserve">: </w:t>
-      </w:r>
-      <w:proofErr w:type="spellStart"/>
-      <w:r>
-        <w:rPr>
-          <w:sz w:val="16"/>
-          <w:szCs w:val="16"/>
-          <w:lang w:val="en-US"/>
-        </w:rPr>
-        <w:t>HTTPSConnectionPool</w:t>
-      </w:r>
-      <w:proofErr w:type="spellEnd"/>
-      <w:r>
-        <w:rPr>
-          <w:sz w:val="16"/>
-          <w:szCs w:val="16"/>
-          <w:lang w:val="en-US"/>
-        </w:rPr>
-        <w:t>(host='storge.pic2.me', port=443): Read timed out.</w:t>
+        <w:t>: HTTPSConnectionPool(host='storge.pic2.me', port=443): Read timed out.</w:t>
       </w:r>
     </w:p>
     <w:p>
@@ -12326,25 +9264,7 @@
           <w:szCs w:val="16"/>
           <w:lang w:val="en-US"/>
         </w:rPr>
-        <w:t xml:space="preserve">: </w:t>
-      </w:r>
-      <w:proofErr w:type="spellStart"/>
-      <w:r>
-        <w:rPr>
-          <w:sz w:val="16"/>
-          <w:szCs w:val="16"/>
-          <w:lang w:val="en-US"/>
-        </w:rPr>
-        <w:t>HTTPSConnectionPool</w:t>
-      </w:r>
-      <w:proofErr w:type="spellEnd"/>
-      <w:r>
-        <w:rPr>
-          <w:sz w:val="16"/>
-          <w:szCs w:val="16"/>
-          <w:lang w:val="en-US"/>
-        </w:rPr>
-        <w:t>(host='zooinstitutes.com', port=443): Read timed out.</w:t>
+        <w:t>: HTTPSConnectionPool(host='zooinstitutes.com', port=443): Read timed out.</w:t>
       </w:r>
     </w:p>
     <w:p>
@@ -12376,25 +9296,7 @@
           <w:szCs w:val="16"/>
           <w:lang w:val="en-US"/>
         </w:rPr>
-        <w:t xml:space="preserve">: </w:t>
-      </w:r>
-      <w:proofErr w:type="spellStart"/>
-      <w:r>
-        <w:rPr>
-          <w:sz w:val="16"/>
-          <w:szCs w:val="16"/>
-          <w:lang w:val="en-US"/>
-        </w:rPr>
-        <w:t>HTTPSConnectionPool</w:t>
-      </w:r>
-      <w:proofErr w:type="spellEnd"/>
-      <w:r>
-        <w:rPr>
-          <w:sz w:val="16"/>
-          <w:szCs w:val="16"/>
-          <w:lang w:val="en-US"/>
-        </w:rPr>
-        <w:t>(host='wallpaper.forfun.com', port=443): Read timed out.</w:t>
+        <w:t>: HTTPSConnectionPool(host='wallpaper.forfun.com', port=443): Read timed out.</w:t>
       </w:r>
     </w:p>
     <w:p>
@@ -12490,25 +9392,7 @@
           <w:szCs w:val="16"/>
           <w:lang w:val="en-US"/>
         </w:rPr>
-        <w:t xml:space="preserve">: </w:t>
-      </w:r>
-      <w:proofErr w:type="spellStart"/>
-      <w:r>
-        <w:rPr>
-          <w:sz w:val="16"/>
-          <w:szCs w:val="16"/>
-          <w:lang w:val="en-US"/>
-        </w:rPr>
-        <w:t>HTTPSConnectionPool</w:t>
-      </w:r>
-      <w:proofErr w:type="spellEnd"/>
-      <w:r>
-        <w:rPr>
-          <w:sz w:val="16"/>
-          <w:szCs w:val="16"/>
-          <w:lang w:val="en-US"/>
-        </w:rPr>
-        <w:t>(host='static3.bigstockphoto.com', port=443): Read timed out.</w:t>
+        <w:t>: HTTPSConnectionPool(host='static3.bigstockphoto.com', port=443): Read timed out.</w:t>
       </w:r>
     </w:p>
     <w:p>
@@ -12668,25 +9552,7 @@
           <w:szCs w:val="16"/>
           <w:lang w:val="en-US"/>
         </w:rPr>
-        <w:t xml:space="preserve">: </w:t>
-      </w:r>
-      <w:proofErr w:type="spellStart"/>
-      <w:r>
-        <w:rPr>
-          <w:sz w:val="16"/>
-          <w:szCs w:val="16"/>
-          <w:lang w:val="en-US"/>
-        </w:rPr>
-        <w:t>HTTPSConnectionPool</w:t>
-      </w:r>
-      <w:proofErr w:type="spellEnd"/>
-      <w:r>
-        <w:rPr>
-          <w:sz w:val="16"/>
-          <w:szCs w:val="16"/>
-          <w:lang w:val="en-US"/>
-        </w:rPr>
-        <w:t>(host='logodix.com', port=443): Read timed out. (read timeout=5)</w:t>
+        <w:t>: HTTPSConnectionPool(host='logodix.com', port=443): Read timed out. (read timeout=5)</w:t>
       </w:r>
     </w:p>
     <w:p>
@@ -12750,43 +9616,7 @@
           <w:szCs w:val="16"/>
           <w:lang w:val="en-US"/>
         </w:rPr>
-        <w:t xml:space="preserve">: </w:t>
-      </w:r>
-      <w:proofErr w:type="spellStart"/>
-      <w:r>
-        <w:rPr>
-          <w:sz w:val="16"/>
-          <w:szCs w:val="16"/>
-          <w:lang w:val="en-US"/>
-        </w:rPr>
-        <w:t>HTTPSConnectionPool</w:t>
-      </w:r>
-      <w:proofErr w:type="spellEnd"/>
-      <w:r>
-        <w:rPr>
-          <w:sz w:val="16"/>
-          <w:szCs w:val="16"/>
-          <w:lang w:val="en-US"/>
-        </w:rPr>
-        <w:t>(host='</w:t>
-      </w:r>
-      <w:proofErr w:type="spellStart"/>
-      <w:r>
-        <w:rPr>
-          <w:sz w:val="16"/>
-          <w:szCs w:val="16"/>
-          <w:lang w:val="en-US"/>
-        </w:rPr>
-        <w:t>grizly.club</w:t>
-      </w:r>
-      <w:proofErr w:type="spellEnd"/>
-      <w:r>
-        <w:rPr>
-          <w:sz w:val="16"/>
-          <w:szCs w:val="16"/>
-          <w:lang w:val="en-US"/>
-        </w:rPr>
-        <w:t>', port=443): Read timed out. (read timeout=5)</w:t>
+        <w:t>: HTTPSConnectionPool(host='grizly.club', port=443): Read timed out. (read timeout=5)</w:t>
       </w:r>
     </w:p>
     <w:p>
@@ -12818,25 +9648,7 @@
           <w:szCs w:val="16"/>
           <w:lang w:val="en-US"/>
         </w:rPr>
-        <w:t xml:space="preserve">: </w:t>
-      </w:r>
-      <w:proofErr w:type="spellStart"/>
-      <w:r>
-        <w:rPr>
-          <w:sz w:val="16"/>
-          <w:szCs w:val="16"/>
-          <w:lang w:val="en-US"/>
-        </w:rPr>
-        <w:t>HTTPSConnectionPool</w:t>
-      </w:r>
-      <w:proofErr w:type="spellEnd"/>
-      <w:r>
-        <w:rPr>
-          <w:sz w:val="16"/>
-          <w:szCs w:val="16"/>
-          <w:lang w:val="en-US"/>
-        </w:rPr>
-        <w:t>(host='yt3.googleusercontent.com', port=443): Read timed out. (read timeout=5)</w:t>
+        <w:t>: HTTPSConnectionPool(host='yt3.googleusercontent.com', port=443): Read timed out. (read timeout=5)</w:t>
       </w:r>
     </w:p>
     <w:p>
@@ -12868,25 +9680,7 @@
           <w:szCs w:val="16"/>
           <w:lang w:val="en-US"/>
         </w:rPr>
-        <w:t xml:space="preserve">: </w:t>
-      </w:r>
-      <w:proofErr w:type="spellStart"/>
-      <w:r>
-        <w:rPr>
-          <w:sz w:val="16"/>
-          <w:szCs w:val="16"/>
-          <w:lang w:val="en-US"/>
-        </w:rPr>
-        <w:t>HTTPSConnectionPool</w:t>
-      </w:r>
-      <w:proofErr w:type="spellEnd"/>
-      <w:r>
-        <w:rPr>
-          <w:sz w:val="16"/>
-          <w:szCs w:val="16"/>
-          <w:lang w:val="en-US"/>
-        </w:rPr>
-        <w:t>(host='c8.alamy.com', port=443): Read timed out. (read timeout=5)</w:t>
+        <w:t>: HTTPSConnectionPool(host='c8.alamy.com', port=443): Read timed out. (read timeout=5)</w:t>
       </w:r>
     </w:p>
     <w:p>
@@ -12918,25 +9712,7 @@
           <w:szCs w:val="16"/>
           <w:lang w:val="en-US"/>
         </w:rPr>
-        <w:t xml:space="preserve">: </w:t>
-      </w:r>
-      <w:proofErr w:type="spellStart"/>
-      <w:r>
-        <w:rPr>
-          <w:sz w:val="16"/>
-          <w:szCs w:val="16"/>
-          <w:lang w:val="en-US"/>
-        </w:rPr>
-        <w:t>HTTPSConnectionPool</w:t>
-      </w:r>
-      <w:proofErr w:type="spellEnd"/>
-      <w:r>
-        <w:rPr>
-          <w:sz w:val="16"/>
-          <w:szCs w:val="16"/>
-          <w:lang w:val="en-US"/>
-        </w:rPr>
-        <w:t>(host='c8.alamy.com', port=443): Read timed out. (read timeout=5)</w:t>
+        <w:t>: HTTPSConnectionPool(host='c8.alamy.com', port=443): Read timed out. (read timeout=5)</w:t>
       </w:r>
     </w:p>
     <w:p>
@@ -12968,25 +9744,7 @@
           <w:szCs w:val="16"/>
           <w:lang w:val="en-US"/>
         </w:rPr>
-        <w:t xml:space="preserve">: </w:t>
-      </w:r>
-      <w:proofErr w:type="spellStart"/>
-      <w:r>
-        <w:rPr>
-          <w:sz w:val="16"/>
-          <w:szCs w:val="16"/>
-          <w:lang w:val="en-US"/>
-        </w:rPr>
-        <w:t>HTTPSConnectionPool</w:t>
-      </w:r>
-      <w:proofErr w:type="spellEnd"/>
-      <w:r>
-        <w:rPr>
-          <w:sz w:val="16"/>
-          <w:szCs w:val="16"/>
-          <w:lang w:val="en-US"/>
-        </w:rPr>
-        <w:t>(host='i2-prod.irishmirror.ie', port=443): Read timed out.</w:t>
+        <w:t>: HTTPSConnectionPool(host='i2-prod.irishmirror.ie', port=443): Read timed out.</w:t>
       </w:r>
     </w:p>
     <w:p>
@@ -13018,25 +9776,7 @@
           <w:szCs w:val="16"/>
           <w:lang w:val="en-US"/>
         </w:rPr>
-        <w:t xml:space="preserve">: </w:t>
-      </w:r>
-      <w:proofErr w:type="spellStart"/>
-      <w:r>
-        <w:rPr>
-          <w:sz w:val="16"/>
-          <w:szCs w:val="16"/>
-          <w:lang w:val="en-US"/>
-        </w:rPr>
-        <w:t>HTTPSConnectionPool</w:t>
-      </w:r>
-      <w:proofErr w:type="spellEnd"/>
-      <w:r>
-        <w:rPr>
-          <w:sz w:val="16"/>
-          <w:szCs w:val="16"/>
-          <w:lang w:val="en-US"/>
-        </w:rPr>
-        <w:t>(host='i.ytimg.com', port=443): Read timed out. (read timeout=5)</w:t>
+        <w:t>: HTTPSConnectionPool(host='i.ytimg.com', port=443): Read timed out. (read timeout=5)</w:t>
       </w:r>
     </w:p>
     <w:p>
@@ -13100,25 +9840,7 @@
           <w:szCs w:val="16"/>
           <w:lang w:val="en-US"/>
         </w:rPr>
-        <w:t xml:space="preserve">: </w:t>
-      </w:r>
-      <w:proofErr w:type="spellStart"/>
-      <w:r>
-        <w:rPr>
-          <w:sz w:val="16"/>
-          <w:szCs w:val="16"/>
-          <w:lang w:val="en-US"/>
-        </w:rPr>
-        <w:t>HTTPSConnectionPool</w:t>
-      </w:r>
-      <w:proofErr w:type="spellEnd"/>
-      <w:r>
-        <w:rPr>
-          <w:sz w:val="16"/>
-          <w:szCs w:val="16"/>
-          <w:lang w:val="en-US"/>
-        </w:rPr>
-        <w:t>(host='byunique.com', port=443): Read timed out.</w:t>
+        <w:t>: HTTPSConnectionPool(host='byunique.com', port=443): Read timed out.</w:t>
       </w:r>
     </w:p>
     <w:p>
@@ -13182,25 +9904,7 @@
           <w:szCs w:val="16"/>
           <w:lang w:val="en-US"/>
         </w:rPr>
-        <w:t xml:space="preserve">: </w:t>
-      </w:r>
-      <w:proofErr w:type="spellStart"/>
-      <w:r>
-        <w:rPr>
-          <w:sz w:val="16"/>
-          <w:szCs w:val="16"/>
-          <w:lang w:val="en-US"/>
-        </w:rPr>
-        <w:t>HTTPSConnectionPool</w:t>
-      </w:r>
-      <w:proofErr w:type="spellEnd"/>
-      <w:r>
-        <w:rPr>
-          <w:sz w:val="16"/>
-          <w:szCs w:val="16"/>
-          <w:lang w:val="en-US"/>
-        </w:rPr>
-        <w:t>(host='i.ytimg.com', port=443): Read timed out. (read timeout=5)</w:t>
+        <w:t>: HTTPSConnectionPool(host='i.ytimg.com', port=443): Read timed out. (read timeout=5)</w:t>
       </w:r>
     </w:p>
     <w:p>
@@ -13232,25 +9936,7 @@
           <w:szCs w:val="16"/>
           <w:lang w:val="en-US"/>
         </w:rPr>
-        <w:t xml:space="preserve">: </w:t>
-      </w:r>
-      <w:proofErr w:type="spellStart"/>
-      <w:r>
-        <w:rPr>
-          <w:sz w:val="16"/>
-          <w:szCs w:val="16"/>
-          <w:lang w:val="en-US"/>
-        </w:rPr>
-        <w:t>HTTPSConnectionPool</w:t>
-      </w:r>
-      <w:proofErr w:type="spellEnd"/>
-      <w:r>
-        <w:rPr>
-          <w:sz w:val="16"/>
-          <w:szCs w:val="16"/>
-          <w:lang w:val="en-US"/>
-        </w:rPr>
-        <w:t>(host='images.unsplash.com', port=443): Read timed out. (read timeout=5)</w:t>
+        <w:t>: HTTPSConnectionPool(host='images.unsplash.com', port=443): Read timed out. (read timeout=5)</w:t>
       </w:r>
     </w:p>
     <w:p>
@@ -13282,25 +9968,7 @@
           <w:szCs w:val="16"/>
           <w:lang w:val="en-US"/>
         </w:rPr>
-        <w:t xml:space="preserve">: </w:t>
-      </w:r>
-      <w:proofErr w:type="spellStart"/>
-      <w:r>
-        <w:rPr>
-          <w:sz w:val="16"/>
-          <w:szCs w:val="16"/>
-          <w:lang w:val="en-US"/>
-        </w:rPr>
-        <w:t>HTTPSConnectionPool</w:t>
-      </w:r>
-      <w:proofErr w:type="spellEnd"/>
-      <w:r>
-        <w:rPr>
-          <w:sz w:val="16"/>
-          <w:szCs w:val="16"/>
-          <w:lang w:val="en-US"/>
-        </w:rPr>
-        <w:t>(host='as1.ftcdn.net', port=443): Read timed out. (read timeout=5)</w:t>
+        <w:t>: HTTPSConnectionPool(host='as1.ftcdn.net', port=443): Read timed out. (read timeout=5)</w:t>
       </w:r>
     </w:p>
     <w:p>
@@ -13429,25 +10097,7 @@
           <w:szCs w:val="16"/>
           <w:lang w:val="en-US"/>
         </w:rPr>
-        <w:t xml:space="preserve">: </w:t>
-      </w:r>
-      <w:proofErr w:type="spellStart"/>
-      <w:r>
-        <w:rPr>
-          <w:sz w:val="16"/>
-          <w:szCs w:val="16"/>
-          <w:lang w:val="en-US"/>
-        </w:rPr>
-        <w:t>HTTPSConnectionPool</w:t>
-      </w:r>
-      <w:proofErr w:type="spellEnd"/>
-      <w:r>
-        <w:rPr>
-          <w:sz w:val="16"/>
-          <w:szCs w:val="16"/>
-          <w:lang w:val="en-US"/>
-        </w:rPr>
-        <w:t>(host='yt3.googleusercontent.com', port=443): Read timed out. (read timeout=5)</w:t>
+        <w:t>: HTTPSConnectionPool(host='yt3.googleusercontent.com', port=443): Read timed out. (read timeout=5)</w:t>
       </w:r>
     </w:p>
     <w:p>
@@ -13479,25 +10129,7 @@
           <w:szCs w:val="16"/>
           <w:lang w:val="en-US"/>
         </w:rPr>
-        <w:t xml:space="preserve">: </w:t>
-      </w:r>
-      <w:proofErr w:type="spellStart"/>
-      <w:r>
-        <w:rPr>
-          <w:sz w:val="16"/>
-          <w:szCs w:val="16"/>
-          <w:lang w:val="en-US"/>
-        </w:rPr>
-        <w:t>HTTPSConnectionPool</w:t>
-      </w:r>
-      <w:proofErr w:type="spellEnd"/>
-      <w:r>
-        <w:rPr>
-          <w:sz w:val="16"/>
-          <w:szCs w:val="16"/>
-          <w:lang w:val="en-US"/>
-        </w:rPr>
-        <w:t>(host='www.zoologiste.com', port=443): Read timed out.</w:t>
+        <w:t>: HTTPSConnectionPool(host='www.zoologiste.com', port=443): Read timed out.</w:t>
       </w:r>
     </w:p>
     <w:p>
@@ -13561,25 +10193,7 @@
           <w:szCs w:val="16"/>
           <w:lang w:val="en-US"/>
         </w:rPr>
-        <w:t xml:space="preserve">: </w:t>
-      </w:r>
-      <w:proofErr w:type="spellStart"/>
-      <w:r>
-        <w:rPr>
-          <w:sz w:val="16"/>
-          <w:szCs w:val="16"/>
-          <w:lang w:val="en-US"/>
-        </w:rPr>
-        <w:t>HTTPSConnectionPool</w:t>
-      </w:r>
-      <w:proofErr w:type="spellEnd"/>
-      <w:r>
-        <w:rPr>
-          <w:sz w:val="16"/>
-          <w:szCs w:val="16"/>
-          <w:lang w:val="en-US"/>
-        </w:rPr>
-        <w:t>(host='zooinstitutes.com', port=443): Read timed out.</w:t>
+        <w:t>: HTTPSConnectionPool(host='zooinstitutes.com', port=443): Read timed out.</w:t>
       </w:r>
     </w:p>
     <w:p>
@@ -13675,25 +10289,7 @@
           <w:szCs w:val="16"/>
           <w:lang w:val="en-US"/>
         </w:rPr>
-        <w:t xml:space="preserve">: </w:t>
-      </w:r>
-      <w:proofErr w:type="spellStart"/>
-      <w:r>
-        <w:rPr>
-          <w:sz w:val="16"/>
-          <w:szCs w:val="16"/>
-          <w:lang w:val="en-US"/>
-        </w:rPr>
-        <w:t>HTTPSConnectionPool</w:t>
-      </w:r>
-      <w:proofErr w:type="spellEnd"/>
-      <w:r>
-        <w:rPr>
-          <w:sz w:val="16"/>
-          <w:szCs w:val="16"/>
-          <w:lang w:val="en-US"/>
-        </w:rPr>
-        <w:t>(host='t4.ftcdn.net', port=443): Read timed out. (read timeout=5)</w:t>
+        <w:t>: HTTPSConnectionPool(host='t4.ftcdn.net', port=443): Read timed out. (read timeout=5)</w:t>
       </w:r>
     </w:p>
     <w:p>
@@ -13757,25 +10353,7 @@
           <w:szCs w:val="16"/>
           <w:lang w:val="en-US"/>
         </w:rPr>
-        <w:t xml:space="preserve">: </w:t>
-      </w:r>
-      <w:proofErr w:type="spellStart"/>
-      <w:r>
-        <w:rPr>
-          <w:sz w:val="16"/>
-          <w:szCs w:val="16"/>
-          <w:lang w:val="en-US"/>
-        </w:rPr>
-        <w:t>HTTPSConnectionPool</w:t>
-      </w:r>
-      <w:proofErr w:type="spellEnd"/>
-      <w:r>
-        <w:rPr>
-          <w:sz w:val="16"/>
-          <w:szCs w:val="16"/>
-          <w:lang w:val="en-US"/>
-        </w:rPr>
-        <w:t>(host='cdn.hackaday.io', port=443): Read timed out.</w:t>
+        <w:t>: HTTPSConnectionPool(host='cdn.hackaday.io', port=443): Read timed out.</w:t>
       </w:r>
     </w:p>
     <w:p>
@@ -13807,25 +10385,7 @@
           <w:szCs w:val="16"/>
           <w:lang w:val="en-US"/>
         </w:rPr>
-        <w:t xml:space="preserve">: </w:t>
-      </w:r>
-      <w:proofErr w:type="spellStart"/>
-      <w:r>
-        <w:rPr>
-          <w:sz w:val="16"/>
-          <w:szCs w:val="16"/>
-          <w:lang w:val="en-US"/>
-        </w:rPr>
-        <w:t>HTTPSConnectionPool</w:t>
-      </w:r>
-      <w:proofErr w:type="spellEnd"/>
-      <w:r>
-        <w:rPr>
-          <w:sz w:val="16"/>
-          <w:szCs w:val="16"/>
-          <w:lang w:val="en-US"/>
-        </w:rPr>
-        <w:t>(host='c8.alamy.com', port=443): Read timed out. (read timeout=5)</w:t>
+        <w:t>: HTTPSConnectionPool(host='c8.alamy.com', port=443): Read timed out. (read timeout=5)</w:t>
       </w:r>
     </w:p>
     <w:p>
@@ -13857,25 +10417,7 @@
           <w:szCs w:val="16"/>
           <w:lang w:val="en-US"/>
         </w:rPr>
-        <w:t xml:space="preserve">: </w:t>
-      </w:r>
-      <w:proofErr w:type="spellStart"/>
-      <w:r>
-        <w:rPr>
-          <w:sz w:val="16"/>
-          <w:szCs w:val="16"/>
-          <w:lang w:val="en-US"/>
-        </w:rPr>
-        <w:t>HTTPSConnectionPool</w:t>
-      </w:r>
-      <w:proofErr w:type="spellEnd"/>
-      <w:r>
-        <w:rPr>
-          <w:sz w:val="16"/>
-          <w:szCs w:val="16"/>
-          <w:lang w:val="en-US"/>
-        </w:rPr>
-        <w:t>(host='ak3.picdn.net', port=443): Read timed out.</w:t>
+        <w:t>: HTTPSConnectionPool(host='ak3.picdn.net', port=443): Read timed out.</w:t>
       </w:r>
     </w:p>
     <w:p>
@@ -13907,25 +10449,7 @@
           <w:szCs w:val="16"/>
           <w:lang w:val="en-US"/>
         </w:rPr>
-        <w:t xml:space="preserve">: </w:t>
-      </w:r>
-      <w:proofErr w:type="spellStart"/>
-      <w:r>
-        <w:rPr>
-          <w:sz w:val="16"/>
-          <w:szCs w:val="16"/>
-          <w:lang w:val="en-US"/>
-        </w:rPr>
-        <w:t>HTTPSConnectionPool</w:t>
-      </w:r>
-      <w:proofErr w:type="spellEnd"/>
-      <w:r>
-        <w:rPr>
-          <w:sz w:val="16"/>
-          <w:szCs w:val="16"/>
-          <w:lang w:val="en-US"/>
-        </w:rPr>
-        <w:t>(host='salespop.net', port=443): Read timed out.</w:t>
+        <w:t>: HTTPSConnectionPool(host='salespop.net', port=443): Read timed out.</w:t>
       </w:r>
     </w:p>
     <w:p>
@@ -14021,25 +10545,7 @@
           <w:szCs w:val="16"/>
           <w:lang w:val="en-US"/>
         </w:rPr>
-        <w:t xml:space="preserve">: </w:t>
-      </w:r>
-      <w:proofErr w:type="spellStart"/>
-      <w:r>
-        <w:rPr>
-          <w:sz w:val="16"/>
-          <w:szCs w:val="16"/>
-          <w:lang w:val="en-US"/>
-        </w:rPr>
-        <w:t>HTTPSConnectionPool</w:t>
-      </w:r>
-      <w:proofErr w:type="spellEnd"/>
-      <w:r>
-        <w:rPr>
-          <w:sz w:val="16"/>
-          <w:szCs w:val="16"/>
-          <w:lang w:val="en-US"/>
-        </w:rPr>
-        <w:t>(host='c8.alamy.com', port=443): Read timed out. (read timeout=5)</w:t>
+        <w:t>: HTTPSConnectionPool(host='c8.alamy.com', port=443): Read timed out. (read timeout=5)</w:t>
       </w:r>
     </w:p>
     <w:p>
@@ -14071,25 +10577,7 @@
           <w:szCs w:val="16"/>
           <w:lang w:val="en-US"/>
         </w:rPr>
-        <w:t xml:space="preserve">: </w:t>
-      </w:r>
-      <w:proofErr w:type="spellStart"/>
-      <w:r>
-        <w:rPr>
-          <w:sz w:val="16"/>
-          <w:szCs w:val="16"/>
-          <w:lang w:val="en-US"/>
-        </w:rPr>
-        <w:t>HTTPSConnectionPool</w:t>
-      </w:r>
-      <w:proofErr w:type="spellEnd"/>
-      <w:r>
-        <w:rPr>
-          <w:sz w:val="16"/>
-          <w:szCs w:val="16"/>
-          <w:lang w:val="en-US"/>
-        </w:rPr>
-        <w:t>(host='c8.alamy.com', port=443): Read timed out. (read timeout=5)</w:t>
+        <w:t>: HTTPSConnectionPool(host='c8.alamy.com', port=443): Read timed out. (read timeout=5)</w:t>
       </w:r>
     </w:p>
     <w:p>
@@ -14121,25 +10609,7 @@
           <w:szCs w:val="16"/>
           <w:lang w:val="en-US"/>
         </w:rPr>
-        <w:t xml:space="preserve">: </w:t>
-      </w:r>
-      <w:proofErr w:type="spellStart"/>
-      <w:r>
-        <w:rPr>
-          <w:sz w:val="16"/>
-          <w:szCs w:val="16"/>
-          <w:lang w:val="en-US"/>
-        </w:rPr>
-        <w:t>HTTPSConnectionPool</w:t>
-      </w:r>
-      <w:proofErr w:type="spellEnd"/>
-      <w:r>
-        <w:rPr>
-          <w:sz w:val="16"/>
-          <w:szCs w:val="16"/>
-          <w:lang w:val="en-US"/>
-        </w:rPr>
-        <w:t>(host='i.ytimg.com', port=443): Read timed out. (read timeout=5)</w:t>
+        <w:t>: HTTPSConnectionPool(host='i.ytimg.com', port=443): Read timed out. (read timeout=5)</w:t>
       </w:r>
     </w:p>
     <w:p>
@@ -14203,25 +10673,7 @@
           <w:szCs w:val="16"/>
           <w:lang w:val="en-US"/>
         </w:rPr>
-        <w:t xml:space="preserve">: </w:t>
-      </w:r>
-      <w:proofErr w:type="spellStart"/>
-      <w:r>
-        <w:rPr>
-          <w:sz w:val="16"/>
-          <w:szCs w:val="16"/>
-          <w:lang w:val="en-US"/>
-        </w:rPr>
-        <w:t>HTTPSConnectionPool</w:t>
-      </w:r>
-      <w:proofErr w:type="spellEnd"/>
-      <w:r>
-        <w:rPr>
-          <w:sz w:val="16"/>
-          <w:szCs w:val="16"/>
-          <w:lang w:val="en-US"/>
-        </w:rPr>
-        <w:t>(host='www.bestgraph.com', port=443): Read timed out.</w:t>
+        <w:t>: HTTPSConnectionPool(host='www.bestgraph.com', port=443): Read timed out.</w:t>
       </w:r>
     </w:p>
     <w:p>
@@ -14317,25 +10769,7 @@
           <w:szCs w:val="16"/>
           <w:lang w:val="en-US"/>
         </w:rPr>
-        <w:t xml:space="preserve">: </w:t>
-      </w:r>
-      <w:proofErr w:type="spellStart"/>
-      <w:r>
-        <w:rPr>
-          <w:sz w:val="16"/>
-          <w:szCs w:val="16"/>
-          <w:lang w:val="en-US"/>
-        </w:rPr>
-        <w:t>HTTPSConnectionPool</w:t>
-      </w:r>
-      <w:proofErr w:type="spellEnd"/>
-      <w:r>
-        <w:rPr>
-          <w:sz w:val="16"/>
-          <w:szCs w:val="16"/>
-          <w:lang w:val="en-US"/>
-        </w:rPr>
-        <w:t>(host='c8.alamy.com', port=443): Read timed out. (read timeout=5)</w:t>
+        <w:t>: HTTPSConnectionPool(host='c8.alamy.com', port=443): Read timed out. (read timeout=5)</w:t>
       </w:r>
     </w:p>
     <w:p>
@@ -14367,25 +10801,7 @@
           <w:szCs w:val="16"/>
           <w:lang w:val="en-US"/>
         </w:rPr>
-        <w:t xml:space="preserve">: </w:t>
-      </w:r>
-      <w:proofErr w:type="spellStart"/>
-      <w:r>
-        <w:rPr>
-          <w:sz w:val="16"/>
-          <w:szCs w:val="16"/>
-          <w:lang w:val="en-US"/>
-        </w:rPr>
-        <w:t>HTTPSConnectionPool</w:t>
-      </w:r>
-      <w:proofErr w:type="spellEnd"/>
-      <w:r>
-        <w:rPr>
-          <w:sz w:val="16"/>
-          <w:szCs w:val="16"/>
-          <w:lang w:val="en-US"/>
-        </w:rPr>
-        <w:t>(host='wallpaper.forfun.com', port=443): Read timed out.</w:t>
+        <w:t>: HTTPSConnectionPool(host='wallpaper.forfun.com', port=443): Read timed out.</w:t>
       </w:r>
     </w:p>
     <w:p>
@@ -14481,25 +10897,7 @@
           <w:szCs w:val="16"/>
           <w:lang w:val="en-US"/>
         </w:rPr>
-        <w:t xml:space="preserve">: </w:t>
-      </w:r>
-      <w:proofErr w:type="spellStart"/>
-      <w:r>
-        <w:rPr>
-          <w:sz w:val="16"/>
-          <w:szCs w:val="16"/>
-          <w:lang w:val="en-US"/>
-        </w:rPr>
-        <w:t>HTTPSConnectionPool</w:t>
-      </w:r>
-      <w:proofErr w:type="spellEnd"/>
-      <w:r>
-        <w:rPr>
-          <w:sz w:val="16"/>
-          <w:szCs w:val="16"/>
-          <w:lang w:val="en-US"/>
-        </w:rPr>
-        <w:t>(host='c8.alamy.com', port=443): Read timed out. (read timeout=5)</w:t>
+        <w:t>: HTTPSConnectionPool(host='c8.alamy.com', port=443): Read timed out. (read timeout=5)</w:t>
       </w:r>
     </w:p>
     <w:p>
@@ -14531,25 +10929,7 @@
           <w:szCs w:val="16"/>
           <w:lang w:val="en-US"/>
         </w:rPr>
-        <w:t xml:space="preserve">: </w:t>
-      </w:r>
-      <w:proofErr w:type="spellStart"/>
-      <w:r>
-        <w:rPr>
-          <w:sz w:val="16"/>
-          <w:szCs w:val="16"/>
-          <w:lang w:val="en-US"/>
-        </w:rPr>
-        <w:t>HTTPSConnectionPool</w:t>
-      </w:r>
-      <w:proofErr w:type="spellEnd"/>
-      <w:r>
-        <w:rPr>
-          <w:sz w:val="16"/>
-          <w:szCs w:val="16"/>
-          <w:lang w:val="en-US"/>
-        </w:rPr>
-        <w:t>(host='c0.wallpaperflare.com', port=443): Read timed out.</w:t>
+        <w:t>: HTTPSConnectionPool(host='c0.wallpaperflare.com', port=443): Read timed out.</w:t>
       </w:r>
     </w:p>
     <w:p>
@@ -14613,25 +10993,7 @@
           <w:szCs w:val="16"/>
           <w:lang w:val="en-US"/>
         </w:rPr>
-        <w:t xml:space="preserve">: ('Connection aborted.', </w:t>
-      </w:r>
-      <w:proofErr w:type="spellStart"/>
-      <w:r>
-        <w:rPr>
-          <w:sz w:val="16"/>
-          <w:szCs w:val="16"/>
-          <w:lang w:val="en-US"/>
-        </w:rPr>
-        <w:t>ConnectionResetError</w:t>
-      </w:r>
-      <w:proofErr w:type="spellEnd"/>
-      <w:r>
-        <w:rPr>
-          <w:sz w:val="16"/>
-          <w:szCs w:val="16"/>
-          <w:lang w:val="en-US"/>
-        </w:rPr>
-        <w:t>(10054, 'An existing connection was forcibly closed by the remote host', None, 10054, None))</w:t>
+        <w:t>: ('Connection aborted.', ConnectionResetError(10054, 'An existing connection was forcibly closed by the remote host', None, 10054, None))</w:t>
       </w:r>
     </w:p>
     <w:p>
@@ -14695,25 +11057,7 @@
           <w:szCs w:val="16"/>
           <w:lang w:val="en-US"/>
         </w:rPr>
-        <w:t xml:space="preserve">: </w:t>
-      </w:r>
-      <w:proofErr w:type="spellStart"/>
-      <w:r>
-        <w:rPr>
-          <w:sz w:val="16"/>
-          <w:szCs w:val="16"/>
-          <w:lang w:val="en-US"/>
-        </w:rPr>
-        <w:t>HTTPSConnectionPool</w:t>
-      </w:r>
-      <w:proofErr w:type="spellEnd"/>
-      <w:r>
-        <w:rPr>
-          <w:sz w:val="16"/>
-          <w:szCs w:val="16"/>
-          <w:lang w:val="en-US"/>
-        </w:rPr>
-        <w:t>(host='glavnoe.in.ua', port=443): Read timed out. (read timeout=5)</w:t>
+        <w:t>: HTTPSConnectionPool(host='glavnoe.in.ua', port=443): Read timed out. (read timeout=5)</w:t>
       </w:r>
     </w:p>
     <w:p>
@@ -14842,25 +11186,7 @@
           <w:szCs w:val="16"/>
           <w:lang w:val="en-US"/>
         </w:rPr>
-        <w:t xml:space="preserve">: </w:t>
-      </w:r>
-      <w:proofErr w:type="spellStart"/>
-      <w:r>
-        <w:rPr>
-          <w:sz w:val="16"/>
-          <w:szCs w:val="16"/>
-          <w:lang w:val="en-US"/>
-        </w:rPr>
-        <w:t>HTTPSConnectionPool</w:t>
-      </w:r>
-      <w:proofErr w:type="spellEnd"/>
-      <w:r>
-        <w:rPr>
-          <w:sz w:val="16"/>
-          <w:szCs w:val="16"/>
-          <w:lang w:val="en-US"/>
-        </w:rPr>
-        <w:t>(host='ohgizmo.com', port=443): Read timed out.</w:t>
+        <w:t>: HTTPSConnectionPool(host='ohgizmo.com', port=443): Read timed out.</w:t>
       </w:r>
     </w:p>
     <w:p>
@@ -14892,79 +11218,7 @@
           <w:szCs w:val="16"/>
           <w:lang w:val="en-US"/>
         </w:rPr>
-        <w:t xml:space="preserve">: </w:t>
-      </w:r>
-      <w:proofErr w:type="spellStart"/>
-      <w:r>
-        <w:rPr>
-          <w:sz w:val="16"/>
-          <w:szCs w:val="16"/>
-          <w:lang w:val="en-US"/>
-        </w:rPr>
-        <w:t>HTTPSConnectionPool</w:t>
-      </w:r>
-      <w:proofErr w:type="spellEnd"/>
-      <w:r>
-        <w:rPr>
-          <w:sz w:val="16"/>
-          <w:szCs w:val="16"/>
-          <w:lang w:val="en-US"/>
-        </w:rPr>
-        <w:t>(host='wallpapers.com', port=443): Max retries exceeded with url: /images/</w:t>
-      </w:r>
-      <w:proofErr w:type="spellStart"/>
-      <w:r>
-        <w:rPr>
-          <w:sz w:val="16"/>
-          <w:szCs w:val="16"/>
-          <w:lang w:val="en-US"/>
-        </w:rPr>
-        <w:t>hd</w:t>
-      </w:r>
-      <w:proofErr w:type="spellEnd"/>
-      <w:r>
-        <w:rPr>
-          <w:sz w:val="16"/>
-          <w:szCs w:val="16"/>
-          <w:lang w:val="en-US"/>
-        </w:rPr>
-        <w:t xml:space="preserve">/zebra-background-n4dvlksh8qjj2axu.jpg (Caused by </w:t>
-      </w:r>
-      <w:proofErr w:type="spellStart"/>
-      <w:r>
-        <w:rPr>
-          <w:sz w:val="16"/>
-          <w:szCs w:val="16"/>
-          <w:lang w:val="en-US"/>
-        </w:rPr>
-        <w:t>ConnectTimeoutError</w:t>
-      </w:r>
-      <w:proofErr w:type="spellEnd"/>
-      <w:r>
-        <w:rPr>
-          <w:sz w:val="16"/>
-          <w:szCs w:val="16"/>
-          <w:lang w:val="en-US"/>
-        </w:rPr>
-        <w:t>(&lt;</w:t>
-      </w:r>
-      <w:proofErr w:type="spellStart"/>
-      <w:r>
-        <w:rPr>
-          <w:sz w:val="16"/>
-          <w:szCs w:val="16"/>
-          <w:lang w:val="en-US"/>
-        </w:rPr>
-        <w:t>HTTPSConnection</w:t>
-      </w:r>
-      <w:proofErr w:type="spellEnd"/>
-      <w:r>
-        <w:rPr>
-          <w:sz w:val="16"/>
-          <w:szCs w:val="16"/>
-          <w:lang w:val="en-US"/>
-        </w:rPr>
-        <w:t>(host='wallpapers.com', port=443) at 0x1e712d716d0&gt;, 'Connection to wallpapers.com timed out. (connect timeout=5)'))</w:t>
+        <w:t>: HTTPSConnectionPool(host='wallpapers.com', port=443): Max retries exceeded with url: /images/hd/zebra-background-n4dvlksh8qjj2axu.jpg (Caused by ConnectTimeoutError(&lt;HTTPSConnection(host='wallpapers.com', port=443) at 0x1e712d716d0&gt;, 'Connection to wallpapers.com timed out. (connect timeout=5)'))</w:t>
       </w:r>
     </w:p>
     <w:p>
@@ -15060,25 +11314,7 @@
           <w:szCs w:val="16"/>
           <w:lang w:val="en-US"/>
         </w:rPr>
-        <w:t xml:space="preserve">: </w:t>
-      </w:r>
-      <w:proofErr w:type="spellStart"/>
-      <w:r>
-        <w:rPr>
-          <w:sz w:val="16"/>
-          <w:szCs w:val="16"/>
-          <w:lang w:val="en-US"/>
-        </w:rPr>
-        <w:t>HTTPSConnectionPool</w:t>
-      </w:r>
-      <w:proofErr w:type="spellEnd"/>
-      <w:r>
-        <w:rPr>
-          <w:sz w:val="16"/>
-          <w:szCs w:val="16"/>
-          <w:lang w:val="en-US"/>
-        </w:rPr>
-        <w:t>(host='static.univid.io', port=443): Read timed out.</w:t>
+        <w:t>: HTTPSConnectionPool(host='static.univid.io', port=443): Read timed out.</w:t>
       </w:r>
     </w:p>
     <w:p>
@@ -15174,25 +11410,7 @@
           <w:szCs w:val="16"/>
           <w:lang w:val="en-US"/>
         </w:rPr>
-        <w:t xml:space="preserve">: </w:t>
-      </w:r>
-      <w:proofErr w:type="spellStart"/>
-      <w:r>
-        <w:rPr>
-          <w:sz w:val="16"/>
-          <w:szCs w:val="16"/>
-          <w:lang w:val="en-US"/>
-        </w:rPr>
-        <w:t>HTTPSConnectionPool</w:t>
-      </w:r>
-      <w:proofErr w:type="spellEnd"/>
-      <w:r>
-        <w:rPr>
-          <w:sz w:val="16"/>
-          <w:szCs w:val="16"/>
-          <w:lang w:val="en-US"/>
-        </w:rPr>
-        <w:t>(host='pngspot.com', port=443): Read timed out.</w:t>
+        <w:t>: HTTPSConnectionPool(host='pngspot.com', port=443): Read timed out.</w:t>
       </w:r>
     </w:p>
     <w:p>
@@ -15224,25 +11442,7 @@
           <w:szCs w:val="16"/>
           <w:lang w:val="en-US"/>
         </w:rPr>
-        <w:t xml:space="preserve">: </w:t>
-      </w:r>
-      <w:proofErr w:type="spellStart"/>
-      <w:r>
-        <w:rPr>
-          <w:sz w:val="16"/>
-          <w:szCs w:val="16"/>
-          <w:lang w:val="en-US"/>
-        </w:rPr>
-        <w:t>HTTPSConnectionPool</w:t>
-      </w:r>
-      <w:proofErr w:type="spellEnd"/>
-      <w:r>
-        <w:rPr>
-          <w:sz w:val="16"/>
-          <w:szCs w:val="16"/>
-          <w:lang w:val="en-US"/>
-        </w:rPr>
-        <w:t>(host='www.namibie-en-liberte.com', port=443): Read timed out.</w:t>
+        <w:t>: HTTPSConnectionPool(host='www.namibie-en-liberte.com', port=443): Read timed out.</w:t>
       </w:r>
     </w:p>
     <w:p>
@@ -15274,25 +11474,7 @@
           <w:szCs w:val="16"/>
           <w:lang w:val="en-US"/>
         </w:rPr>
-        <w:t xml:space="preserve">: </w:t>
-      </w:r>
-      <w:proofErr w:type="spellStart"/>
-      <w:r>
-        <w:rPr>
-          <w:sz w:val="16"/>
-          <w:szCs w:val="16"/>
-          <w:lang w:val="en-US"/>
-        </w:rPr>
-        <w:t>HTTPSConnectionPool</w:t>
-      </w:r>
-      <w:proofErr w:type="spellEnd"/>
-      <w:r>
-        <w:rPr>
-          <w:sz w:val="16"/>
-          <w:szCs w:val="16"/>
-          <w:lang w:val="en-US"/>
-        </w:rPr>
-        <w:t>(host='alchetron.com', port=443): Read timed out. (read timeout=5)</w:t>
+        <w:t>: HTTPSConnectionPool(host='alchetron.com', port=443): Read timed out. (read timeout=5)</w:t>
       </w:r>
     </w:p>
     <w:p>
@@ -15356,25 +11538,7 @@
           <w:szCs w:val="16"/>
           <w:lang w:val="en-US"/>
         </w:rPr>
-        <w:t xml:space="preserve">: </w:t>
-      </w:r>
-      <w:proofErr w:type="spellStart"/>
-      <w:r>
-        <w:rPr>
-          <w:sz w:val="16"/>
-          <w:szCs w:val="16"/>
-          <w:lang w:val="en-US"/>
-        </w:rPr>
-        <w:t>HTTPSConnectionPool</w:t>
-      </w:r>
-      <w:proofErr w:type="spellEnd"/>
-      <w:r>
-        <w:rPr>
-          <w:sz w:val="16"/>
-          <w:szCs w:val="16"/>
-          <w:lang w:val="en-US"/>
-        </w:rPr>
-        <w:t>(host='i.ytimg.com', port=443): Read timed out. (read timeout=5)</w:t>
+        <w:t>: HTTPSConnectionPool(host='i.ytimg.com', port=443): Read timed out. (read timeout=5)</w:t>
       </w:r>
     </w:p>
     <w:p>
@@ -15566,25 +11730,7 @@
           <w:szCs w:val="16"/>
           <w:lang w:val="en-US"/>
         </w:rPr>
-        <w:t xml:space="preserve">: </w:t>
-      </w:r>
-      <w:proofErr w:type="spellStart"/>
-      <w:r>
-        <w:rPr>
-          <w:sz w:val="16"/>
-          <w:szCs w:val="16"/>
-          <w:lang w:val="en-US"/>
-        </w:rPr>
-        <w:t>HTTPSConnectionPool</w:t>
-      </w:r>
-      <w:proofErr w:type="spellEnd"/>
-      <w:r>
-        <w:rPr>
-          <w:sz w:val="16"/>
-          <w:szCs w:val="16"/>
-          <w:lang w:val="en-US"/>
-        </w:rPr>
-        <w:t>(host='www.ilpost.it', port=443): Read timed out.</w:t>
+        <w:t>: HTTPSConnectionPool(host='www.ilpost.it', port=443): Read timed out.</w:t>
       </w:r>
     </w:p>
     <w:p>
@@ -15648,25 +11794,7 @@
           <w:szCs w:val="16"/>
           <w:lang w:val="en-US"/>
         </w:rPr>
-        <w:t xml:space="preserve">: </w:t>
-      </w:r>
-      <w:proofErr w:type="spellStart"/>
-      <w:r>
-        <w:rPr>
-          <w:sz w:val="16"/>
-          <w:szCs w:val="16"/>
-          <w:lang w:val="en-US"/>
-        </w:rPr>
-        <w:t>HTTPSConnectionPool</w:t>
-      </w:r>
-      <w:proofErr w:type="spellEnd"/>
-      <w:r>
-        <w:rPr>
-          <w:sz w:val="16"/>
-          <w:szCs w:val="16"/>
-          <w:lang w:val="en-US"/>
-        </w:rPr>
-        <w:t>(host='1.bp.blogspot.com', port=443): Read timed out. (read timeout=5)</w:t>
+        <w:t>: HTTPSConnectionPool(host='1.bp.blogspot.com', port=443): Read timed out. (read timeout=5)</w:t>
       </w:r>
     </w:p>
     <w:p>
@@ -15698,25 +11826,7 @@
           <w:szCs w:val="16"/>
           <w:lang w:val="en-US"/>
         </w:rPr>
-        <w:t xml:space="preserve">: </w:t>
-      </w:r>
-      <w:proofErr w:type="spellStart"/>
-      <w:r>
-        <w:rPr>
-          <w:sz w:val="16"/>
-          <w:szCs w:val="16"/>
-          <w:lang w:val="en-US"/>
-        </w:rPr>
-        <w:t>HTTPSConnectionPool</w:t>
-      </w:r>
-      <w:proofErr w:type="spellEnd"/>
-      <w:r>
-        <w:rPr>
-          <w:sz w:val="16"/>
-          <w:szCs w:val="16"/>
-          <w:lang w:val="en-US"/>
-        </w:rPr>
-        <w:t>(host='www.vice.com', port=443): Read timed out. (read timeout=5)</w:t>
+        <w:t>: HTTPSConnectionPool(host='www.vice.com', port=443): Read timed out. (read timeout=5)</w:t>
       </w:r>
     </w:p>
     <w:p>
@@ -15748,25 +11858,7 @@
           <w:szCs w:val="16"/>
           <w:lang w:val="en-US"/>
         </w:rPr>
-        <w:t xml:space="preserve">: </w:t>
-      </w:r>
-      <w:proofErr w:type="spellStart"/>
-      <w:r>
-        <w:rPr>
-          <w:sz w:val="16"/>
-          <w:szCs w:val="16"/>
-          <w:lang w:val="en-US"/>
-        </w:rPr>
-        <w:t>HTTPSConnectionPool</w:t>
-      </w:r>
-      <w:proofErr w:type="spellEnd"/>
-      <w:r>
-        <w:rPr>
-          <w:sz w:val="16"/>
-          <w:szCs w:val="16"/>
-          <w:lang w:val="en-US"/>
-        </w:rPr>
-        <w:t>(host='static1.bigstockphoto.com', port=443): Read timed out.</w:t>
+        <w:t>: HTTPSConnectionPool(host='static1.bigstockphoto.com', port=443): Read timed out.</w:t>
       </w:r>
     </w:p>
     <w:p>
@@ -15894,25 +11986,7 @@
           <w:szCs w:val="16"/>
           <w:lang w:val="en-US"/>
         </w:rPr>
-        <w:t xml:space="preserve">: </w:t>
-      </w:r>
-      <w:proofErr w:type="spellStart"/>
-      <w:r>
-        <w:rPr>
-          <w:sz w:val="16"/>
-          <w:szCs w:val="16"/>
-          <w:lang w:val="en-US"/>
-        </w:rPr>
-        <w:t>HTTPSConnectionPool</w:t>
-      </w:r>
-      <w:proofErr w:type="spellEnd"/>
-      <w:r>
-        <w:rPr>
-          <w:sz w:val="16"/>
-          <w:szCs w:val="16"/>
-          <w:lang w:val="en-US"/>
-        </w:rPr>
-        <w:t>(host='images.mktw.net', port=443): Read timed out.</w:t>
+        <w:t>: HTTPSConnectionPool(host='images.mktw.net', port=443): Read timed out.</w:t>
       </w:r>
     </w:p>
     <w:p>
@@ -15944,25 +12018,7 @@
           <w:szCs w:val="16"/>
           <w:lang w:val="en-US"/>
         </w:rPr>
-        <w:t xml:space="preserve">: </w:t>
-      </w:r>
-      <w:proofErr w:type="spellStart"/>
-      <w:r>
-        <w:rPr>
-          <w:sz w:val="16"/>
-          <w:szCs w:val="16"/>
-          <w:lang w:val="en-US"/>
-        </w:rPr>
-        <w:t>HTTPSConnectionPool</w:t>
-      </w:r>
-      <w:proofErr w:type="spellEnd"/>
-      <w:r>
-        <w:rPr>
-          <w:sz w:val="16"/>
-          <w:szCs w:val="16"/>
-          <w:lang w:val="en-US"/>
-        </w:rPr>
-        <w:t>(host='c8.alamy.com', port=443): Read timed out. (read timeout=5)</w:t>
+        <w:t>: HTTPSConnectionPool(host='c8.alamy.com', port=443): Read timed out. (read timeout=5)</w:t>
       </w:r>
     </w:p>
     <w:p>
@@ -15994,25 +12050,7 @@
           <w:szCs w:val="16"/>
           <w:lang w:val="en-US"/>
         </w:rPr>
-        <w:t xml:space="preserve">: </w:t>
-      </w:r>
-      <w:proofErr w:type="spellStart"/>
-      <w:r>
-        <w:rPr>
-          <w:sz w:val="16"/>
-          <w:szCs w:val="16"/>
-          <w:lang w:val="en-US"/>
-        </w:rPr>
-        <w:t>HTTPSConnectionPool</w:t>
-      </w:r>
-      <w:proofErr w:type="spellEnd"/>
-      <w:r>
-        <w:rPr>
-          <w:sz w:val="16"/>
-          <w:szCs w:val="16"/>
-          <w:lang w:val="en-US"/>
-        </w:rPr>
-        <w:t>(host='p0.piqsels.com', port=443): Read timed out.</w:t>
+        <w:t>: HTTPSConnectionPool(host='p0.piqsels.com', port=443): Read timed out.</w:t>
       </w:r>
     </w:p>
     <w:p>
@@ -16077,79 +12115,7 @@
           <w:szCs w:val="16"/>
           <w:lang w:val="en-US"/>
         </w:rPr>
-        <w:t xml:space="preserve">: </w:t>
-      </w:r>
-      <w:proofErr w:type="spellStart"/>
-      <w:r>
-        <w:rPr>
-          <w:sz w:val="16"/>
-          <w:szCs w:val="16"/>
-          <w:lang w:val="en-US"/>
-        </w:rPr>
-        <w:t>HTTPSConnectionPool</w:t>
-      </w:r>
-      <w:proofErr w:type="spellEnd"/>
-      <w:r>
-        <w:rPr>
-          <w:sz w:val="16"/>
-          <w:szCs w:val="16"/>
-          <w:lang w:val="en-US"/>
-        </w:rPr>
-        <w:t>(host='wallpapers.com', port=443): Max retries exceeded with url: /images/</w:t>
-      </w:r>
-      <w:proofErr w:type="spellStart"/>
-      <w:r>
-        <w:rPr>
-          <w:sz w:val="16"/>
-          <w:szCs w:val="16"/>
-          <w:lang w:val="en-US"/>
-        </w:rPr>
-        <w:t>hd</w:t>
-      </w:r>
-      <w:proofErr w:type="spellEnd"/>
-      <w:r>
-        <w:rPr>
-          <w:sz w:val="16"/>
-          <w:szCs w:val="16"/>
-          <w:lang w:val="en-US"/>
-        </w:rPr>
-        <w:t xml:space="preserve">/zebra-background-zlzsk4jga1bdw4vu.jpg (Caused by </w:t>
-      </w:r>
-      <w:proofErr w:type="spellStart"/>
-      <w:r>
-        <w:rPr>
-          <w:sz w:val="16"/>
-          <w:szCs w:val="16"/>
-          <w:lang w:val="en-US"/>
-        </w:rPr>
-        <w:t>ConnectTimeoutError</w:t>
-      </w:r>
-      <w:proofErr w:type="spellEnd"/>
-      <w:r>
-        <w:rPr>
-          <w:sz w:val="16"/>
-          <w:szCs w:val="16"/>
-          <w:lang w:val="en-US"/>
-        </w:rPr>
-        <w:t>(&lt;</w:t>
-      </w:r>
-      <w:proofErr w:type="spellStart"/>
-      <w:r>
-        <w:rPr>
-          <w:sz w:val="16"/>
-          <w:szCs w:val="16"/>
-          <w:lang w:val="en-US"/>
-        </w:rPr>
-        <w:t>HTTPSConnection</w:t>
-      </w:r>
-      <w:proofErr w:type="spellEnd"/>
-      <w:r>
-        <w:rPr>
-          <w:sz w:val="16"/>
-          <w:szCs w:val="16"/>
-          <w:lang w:val="en-US"/>
-        </w:rPr>
-        <w:t>(host='wallpapers.com', port=443) at 0x1e71429b750&gt;, 'Connection to wallpapers.com timed out. (connect timeout=5)'))</w:t>
+        <w:t>: HTTPSConnectionPool(host='wallpapers.com', port=443): Max retries exceeded with url: /images/hd/zebra-background-zlzsk4jga1bdw4vu.jpg (Caused by ConnectTimeoutError(&lt;HTTPSConnection(host='wallpapers.com', port=443) at 0x1e71429b750&gt;, 'Connection to wallpapers.com timed out. (connect timeout=5)'))</w:t>
       </w:r>
     </w:p>
     <w:p>
@@ -16181,25 +12147,7 @@
           <w:szCs w:val="16"/>
           <w:lang w:val="en-US"/>
         </w:rPr>
-        <w:t xml:space="preserve">: </w:t>
-      </w:r>
-      <w:proofErr w:type="spellStart"/>
-      <w:r>
-        <w:rPr>
-          <w:sz w:val="16"/>
-          <w:szCs w:val="16"/>
-          <w:lang w:val="en-US"/>
-        </w:rPr>
-        <w:t>HTTPSConnectionPool</w:t>
-      </w:r>
-      <w:proofErr w:type="spellEnd"/>
-      <w:r>
-        <w:rPr>
-          <w:sz w:val="16"/>
-          <w:szCs w:val="16"/>
-          <w:lang w:val="en-US"/>
-        </w:rPr>
-        <w:t>(host='images.fineartamerica.com', port=443): Read timed out. (read timeout=5)</w:t>
+        <w:t>: HTTPSConnectionPool(host='images.fineartamerica.com', port=443): Read timed out. (read timeout=5)</w:t>
       </w:r>
     </w:p>
     <w:p>
@@ -16263,25 +12211,7 @@
           <w:szCs w:val="16"/>
           <w:lang w:val="en-US"/>
         </w:rPr>
-        <w:t xml:space="preserve">: </w:t>
-      </w:r>
-      <w:proofErr w:type="spellStart"/>
-      <w:r>
-        <w:rPr>
-          <w:sz w:val="16"/>
-          <w:szCs w:val="16"/>
-          <w:lang w:val="en-US"/>
-        </w:rPr>
-        <w:t>HTTPSConnectionPool</w:t>
-      </w:r>
-      <w:proofErr w:type="spellEnd"/>
-      <w:r>
-        <w:rPr>
-          <w:sz w:val="16"/>
-          <w:szCs w:val="16"/>
-          <w:lang w:val="en-US"/>
-        </w:rPr>
-        <w:t>(host='c8.alamy.com', port=443): Read timed out. (read timeout=5)</w:t>
+        <w:t>: HTTPSConnectionPool(host='c8.alamy.com', port=443): Read timed out. (read timeout=5)</w:t>
       </w:r>
     </w:p>
     <w:p>
@@ -16313,25 +12243,7 @@
           <w:szCs w:val="16"/>
           <w:lang w:val="en-US"/>
         </w:rPr>
-        <w:t xml:space="preserve">: </w:t>
-      </w:r>
-      <w:proofErr w:type="spellStart"/>
-      <w:r>
-        <w:rPr>
-          <w:sz w:val="16"/>
-          <w:szCs w:val="16"/>
-          <w:lang w:val="en-US"/>
-        </w:rPr>
-        <w:t>HTTPSConnectionPool</w:t>
-      </w:r>
-      <w:proofErr w:type="spellEnd"/>
-      <w:r>
-        <w:rPr>
-          <w:sz w:val="16"/>
-          <w:szCs w:val="16"/>
-          <w:lang w:val="en-US"/>
-        </w:rPr>
-        <w:t>(host='cdn.outschool.com', port=443): Read timed out.</w:t>
+        <w:t>: HTTPSConnectionPool(host='cdn.outschool.com', port=443): Read timed out.</w:t>
       </w:r>
     </w:p>
     <w:p>
@@ -16363,25 +12275,7 @@
           <w:szCs w:val="16"/>
           <w:lang w:val="en-US"/>
         </w:rPr>
-        <w:t xml:space="preserve">: </w:t>
-      </w:r>
-      <w:proofErr w:type="spellStart"/>
-      <w:r>
-        <w:rPr>
-          <w:sz w:val="16"/>
-          <w:szCs w:val="16"/>
-          <w:lang w:val="en-US"/>
-        </w:rPr>
-        <w:t>HTTPSConnectionPool</w:t>
-      </w:r>
-      <w:proofErr w:type="spellEnd"/>
-      <w:r>
-        <w:rPr>
-          <w:sz w:val="16"/>
-          <w:szCs w:val="16"/>
-          <w:lang w:val="en-US"/>
-        </w:rPr>
-        <w:t>(host='img2.akspic.ru', port=443): Read timed out.</w:t>
+        <w:t>: HTTPSConnectionPool(host='img2.akspic.ru', port=443): Read timed out.</w:t>
       </w:r>
     </w:p>
     <w:p>
@@ -16477,25 +12371,7 @@
           <w:szCs w:val="16"/>
           <w:lang w:val="en-US"/>
         </w:rPr>
-        <w:t xml:space="preserve">: </w:t>
-      </w:r>
-      <w:proofErr w:type="spellStart"/>
-      <w:r>
-        <w:rPr>
-          <w:sz w:val="16"/>
-          <w:szCs w:val="16"/>
-          <w:lang w:val="en-US"/>
-        </w:rPr>
-        <w:t>HTTPSConnectionPool</w:t>
-      </w:r>
-      <w:proofErr w:type="spellEnd"/>
-      <w:r>
-        <w:rPr>
-          <w:sz w:val="16"/>
-          <w:szCs w:val="16"/>
-          <w:lang w:val="en-US"/>
-        </w:rPr>
-        <w:t>(host='c8.alamy.com', port=443): Read timed out. (read timeout=5)</w:t>
+        <w:t>: HTTPSConnectionPool(host='c8.alamy.com', port=443): Read timed out. (read timeout=5)</w:t>
       </w:r>
     </w:p>
     <w:p>
@@ -16527,43 +12403,7 @@
           <w:szCs w:val="16"/>
           <w:lang w:val="en-US"/>
         </w:rPr>
-        <w:t xml:space="preserve">: </w:t>
-      </w:r>
-      <w:proofErr w:type="spellStart"/>
-      <w:r>
-        <w:rPr>
-          <w:sz w:val="16"/>
-          <w:szCs w:val="16"/>
-          <w:lang w:val="en-US"/>
-        </w:rPr>
-        <w:t>HTTPSConnectionPool</w:t>
-      </w:r>
-      <w:proofErr w:type="spellEnd"/>
-      <w:r>
-        <w:rPr>
-          <w:sz w:val="16"/>
-          <w:szCs w:val="16"/>
-          <w:lang w:val="en-US"/>
-        </w:rPr>
-        <w:t>(host='</w:t>
-      </w:r>
-      <w:proofErr w:type="spellStart"/>
-      <w:r>
-        <w:rPr>
-          <w:sz w:val="16"/>
-          <w:szCs w:val="16"/>
-          <w:lang w:val="en-US"/>
-        </w:rPr>
-        <w:t>vectorimages.online</w:t>
-      </w:r>
-      <w:proofErr w:type="spellEnd"/>
-      <w:r>
-        <w:rPr>
-          <w:sz w:val="16"/>
-          <w:szCs w:val="16"/>
-          <w:lang w:val="en-US"/>
-        </w:rPr>
-        <w:t>', port=443): Read timed out.</w:t>
+        <w:t>: HTTPSConnectionPool(host='vectorimages.online', port=443): Read timed out.</w:t>
       </w:r>
     </w:p>
     <w:p>
@@ -16627,25 +12467,7 @@
           <w:szCs w:val="16"/>
           <w:lang w:val="en-US"/>
         </w:rPr>
-        <w:t xml:space="preserve">: </w:t>
-      </w:r>
-      <w:proofErr w:type="spellStart"/>
-      <w:r>
-        <w:rPr>
-          <w:sz w:val="16"/>
-          <w:szCs w:val="16"/>
-          <w:lang w:val="en-US"/>
-        </w:rPr>
-        <w:t>HTTPSConnectionPool</w:t>
-      </w:r>
-      <w:proofErr w:type="spellEnd"/>
-      <w:r>
-        <w:rPr>
-          <w:sz w:val="16"/>
-          <w:szCs w:val="16"/>
-          <w:lang w:val="en-US"/>
-        </w:rPr>
-        <w:t>(host='c8.alamy.com', port=443): Read timed out. (read timeout=5)</w:t>
+        <w:t>: HTTPSConnectionPool(host='c8.alamy.com', port=443): Read timed out. (read timeout=5)</w:t>
       </w:r>
     </w:p>
     <w:p>
@@ -16677,25 +12499,7 @@
           <w:szCs w:val="16"/>
           <w:lang w:val="en-US"/>
         </w:rPr>
-        <w:t xml:space="preserve">: </w:t>
-      </w:r>
-      <w:proofErr w:type="spellStart"/>
-      <w:r>
-        <w:rPr>
-          <w:sz w:val="16"/>
-          <w:szCs w:val="16"/>
-          <w:lang w:val="en-US"/>
-        </w:rPr>
-        <w:t>HTTPSConnectionPool</w:t>
-      </w:r>
-      <w:proofErr w:type="spellEnd"/>
-      <w:r>
-        <w:rPr>
-          <w:sz w:val="16"/>
-          <w:szCs w:val="16"/>
-          <w:lang w:val="en-US"/>
-        </w:rPr>
-        <w:t>(host='classroomclipart.com', port=443): Read timed out.</w:t>
+        <w:t>: HTTPSConnectionPool(host='classroomclipart.com', port=443): Read timed out.</w:t>
       </w:r>
     </w:p>
     <w:p>
@@ -16726,64 +12530,14 @@
           <w:szCs w:val="16"/>
           <w:lang w:val="en-US"/>
         </w:rPr>
-        <w:t xml:space="preserve">: </w:t>
-      </w:r>
-      <w:proofErr w:type="spellStart"/>
-      <w:r>
-        <w:rPr>
-          <w:sz w:val="16"/>
-          <w:szCs w:val="16"/>
-          <w:lang w:val="en-US"/>
-        </w:rPr>
-        <w:t>HTTPSConnectionPool</w:t>
-      </w:r>
-      <w:proofErr w:type="spellEnd"/>
-      <w:r>
-        <w:rPr>
-          <w:sz w:val="16"/>
-          <w:szCs w:val="16"/>
-          <w:lang w:val="en-US"/>
-        </w:rPr>
-        <w:t xml:space="preserve">(host='t3.ftcdn.net', port=443): Read timed out. </w:t>
-      </w:r>
-      <w:r>
-        <w:rPr>
-          <w:sz w:val="16"/>
-          <w:szCs w:val="16"/>
-        </w:rPr>
-        <w:t>(</w:t>
-      </w:r>
-      <w:proofErr w:type="spellStart"/>
-      <w:r>
-        <w:rPr>
-          <w:sz w:val="16"/>
-          <w:szCs w:val="16"/>
-        </w:rPr>
-        <w:t>read</w:t>
-      </w:r>
-      <w:proofErr w:type="spellEnd"/>
-      <w:r>
-        <w:rPr>
-          <w:sz w:val="16"/>
-          <w:szCs w:val="16"/>
-        </w:rPr>
-        <w:t xml:space="preserve"> </w:t>
-      </w:r>
-      <w:proofErr w:type="spellStart"/>
-      <w:r>
-        <w:rPr>
-          <w:sz w:val="16"/>
-          <w:szCs w:val="16"/>
-        </w:rPr>
-        <w:t>timeout</w:t>
-      </w:r>
-      <w:proofErr w:type="spellEnd"/>
-      <w:r>
-        <w:rPr>
-          <w:sz w:val="16"/>
-          <w:szCs w:val="16"/>
-        </w:rPr>
-        <w:t>=5)</w:t>
+        <w:t xml:space="preserve">: HTTPSConnectionPool(host='t3.ftcdn.net', port=443): Read timed out. </w:t>
+      </w:r>
+      <w:r>
+        <w:rPr>
+          <w:sz w:val="16"/>
+          <w:szCs w:val="16"/>
+        </w:rPr>
+        <w:t>(read timeout=5)</w:t>
       </w:r>
     </w:p>
     <w:sectPr>
@@ -17752,6 +13506,7 @@
   <w:style w:type="character" w:default="1" w:styleId="a0">
     <w:name w:val="Default Paragraph Font"/>
     <w:uiPriority w:val="1"/>
+    <w:semiHidden/>
     <w:unhideWhenUsed/>
   </w:style>
   <w:style w:type="table" w:default="1" w:styleId="a1">
